--- a/SOF3032/Slide/Slide 4/Lab4.docx
+++ b/SOF3032/Slide/Slide 4/Lab4.docx
@@ -1,18 +1,157 @@
 
 <file path=word/document.xml><?xml version="1.0" encoding="utf-8"?>
-<w:document xmlns:wpc="http://schemas.microsoft.com/office/word/2010/wordprocessingCanvas" xmlns:cx="http://schemas.microsoft.com/office/drawing/2014/chartex" xmlns:cx1="http://schemas.microsoft.com/office/drawing/2015/9/8/chartex" xmlns:cx2="http://schemas.microsoft.com/office/drawing/2015/10/21/chartex" xmlns:cx3="http://schemas.microsoft.com/office/drawing/2016/5/9/chartex" xmlns:cx4="http://schemas.microsoft.com/office/drawing/2016/5/10/chartex" xmlns:cx5="http://schemas.microsoft.com/office/drawing/2016/5/11/chartex" xmlns:cx6="http://schemas.microsoft.com/office/drawing/2016/5/12/chartex" xmlns:cx7="http://schemas.microsoft.com/office/drawing/2016/5/13/chartex" xmlns:cx8="http://schemas.microsoft.com/office/drawing/2016/5/14/chartex" xmlns:mc="http://schemas.openxmlformats.org/markup-compatibility/2006" xmlns:aink="http://schemas.microsoft.com/office/drawing/2016/ink" xmlns:am3d="http://schemas.microsoft.com/office/drawing/2017/model3d" xmlns:o="urn:schemas-microsoft-com:office:office" xmlns:oel="http://schemas.microsoft.com/office/2019/extlst" xmlns:r="http://schemas.openxmlformats.org/officeDocument/2006/relationships" xmlns:m="http://schemas.openxmlformats.org/officeDocument/2006/math" xmlns:v="urn:schemas-microsoft-com:vml" xmlns:wp14="http://schemas.microsoft.com/office/word/2010/wordprocessingDrawing" xmlns:wp="http://schemas.openxmlformats.org/drawingml/2006/wordprocessingDrawing" xmlns:w10="urn:schemas-microsoft-com:office:word" xmlns:w="http://schemas.openxmlformats.org/wordprocessingml/2006/main" xmlns:w14="http://schemas.microsoft.com/office/word/2010/wordml" xmlns:w15="http://schemas.microsoft.com/office/word/2012/wordml" xmlns:w16cex="http://schemas.microsoft.com/office/word/2018/wordml/cex" xmlns:w16cid="http://schemas.microsoft.com/office/word/2016/wordml/cid" xmlns:w16="http://schemas.microsoft.com/office/word/2018/wordml" xmlns:w16du="http://schemas.microsoft.com/office/word/2023/wordml/word16du" xmlns:w16sdtdh="http://schemas.microsoft.com/office/word/2020/wordml/sdtdatahash" xmlns:w16se="http://schemas.microsoft.com/office/word/2015/wordml/symex" xmlns:wpg="http://schemas.microsoft.com/office/word/2010/wordprocessingGroup" xmlns:wpi="http://schemas.microsoft.com/office/word/2010/wordprocessingInk" xmlns:wne="http://schemas.microsoft.com/office/word/2006/wordml" xmlns:wps="http://schemas.microsoft.com/office/word/2010/wordprocessingShape" mc:Ignorable="w14 w15 w16se w16cid w16 w16cex w16sdtdh w16du wp14">
+<w:document xmlns:wpc="http://schemas.microsoft.com/office/word/2010/wordprocessingCanvas" xmlns:cx="http://schemas.microsoft.com/office/drawing/2014/chartex" xmlns:cx1="http://schemas.microsoft.com/office/drawing/2015/9/8/chartex" xmlns:cx2="http://schemas.microsoft.com/office/drawing/2015/10/21/chartex" xmlns:cx3="http://schemas.microsoft.com/office/drawing/2016/5/9/chartex" xmlns:cx4="http://schemas.microsoft.com/office/drawing/2016/5/10/chartex" xmlns:cx5="http://schemas.microsoft.com/office/drawing/2016/5/11/chartex" xmlns:cx6="http://schemas.microsoft.com/office/drawing/2016/5/12/chartex" xmlns:cx7="http://schemas.microsoft.com/office/drawing/2016/5/13/chartex" xmlns:cx8="http://schemas.microsoft.com/office/drawing/2016/5/14/chartex" xmlns:mc="http://schemas.openxmlformats.org/markup-compatibility/2006" xmlns:aink="http://schemas.microsoft.com/office/drawing/2016/ink" xmlns:am3d="http://schemas.microsoft.com/office/drawing/2017/model3d" xmlns:o="urn:schemas-microsoft-com:office:office" xmlns:r="http://schemas.openxmlformats.org/officeDocument/2006/relationships" xmlns:m="http://schemas.openxmlformats.org/officeDocument/2006/math" xmlns:v="urn:schemas-microsoft-com:vml" xmlns:wp14="http://schemas.microsoft.com/office/word/2010/wordprocessingDrawing" xmlns:wp="http://schemas.openxmlformats.org/drawingml/2006/wordprocessingDrawing" xmlns:w10="urn:schemas-microsoft-com:office:word" xmlns:w="http://schemas.openxmlformats.org/wordprocessingml/2006/main" xmlns:w14="http://schemas.microsoft.com/office/word/2010/wordml" xmlns:w15="http://schemas.microsoft.com/office/word/2012/wordml" xmlns:w16cex="http://schemas.microsoft.com/office/word/2018/wordml/cex" xmlns:w16cid="http://schemas.microsoft.com/office/word/2016/wordml/cid" xmlns:w16="http://schemas.microsoft.com/office/word/2018/wordml" xmlns:w16sdtdh="http://schemas.microsoft.com/office/word/2020/wordml/sdtdatahash" xmlns:w16se="http://schemas.microsoft.com/office/word/2015/wordml/symex" xmlns:wpg="http://schemas.microsoft.com/office/word/2010/wordprocessingGroup" xmlns:wpi="http://schemas.microsoft.com/office/word/2010/wordprocessingInk" xmlns:wne="http://schemas.microsoft.com/office/word/2006/wordml" xmlns:wps="http://schemas.microsoft.com/office/word/2010/wordprocessingShape" mc:Ignorable="w14 w15 w16se w16cid w16 w16cex w16sdtdh wp14">
   <w:body>
     <w:p>
       <w:pPr>
         <w:pStyle w:val="Heading1"/>
       </w:pPr>
-      <w:r>
-        <w:t>Mục tiêu:</w:t>
-      </w:r>
-    </w:p>
-    <w:p>
-      <w:r>
-        <w:t>Kết thúc bài thực hành này bạn có khả năng nắm được các loại kiểm thử như</w:t>
+      <w:proofErr w:type="spellStart"/>
+      <w:r>
+        <w:t>M</w:t>
+      </w:r>
+      <w:r>
+        <w:t>ụ</w:t>
+      </w:r>
+      <w:r>
+        <w:t>c</w:t>
+      </w:r>
+      <w:proofErr w:type="spellEnd"/>
+      <w:r>
+        <w:t xml:space="preserve"> </w:t>
+      </w:r>
+      <w:proofErr w:type="spellStart"/>
+      <w:r>
+        <w:t>tiêu</w:t>
+      </w:r>
+      <w:proofErr w:type="spellEnd"/>
+      <w:r>
+        <w:t>:</w:t>
+      </w:r>
+    </w:p>
+    <w:p>
+      <w:proofErr w:type="spellStart"/>
+      <w:r>
+        <w:t>K</w:t>
+      </w:r>
+      <w:r>
+        <w:t>ế</w:t>
+      </w:r>
+      <w:r>
+        <w:t>t</w:t>
+      </w:r>
+      <w:proofErr w:type="spellEnd"/>
+      <w:r>
+        <w:t xml:space="preserve"> </w:t>
+      </w:r>
+      <w:proofErr w:type="spellStart"/>
+      <w:r>
+        <w:t>thúc</w:t>
+      </w:r>
+      <w:proofErr w:type="spellEnd"/>
+      <w:r>
+        <w:t xml:space="preserve"> </w:t>
+      </w:r>
+      <w:proofErr w:type="spellStart"/>
+      <w:r>
+        <w:t>bài</w:t>
+      </w:r>
+      <w:proofErr w:type="spellEnd"/>
+      <w:r>
+        <w:t xml:space="preserve"> th</w:t>
+      </w:r>
+      <w:r>
+        <w:t>ự</w:t>
+      </w:r>
+      <w:r>
+        <w:t xml:space="preserve">c </w:t>
+      </w:r>
+      <w:proofErr w:type="spellStart"/>
+      <w:r>
+        <w:t>hành</w:t>
+      </w:r>
+      <w:proofErr w:type="spellEnd"/>
+      <w:r>
+        <w:t xml:space="preserve"> này </w:t>
+      </w:r>
+      <w:proofErr w:type="spellStart"/>
+      <w:r>
+        <w:t>b</w:t>
+      </w:r>
+      <w:r>
+        <w:t>ạ</w:t>
+      </w:r>
+      <w:r>
+        <w:t>n</w:t>
+      </w:r>
+      <w:proofErr w:type="spellEnd"/>
+      <w:r>
+        <w:t xml:space="preserve"> có </w:t>
+      </w:r>
+      <w:proofErr w:type="spellStart"/>
+      <w:r>
+        <w:t>kh</w:t>
+      </w:r>
+      <w:r>
+        <w:t>ả</w:t>
+      </w:r>
+      <w:proofErr w:type="spellEnd"/>
+      <w:r>
+        <w:t xml:space="preserve"> </w:t>
+      </w:r>
+      <w:proofErr w:type="spellStart"/>
+      <w:r>
+        <w:t>năng</w:t>
+      </w:r>
+      <w:proofErr w:type="spellEnd"/>
+      <w:r>
+        <w:t xml:space="preserve"> </w:t>
+      </w:r>
+      <w:proofErr w:type="spellStart"/>
+      <w:r>
+        <w:t>n</w:t>
+      </w:r>
+      <w:r>
+        <w:t>ắ</w:t>
+      </w:r>
+      <w:r>
+        <w:t>m</w:t>
+      </w:r>
+      <w:proofErr w:type="spellEnd"/>
+      <w:r>
+        <w:t xml:space="preserve"> đư</w:t>
+      </w:r>
+      <w:r>
+        <w:t>ợ</w:t>
+      </w:r>
+      <w:r>
+        <w:t xml:space="preserve">c các </w:t>
+      </w:r>
+      <w:proofErr w:type="spellStart"/>
+      <w:r>
+        <w:t>lo</w:t>
+      </w:r>
+      <w:r>
+        <w:t>ạ</w:t>
+      </w:r>
+      <w:r>
+        <w:t>i</w:t>
+      </w:r>
+      <w:proofErr w:type="spellEnd"/>
+      <w:r>
+        <w:t xml:space="preserve"> ki</w:t>
+      </w:r>
+      <w:r>
+        <w:t>ể</w:t>
+      </w:r>
+      <w:r>
+        <w:t>m th</w:t>
+      </w:r>
+      <w:r>
+        <w:t>ử</w:t>
+      </w:r>
+      <w:r>
+        <w:t xml:space="preserve"> như</w:t>
       </w:r>
     </w:p>
     <w:p>
@@ -30,8 +169,25 @@
         </w:pBdr>
       </w:pPr>
       <w:r>
-        <w:t>Static Testing - Kiểm thử tĩnh</w:t>
-      </w:r>
+        <w:t>Static Testing - Ki</w:t>
+      </w:r>
+      <w:r>
+        <w:t>ể</w:t>
+      </w:r>
+      <w:r>
+        <w:t>m th</w:t>
+      </w:r>
+      <w:r>
+        <w:t>ử</w:t>
+      </w:r>
+      <w:r>
+        <w:t xml:space="preserve"> </w:t>
+      </w:r>
+      <w:proofErr w:type="spellStart"/>
+      <w:r>
+        <w:t>tĩnh</w:t>
+      </w:r>
+      <w:proofErr w:type="spellEnd"/>
     </w:p>
     <w:p>
       <w:pPr>
@@ -47,9 +203,45 @@
           <w:between w:val="nil"/>
         </w:pBdr>
       </w:pPr>
-      <w:r>
-        <w:t>BlackBox Testing - Kiểm thử hộp đen</w:t>
-      </w:r>
+      <w:proofErr w:type="spellStart"/>
+      <w:r>
+        <w:t>BlackBox</w:t>
+      </w:r>
+      <w:proofErr w:type="spellEnd"/>
+      <w:r>
+        <w:t xml:space="preserve"> Testing - Ki</w:t>
+      </w:r>
+      <w:r>
+        <w:t>ể</w:t>
+      </w:r>
+      <w:r>
+        <w:t>m th</w:t>
+      </w:r>
+      <w:r>
+        <w:t>ử</w:t>
+      </w:r>
+      <w:r>
+        <w:t xml:space="preserve"> </w:t>
+      </w:r>
+      <w:proofErr w:type="spellStart"/>
+      <w:r>
+        <w:t>h</w:t>
+      </w:r>
+      <w:r>
+        <w:t>ộ</w:t>
+      </w:r>
+      <w:r>
+        <w:t>p</w:t>
+      </w:r>
+      <w:proofErr w:type="spellEnd"/>
+      <w:r>
+        <w:t xml:space="preserve"> </w:t>
+      </w:r>
+      <w:proofErr w:type="spellStart"/>
+      <w:r>
+        <w:t>đen</w:t>
+      </w:r>
+      <w:proofErr w:type="spellEnd"/>
     </w:p>
     <w:p>
       <w:pPr>
@@ -65,9 +257,51 @@
           <w:between w:val="nil"/>
         </w:pBdr>
       </w:pPr>
-      <w:r>
-        <w:t>WhiteBox Testing - Kiểm thử hộp trắng</w:t>
-      </w:r>
+      <w:proofErr w:type="spellStart"/>
+      <w:r>
+        <w:t>WhiteBox</w:t>
+      </w:r>
+      <w:proofErr w:type="spellEnd"/>
+      <w:r>
+        <w:t xml:space="preserve"> Testing - Ki</w:t>
+      </w:r>
+      <w:r>
+        <w:t>ể</w:t>
+      </w:r>
+      <w:r>
+        <w:t>m th</w:t>
+      </w:r>
+      <w:r>
+        <w:t>ử</w:t>
+      </w:r>
+      <w:r>
+        <w:t xml:space="preserve"> </w:t>
+      </w:r>
+      <w:proofErr w:type="spellStart"/>
+      <w:r>
+        <w:t>h</w:t>
+      </w:r>
+      <w:r>
+        <w:t>ộ</w:t>
+      </w:r>
+      <w:r>
+        <w:t>p</w:t>
+      </w:r>
+      <w:proofErr w:type="spellEnd"/>
+      <w:r>
+        <w:t xml:space="preserve"> </w:t>
+      </w:r>
+      <w:proofErr w:type="spellStart"/>
+      <w:r>
+        <w:t>tr</w:t>
+      </w:r>
+      <w:r>
+        <w:t>ắ</w:t>
+      </w:r>
+      <w:r>
+        <w:t>ng</w:t>
+      </w:r>
+      <w:proofErr w:type="spellEnd"/>
     </w:p>
     <w:p>
       <w:pPr>
@@ -84,7 +318,41 @@
         </w:pBdr>
       </w:pPr>
       <w:r>
-        <w:t xml:space="preserve">Non-Functional Testing - Kiểm thử phi chức năng </w:t>
+        <w:t>Non-Functional Testing - Ki</w:t>
+      </w:r>
+      <w:r>
+        <w:t>ể</w:t>
+      </w:r>
+      <w:r>
+        <w:t>m th</w:t>
+      </w:r>
+      <w:r>
+        <w:t>ử</w:t>
+      </w:r>
+      <w:r>
+        <w:t xml:space="preserve"> phi </w:t>
+      </w:r>
+      <w:proofErr w:type="spellStart"/>
+      <w:r>
+        <w:t>ch</w:t>
+      </w:r>
+      <w:r>
+        <w:t>ứ</w:t>
+      </w:r>
+      <w:r>
+        <w:t>c</w:t>
+      </w:r>
+      <w:proofErr w:type="spellEnd"/>
+      <w:r>
+        <w:t xml:space="preserve"> </w:t>
+      </w:r>
+      <w:proofErr w:type="spellStart"/>
+      <w:r>
+        <w:t>năng</w:t>
+      </w:r>
+      <w:proofErr w:type="spellEnd"/>
+      <w:r>
+        <w:t xml:space="preserve"> </w:t>
       </w:r>
     </w:p>
     <w:p>
@@ -92,20 +360,140 @@
         <w:pStyle w:val="Heading1"/>
       </w:pPr>
       <w:r>
-        <w:t>PHẦN I</w:t>
+        <w:t>PH</w:t>
+      </w:r>
+      <w:r>
+        <w:t>Ầ</w:t>
+      </w:r>
+      <w:r>
+        <w:t>N I</w:t>
       </w:r>
     </w:p>
     <w:p>
       <w:pPr>
         <w:pStyle w:val="Heading2"/>
       </w:pPr>
-      <w:r>
-        <w:t>Bài 1 (2 điểm)</w:t>
-      </w:r>
-    </w:p>
-    <w:p>
-      <w:r>
-        <w:t>Đây là loại kiểm thử gì ? Nêu ý nghĩa từng hoạt động bên dưới.</w:t>
+      <w:proofErr w:type="spellStart"/>
+      <w:r>
+        <w:t>Bài</w:t>
+      </w:r>
+      <w:proofErr w:type="spellEnd"/>
+      <w:r>
+        <w:t xml:space="preserve"> 1 (2 </w:t>
+      </w:r>
+      <w:proofErr w:type="spellStart"/>
+      <w:r>
+        <w:t>đi</w:t>
+      </w:r>
+      <w:r>
+        <w:t>ể</w:t>
+      </w:r>
+      <w:r>
+        <w:t>m</w:t>
+      </w:r>
+      <w:proofErr w:type="spellEnd"/>
+      <w:r>
+        <w:t>)</w:t>
+      </w:r>
+    </w:p>
+    <w:p>
+      <w:proofErr w:type="spellStart"/>
+      <w:r>
+        <w:t>Đây</w:t>
+      </w:r>
+      <w:proofErr w:type="spellEnd"/>
+      <w:r>
+        <w:t xml:space="preserve"> là </w:t>
+      </w:r>
+      <w:proofErr w:type="spellStart"/>
+      <w:r>
+        <w:t>lo</w:t>
+      </w:r>
+      <w:r>
+        <w:t>ạ</w:t>
+      </w:r>
+      <w:r>
+        <w:t>i</w:t>
+      </w:r>
+      <w:proofErr w:type="spellEnd"/>
+      <w:r>
+        <w:t xml:space="preserve"> ki</w:t>
+      </w:r>
+      <w:r>
+        <w:t>ể</w:t>
+      </w:r>
+      <w:r>
+        <w:t>m th</w:t>
+      </w:r>
+      <w:r>
+        <w:t>ử</w:t>
+      </w:r>
+      <w:r>
+        <w:t xml:space="preserve"> </w:t>
+      </w:r>
+      <w:proofErr w:type="gramStart"/>
+      <w:r>
+        <w:t>gì ?</w:t>
+      </w:r>
+      <w:proofErr w:type="gramEnd"/>
+      <w:r>
+        <w:t xml:space="preserve"> </w:t>
+      </w:r>
+      <w:proofErr w:type="spellStart"/>
+      <w:r>
+        <w:t>Nêu</w:t>
+      </w:r>
+      <w:proofErr w:type="spellEnd"/>
+      <w:r>
+        <w:t xml:space="preserve"> ý </w:t>
+      </w:r>
+      <w:proofErr w:type="spellStart"/>
+      <w:r>
+        <w:t>nghĩa</w:t>
+      </w:r>
+      <w:proofErr w:type="spellEnd"/>
+      <w:r>
+        <w:t xml:space="preserve"> </w:t>
+      </w:r>
+      <w:proofErr w:type="spellStart"/>
+      <w:r>
+        <w:t>t</w:t>
+      </w:r>
+      <w:r>
+        <w:t>ừ</w:t>
+      </w:r>
+      <w:r>
+        <w:t>ng</w:t>
+      </w:r>
+      <w:proofErr w:type="spellEnd"/>
+      <w:r>
+        <w:t xml:space="preserve"> ho</w:t>
+      </w:r>
+      <w:r>
+        <w:t>ạ</w:t>
+      </w:r>
+      <w:r>
+        <w:t>t đ</w:t>
+      </w:r>
+      <w:r>
+        <w:t>ộ</w:t>
+      </w:r>
+      <w:r>
+        <w:t xml:space="preserve">ng bên </w:t>
+      </w:r>
+      <w:proofErr w:type="spellStart"/>
+      <w:r>
+        <w:t>dư</w:t>
+      </w:r>
+      <w:r>
+        <w:t>ớ</w:t>
+      </w:r>
+      <w:r>
+        <w:t>i</w:t>
+      </w:r>
+      <w:proofErr w:type="spellEnd"/>
+      <w:r>
+        <w:t>.</w:t>
       </w:r>
     </w:p>
     <w:p>
@@ -152,6 +540,27 @@
     </w:p>
     <w:p>
       <w:pPr>
+        <w:pStyle w:val="ListBullet"/>
+      </w:pPr>
+      <w:proofErr w:type="spellStart"/>
+      <w:r>
+        <w:t>Đây</w:t>
+      </w:r>
+      <w:proofErr w:type="spellEnd"/>
+      <w:r>
+        <w:t xml:space="preserve"> là Kiểm thử </w:t>
+      </w:r>
+      <w:proofErr w:type="spellStart"/>
+      <w:r>
+        <w:t>tĩnh</w:t>
+      </w:r>
+      <w:proofErr w:type="spellEnd"/>
+      <w:r>
+        <w:t xml:space="preserve"> (Static Testing)</w:t>
+      </w:r>
+    </w:p>
+    <w:p>
+      <w:pPr>
         <w:pStyle w:val="Heading2"/>
       </w:pPr>
     </w:p>
@@ -164,15 +573,829 @@
       <w:pPr>
         <w:pStyle w:val="Heading2"/>
       </w:pPr>
-      <w:r>
-        <w:t>Bài 2 (2 điểm)</w:t>
-      </w:r>
-    </w:p>
-    <w:p>
-      <w:r>
-        <w:t>Hình bên dưới là loại kiểm thử gì ? Cho 1 ô textbox yêu cầu nhập password trong [6, 12] kí tự. Yêu cầu liệt kê các trường hợp kiểm thử cho việc kiểm tra ô textbox.</w:t>
-      </w:r>
-    </w:p>
+      <w:proofErr w:type="spellStart"/>
+      <w:r>
+        <w:t>Bài</w:t>
+      </w:r>
+      <w:proofErr w:type="spellEnd"/>
+      <w:r>
+        <w:t xml:space="preserve"> 2 (2 </w:t>
+      </w:r>
+      <w:proofErr w:type="spellStart"/>
+      <w:r>
+        <w:t>đi</w:t>
+      </w:r>
+      <w:r>
+        <w:t>ể</w:t>
+      </w:r>
+      <w:r>
+        <w:t>m</w:t>
+      </w:r>
+      <w:proofErr w:type="spellEnd"/>
+      <w:r>
+        <w:t>)</w:t>
+      </w:r>
+    </w:p>
+    <w:p>
+      <w:proofErr w:type="spellStart"/>
+      <w:r>
+        <w:t>Hình</w:t>
+      </w:r>
+      <w:proofErr w:type="spellEnd"/>
+      <w:r>
+        <w:t xml:space="preserve"> bên </w:t>
+      </w:r>
+      <w:proofErr w:type="spellStart"/>
+      <w:r>
+        <w:t>dư</w:t>
+      </w:r>
+      <w:r>
+        <w:t>ớ</w:t>
+      </w:r>
+      <w:r>
+        <w:t>i</w:t>
+      </w:r>
+      <w:proofErr w:type="spellEnd"/>
+      <w:r>
+        <w:t xml:space="preserve"> là </w:t>
+      </w:r>
+      <w:proofErr w:type="spellStart"/>
+      <w:r>
+        <w:t>lo</w:t>
+      </w:r>
+      <w:r>
+        <w:t>ạ</w:t>
+      </w:r>
+      <w:r>
+        <w:t>i</w:t>
+      </w:r>
+      <w:proofErr w:type="spellEnd"/>
+      <w:r>
+        <w:t xml:space="preserve"> ki</w:t>
+      </w:r>
+      <w:r>
+        <w:t>ể</w:t>
+      </w:r>
+      <w:r>
+        <w:t>m th</w:t>
+      </w:r>
+      <w:r>
+        <w:t>ử</w:t>
+      </w:r>
+      <w:r>
+        <w:t xml:space="preserve"> </w:t>
+      </w:r>
+      <w:proofErr w:type="gramStart"/>
+      <w:r>
+        <w:t>gì ?</w:t>
+      </w:r>
+      <w:proofErr w:type="gramEnd"/>
+      <w:r>
+        <w:t xml:space="preserve"> Cho 1 ô textbox </w:t>
+      </w:r>
+      <w:proofErr w:type="spellStart"/>
+      <w:r>
+        <w:t>yêu</w:t>
+      </w:r>
+      <w:proofErr w:type="spellEnd"/>
+      <w:r>
+        <w:t xml:space="preserve"> </w:t>
+      </w:r>
+      <w:proofErr w:type="spellStart"/>
+      <w:r>
+        <w:t>c</w:t>
+      </w:r>
+      <w:r>
+        <w:t>ầ</w:t>
+      </w:r>
+      <w:r>
+        <w:t>u</w:t>
+      </w:r>
+      <w:proofErr w:type="spellEnd"/>
+      <w:r>
+        <w:t xml:space="preserve"> </w:t>
+      </w:r>
+      <w:proofErr w:type="spellStart"/>
+      <w:r>
+        <w:t>nh</w:t>
+      </w:r>
+      <w:r>
+        <w:t>ậ</w:t>
+      </w:r>
+      <w:r>
+        <w:t>p</w:t>
+      </w:r>
+      <w:proofErr w:type="spellEnd"/>
+      <w:r>
+        <w:t xml:space="preserve"> password trong [6, 12] </w:t>
+      </w:r>
+      <w:proofErr w:type="spellStart"/>
+      <w:r>
+        <w:t>kí</w:t>
+      </w:r>
+      <w:proofErr w:type="spellEnd"/>
+      <w:r>
+        <w:t xml:space="preserve"> </w:t>
+      </w:r>
+      <w:proofErr w:type="spellStart"/>
+      <w:r>
+        <w:t>t</w:t>
+      </w:r>
+      <w:r>
+        <w:t>ự</w:t>
+      </w:r>
+      <w:proofErr w:type="spellEnd"/>
+      <w:r>
+        <w:t xml:space="preserve">. </w:t>
+      </w:r>
+      <w:proofErr w:type="spellStart"/>
+      <w:r>
+        <w:t>Yêu</w:t>
+      </w:r>
+      <w:proofErr w:type="spellEnd"/>
+      <w:r>
+        <w:t xml:space="preserve"> </w:t>
+      </w:r>
+      <w:proofErr w:type="spellStart"/>
+      <w:r>
+        <w:t>c</w:t>
+      </w:r>
+      <w:r>
+        <w:t>ầ</w:t>
+      </w:r>
+      <w:r>
+        <w:t>u</w:t>
+      </w:r>
+      <w:proofErr w:type="spellEnd"/>
+      <w:r>
+        <w:t xml:space="preserve"> </w:t>
+      </w:r>
+      <w:proofErr w:type="spellStart"/>
+      <w:r>
+        <w:t>li</w:t>
+      </w:r>
+      <w:r>
+        <w:t>ệ</w:t>
+      </w:r>
+      <w:r>
+        <w:t>t</w:t>
+      </w:r>
+      <w:proofErr w:type="spellEnd"/>
+      <w:r>
+        <w:t xml:space="preserve"> </w:t>
+      </w:r>
+      <w:proofErr w:type="spellStart"/>
+      <w:r>
+        <w:t>kê</w:t>
+      </w:r>
+      <w:proofErr w:type="spellEnd"/>
+      <w:r>
+        <w:t xml:space="preserve"> các trư</w:t>
+      </w:r>
+      <w:r>
+        <w:t>ờ</w:t>
+      </w:r>
+      <w:r>
+        <w:t xml:space="preserve">ng </w:t>
+      </w:r>
+      <w:proofErr w:type="spellStart"/>
+      <w:r>
+        <w:t>h</w:t>
+      </w:r>
+      <w:r>
+        <w:t>ợ</w:t>
+      </w:r>
+      <w:r>
+        <w:t>p</w:t>
+      </w:r>
+      <w:proofErr w:type="spellEnd"/>
+      <w:r>
+        <w:t xml:space="preserve"> ki</w:t>
+      </w:r>
+      <w:r>
+        <w:t>ể</w:t>
+      </w:r>
+      <w:r>
+        <w:t>m th</w:t>
+      </w:r>
+      <w:r>
+        <w:t>ử</w:t>
+      </w:r>
+      <w:r>
+        <w:t xml:space="preserve"> </w:t>
+      </w:r>
+      <w:proofErr w:type="spellStart"/>
+      <w:r>
+        <w:t>cho</w:t>
+      </w:r>
+      <w:proofErr w:type="spellEnd"/>
+      <w:r>
+        <w:t xml:space="preserve"> </w:t>
+      </w:r>
+      <w:proofErr w:type="spellStart"/>
+      <w:r>
+        <w:t>vi</w:t>
+      </w:r>
+      <w:r>
+        <w:t>ệ</w:t>
+      </w:r>
+      <w:r>
+        <w:t>c</w:t>
+      </w:r>
+      <w:proofErr w:type="spellEnd"/>
+      <w:r>
+        <w:t xml:space="preserve"> ki</w:t>
+      </w:r>
+      <w:r>
+        <w:t>ể</w:t>
+      </w:r>
+      <w:r>
+        <w:t xml:space="preserve">m </w:t>
+      </w:r>
+      <w:proofErr w:type="spellStart"/>
+      <w:r>
+        <w:t>tra</w:t>
+      </w:r>
+      <w:proofErr w:type="spellEnd"/>
+      <w:r>
+        <w:t xml:space="preserve"> ô textbox.</w:t>
+      </w:r>
+    </w:p>
+    <w:p>
+      <w:pPr>
+        <w:pStyle w:val="ListBullet"/>
+      </w:pPr>
+      <w:r>
+        <w:t xml:space="preserve">→ </w:t>
+      </w:r>
+      <w:proofErr w:type="spellStart"/>
+      <w:r>
+        <w:t>Đây</w:t>
+      </w:r>
+      <w:proofErr w:type="spellEnd"/>
+      <w:r>
+        <w:t xml:space="preserve"> là Kiểm thử </w:t>
+      </w:r>
+      <w:proofErr w:type="spellStart"/>
+      <w:r>
+        <w:t>hộp</w:t>
+      </w:r>
+      <w:proofErr w:type="spellEnd"/>
+      <w:r>
+        <w:t xml:space="preserve"> </w:t>
+      </w:r>
+      <w:proofErr w:type="spellStart"/>
+      <w:r>
+        <w:t>đen</w:t>
+      </w:r>
+      <w:proofErr w:type="spellEnd"/>
+      <w:r>
+        <w:t xml:space="preserve"> (Black-box Testing)</w:t>
+      </w:r>
+    </w:p>
+    <w:p>
+      <w:r>
+        <w:t xml:space="preserve">Các trường </w:t>
+      </w:r>
+      <w:proofErr w:type="spellStart"/>
+      <w:r>
+        <w:t>hợp</w:t>
+      </w:r>
+      <w:proofErr w:type="spellEnd"/>
+      <w:r>
+        <w:t xml:space="preserve"> kiểm thử </w:t>
+      </w:r>
+      <w:proofErr w:type="spellStart"/>
+      <w:r>
+        <w:t>cho</w:t>
+      </w:r>
+      <w:proofErr w:type="spellEnd"/>
+      <w:r>
+        <w:t xml:space="preserve"> ô textbox </w:t>
+      </w:r>
+      <w:proofErr w:type="spellStart"/>
+      <w:r>
+        <w:t>yêu</w:t>
+      </w:r>
+      <w:proofErr w:type="spellEnd"/>
+      <w:r>
+        <w:t xml:space="preserve"> </w:t>
+      </w:r>
+      <w:proofErr w:type="spellStart"/>
+      <w:r>
+        <w:t>cầu</w:t>
+      </w:r>
+      <w:proofErr w:type="spellEnd"/>
+      <w:r>
+        <w:t xml:space="preserve"> </w:t>
+      </w:r>
+      <w:proofErr w:type="spellStart"/>
+      <w:r>
+        <w:t>nhập</w:t>
+      </w:r>
+      <w:proofErr w:type="spellEnd"/>
+      <w:r>
+        <w:t xml:space="preserve"> password [6, 12] </w:t>
+      </w:r>
+      <w:proofErr w:type="spellStart"/>
+      <w:r>
+        <w:t>ký</w:t>
+      </w:r>
+      <w:proofErr w:type="spellEnd"/>
+      <w:r>
+        <w:t xml:space="preserve"> </w:t>
+      </w:r>
+      <w:proofErr w:type="spellStart"/>
+      <w:r>
+        <w:t>tự</w:t>
+      </w:r>
+      <w:proofErr w:type="spellEnd"/>
+      <w:r>
+        <w:t>:</w:t>
+      </w:r>
+    </w:p>
+    <w:tbl>
+      <w:tblPr>
+        <w:tblW w:w="0" w:type="auto"/>
+        <w:tblLook w:val="04A0" w:firstRow="1" w:lastRow="0" w:firstColumn="1" w:lastColumn="0" w:noHBand="0" w:noVBand="1"/>
+      </w:tblPr>
+      <w:tblGrid>
+        <w:gridCol w:w="2880"/>
+        <w:gridCol w:w="2880"/>
+        <w:gridCol w:w="2880"/>
+      </w:tblGrid>
+      <w:tr>
+        <w:tc>
+          <w:tcPr>
+            <w:tcW w:w="2880" w:type="dxa"/>
+          </w:tcPr>
+          <w:p>
+            <w:r>
+              <w:t xml:space="preserve">Trường </w:t>
+            </w:r>
+            <w:proofErr w:type="spellStart"/>
+            <w:r>
+              <w:t>hợp</w:t>
+            </w:r>
+            <w:proofErr w:type="spellEnd"/>
+          </w:p>
+        </w:tc>
+        <w:tc>
+          <w:tcPr>
+            <w:tcW w:w="2880" w:type="dxa"/>
+          </w:tcPr>
+          <w:p>
+            <w:proofErr w:type="spellStart"/>
+            <w:r>
+              <w:t>Chuỗi</w:t>
+            </w:r>
+            <w:proofErr w:type="spellEnd"/>
+            <w:r>
+              <w:t xml:space="preserve"> </w:t>
+            </w:r>
+            <w:proofErr w:type="spellStart"/>
+            <w:r>
+              <w:t>nhập</w:t>
+            </w:r>
+            <w:proofErr w:type="spellEnd"/>
+          </w:p>
+        </w:tc>
+        <w:tc>
+          <w:tcPr>
+            <w:tcW w:w="2880" w:type="dxa"/>
+          </w:tcPr>
+          <w:p>
+            <w:proofErr w:type="spellStart"/>
+            <w:r>
+              <w:t>Kết</w:t>
+            </w:r>
+            <w:proofErr w:type="spellEnd"/>
+            <w:r>
+              <w:t xml:space="preserve"> </w:t>
+            </w:r>
+            <w:proofErr w:type="spellStart"/>
+            <w:r>
+              <w:t>quả</w:t>
+            </w:r>
+            <w:proofErr w:type="spellEnd"/>
+            <w:r>
+              <w:t xml:space="preserve"> </w:t>
+            </w:r>
+            <w:proofErr w:type="spellStart"/>
+            <w:r>
+              <w:t>mong</w:t>
+            </w:r>
+            <w:proofErr w:type="spellEnd"/>
+            <w:r>
+              <w:t xml:space="preserve"> </w:t>
+            </w:r>
+            <w:proofErr w:type="spellStart"/>
+            <w:r>
+              <w:t>đợi</w:t>
+            </w:r>
+            <w:proofErr w:type="spellEnd"/>
+          </w:p>
+        </w:tc>
+      </w:tr>
+      <w:tr>
+        <w:tc>
+          <w:tcPr>
+            <w:tcW w:w="2880" w:type="dxa"/>
+          </w:tcPr>
+          <w:p>
+            <w:r>
+              <w:t>1</w:t>
+            </w:r>
+          </w:p>
+        </w:tc>
+        <w:tc>
+          <w:tcPr>
+            <w:tcW w:w="2880" w:type="dxa"/>
+          </w:tcPr>
+          <w:p>
+            <w:r>
+              <w:t>"</w:t>
+            </w:r>
+            <w:proofErr w:type="spellStart"/>
+            <w:r>
+              <w:t>abcde</w:t>
+            </w:r>
+            <w:proofErr w:type="spellEnd"/>
+            <w:r>
+              <w:t xml:space="preserve">" (5 </w:t>
+            </w:r>
+            <w:proofErr w:type="spellStart"/>
+            <w:r>
+              <w:t>ký</w:t>
+            </w:r>
+            <w:proofErr w:type="spellEnd"/>
+            <w:r>
+              <w:t xml:space="preserve"> </w:t>
+            </w:r>
+            <w:proofErr w:type="spellStart"/>
+            <w:r>
+              <w:t>tự</w:t>
+            </w:r>
+            <w:proofErr w:type="spellEnd"/>
+            <w:r>
+              <w:t>)</w:t>
+            </w:r>
+          </w:p>
+        </w:tc>
+        <w:tc>
+          <w:tcPr>
+            <w:tcW w:w="2880" w:type="dxa"/>
+          </w:tcPr>
+          <w:p>
+            <w:r>
+              <w:t xml:space="preserve">Không </w:t>
+            </w:r>
+            <w:proofErr w:type="spellStart"/>
+            <w:r>
+              <w:t>hợp</w:t>
+            </w:r>
+            <w:proofErr w:type="spellEnd"/>
+            <w:r>
+              <w:t xml:space="preserve"> </w:t>
+            </w:r>
+            <w:proofErr w:type="spellStart"/>
+            <w:r>
+              <w:t>lệ</w:t>
+            </w:r>
+            <w:proofErr w:type="spellEnd"/>
+          </w:p>
+        </w:tc>
+      </w:tr>
+      <w:tr>
+        <w:tc>
+          <w:tcPr>
+            <w:tcW w:w="2880" w:type="dxa"/>
+          </w:tcPr>
+          <w:p>
+            <w:r>
+              <w:t>2</w:t>
+            </w:r>
+          </w:p>
+        </w:tc>
+        <w:tc>
+          <w:tcPr>
+            <w:tcW w:w="2880" w:type="dxa"/>
+          </w:tcPr>
+          <w:p>
+            <w:r>
+              <w:t>"</w:t>
+            </w:r>
+            <w:proofErr w:type="spellStart"/>
+            <w:r>
+              <w:t>abcdef</w:t>
+            </w:r>
+            <w:proofErr w:type="spellEnd"/>
+            <w:r>
+              <w:t xml:space="preserve">" (6 </w:t>
+            </w:r>
+            <w:proofErr w:type="spellStart"/>
+            <w:r>
+              <w:t>ký</w:t>
+            </w:r>
+            <w:proofErr w:type="spellEnd"/>
+            <w:r>
+              <w:t xml:space="preserve"> </w:t>
+            </w:r>
+            <w:proofErr w:type="spellStart"/>
+            <w:r>
+              <w:t>tự</w:t>
+            </w:r>
+            <w:proofErr w:type="spellEnd"/>
+            <w:r>
+              <w:t>)</w:t>
+            </w:r>
+          </w:p>
+        </w:tc>
+        <w:tc>
+          <w:tcPr>
+            <w:tcW w:w="2880" w:type="dxa"/>
+          </w:tcPr>
+          <w:p>
+            <w:proofErr w:type="spellStart"/>
+            <w:r>
+              <w:t>Hợp</w:t>
+            </w:r>
+            <w:proofErr w:type="spellEnd"/>
+            <w:r>
+              <w:t xml:space="preserve"> </w:t>
+            </w:r>
+            <w:proofErr w:type="spellStart"/>
+            <w:r>
+              <w:t>lệ</w:t>
+            </w:r>
+            <w:proofErr w:type="spellEnd"/>
+          </w:p>
+        </w:tc>
+      </w:tr>
+      <w:tr>
+        <w:tc>
+          <w:tcPr>
+            <w:tcW w:w="2880" w:type="dxa"/>
+          </w:tcPr>
+          <w:p>
+            <w:r>
+              <w:t>3</w:t>
+            </w:r>
+          </w:p>
+        </w:tc>
+        <w:tc>
+          <w:tcPr>
+            <w:tcW w:w="2880" w:type="dxa"/>
+          </w:tcPr>
+          <w:p>
+            <w:r>
+              <w:t>"</w:t>
+            </w:r>
+            <w:proofErr w:type="spellStart"/>
+            <w:r>
+              <w:t>abcdefghijk</w:t>
+            </w:r>
+            <w:proofErr w:type="spellEnd"/>
+            <w:r>
+              <w:t xml:space="preserve">" (11 </w:t>
+            </w:r>
+            <w:proofErr w:type="spellStart"/>
+            <w:r>
+              <w:t>ký</w:t>
+            </w:r>
+            <w:proofErr w:type="spellEnd"/>
+            <w:r>
+              <w:t xml:space="preserve"> </w:t>
+            </w:r>
+            <w:proofErr w:type="spellStart"/>
+            <w:r>
+              <w:t>tự</w:t>
+            </w:r>
+            <w:proofErr w:type="spellEnd"/>
+            <w:r>
+              <w:t>)</w:t>
+            </w:r>
+          </w:p>
+        </w:tc>
+        <w:tc>
+          <w:tcPr>
+            <w:tcW w:w="2880" w:type="dxa"/>
+          </w:tcPr>
+          <w:p>
+            <w:proofErr w:type="spellStart"/>
+            <w:r>
+              <w:t>Hợp</w:t>
+            </w:r>
+            <w:proofErr w:type="spellEnd"/>
+            <w:r>
+              <w:t xml:space="preserve"> </w:t>
+            </w:r>
+            <w:proofErr w:type="spellStart"/>
+            <w:r>
+              <w:t>lệ</w:t>
+            </w:r>
+            <w:proofErr w:type="spellEnd"/>
+          </w:p>
+        </w:tc>
+      </w:tr>
+      <w:tr>
+        <w:tc>
+          <w:tcPr>
+            <w:tcW w:w="2880" w:type="dxa"/>
+          </w:tcPr>
+          <w:p>
+            <w:r>
+              <w:t>4</w:t>
+            </w:r>
+          </w:p>
+        </w:tc>
+        <w:tc>
+          <w:tcPr>
+            <w:tcW w:w="2880" w:type="dxa"/>
+          </w:tcPr>
+          <w:p>
+            <w:r>
+              <w:t>"</w:t>
+            </w:r>
+            <w:proofErr w:type="spellStart"/>
+            <w:r>
+              <w:t>abcdefghijkl</w:t>
+            </w:r>
+            <w:proofErr w:type="spellEnd"/>
+            <w:r>
+              <w:t xml:space="preserve">" (12 </w:t>
+            </w:r>
+            <w:proofErr w:type="spellStart"/>
+            <w:r>
+              <w:t>ký</w:t>
+            </w:r>
+            <w:proofErr w:type="spellEnd"/>
+            <w:r>
+              <w:t xml:space="preserve"> </w:t>
+            </w:r>
+            <w:proofErr w:type="spellStart"/>
+            <w:r>
+              <w:t>tự</w:t>
+            </w:r>
+            <w:proofErr w:type="spellEnd"/>
+            <w:r>
+              <w:t>)</w:t>
+            </w:r>
+          </w:p>
+        </w:tc>
+        <w:tc>
+          <w:tcPr>
+            <w:tcW w:w="2880" w:type="dxa"/>
+          </w:tcPr>
+          <w:p>
+            <w:proofErr w:type="spellStart"/>
+            <w:r>
+              <w:t>Hợp</w:t>
+            </w:r>
+            <w:proofErr w:type="spellEnd"/>
+            <w:r>
+              <w:t xml:space="preserve"> </w:t>
+            </w:r>
+            <w:proofErr w:type="spellStart"/>
+            <w:r>
+              <w:t>lệ</w:t>
+            </w:r>
+            <w:proofErr w:type="spellEnd"/>
+          </w:p>
+        </w:tc>
+      </w:tr>
+      <w:tr>
+        <w:tc>
+          <w:tcPr>
+            <w:tcW w:w="2880" w:type="dxa"/>
+          </w:tcPr>
+          <w:p>
+            <w:r>
+              <w:t>5</w:t>
+            </w:r>
+          </w:p>
+        </w:tc>
+        <w:tc>
+          <w:tcPr>
+            <w:tcW w:w="2880" w:type="dxa"/>
+          </w:tcPr>
+          <w:p>
+            <w:r>
+              <w:t>"</w:t>
+            </w:r>
+            <w:proofErr w:type="spellStart"/>
+            <w:r>
+              <w:t>abcdefghijklm</w:t>
+            </w:r>
+            <w:proofErr w:type="spellEnd"/>
+            <w:r>
+              <w:t xml:space="preserve">" (13 </w:t>
+            </w:r>
+            <w:proofErr w:type="spellStart"/>
+            <w:r>
+              <w:t>ký</w:t>
+            </w:r>
+            <w:proofErr w:type="spellEnd"/>
+            <w:r>
+              <w:t xml:space="preserve"> </w:t>
+            </w:r>
+            <w:proofErr w:type="spellStart"/>
+            <w:r>
+              <w:t>tự</w:t>
+            </w:r>
+            <w:proofErr w:type="spellEnd"/>
+            <w:r>
+              <w:t>)</w:t>
+            </w:r>
+          </w:p>
+        </w:tc>
+        <w:tc>
+          <w:tcPr>
+            <w:tcW w:w="2880" w:type="dxa"/>
+          </w:tcPr>
+          <w:p>
+            <w:r>
+              <w:t xml:space="preserve">Không </w:t>
+            </w:r>
+            <w:proofErr w:type="spellStart"/>
+            <w:r>
+              <w:t>hợp</w:t>
+            </w:r>
+            <w:proofErr w:type="spellEnd"/>
+            <w:r>
+              <w:t xml:space="preserve"> </w:t>
+            </w:r>
+            <w:proofErr w:type="spellStart"/>
+            <w:r>
+              <w:t>lệ</w:t>
+            </w:r>
+            <w:proofErr w:type="spellEnd"/>
+          </w:p>
+        </w:tc>
+      </w:tr>
+      <w:tr>
+        <w:tc>
+          <w:tcPr>
+            <w:tcW w:w="2880" w:type="dxa"/>
+          </w:tcPr>
+          <w:p>
+            <w:r>
+              <w:t>6</w:t>
+            </w:r>
+          </w:p>
+        </w:tc>
+        <w:tc>
+          <w:tcPr>
+            <w:tcW w:w="2880" w:type="dxa"/>
+          </w:tcPr>
+          <w:p>
+            <w:r>
+              <w:t xml:space="preserve">"" (0 </w:t>
+            </w:r>
+            <w:proofErr w:type="spellStart"/>
+            <w:r>
+              <w:t>ký</w:t>
+            </w:r>
+            <w:proofErr w:type="spellEnd"/>
+            <w:r>
+              <w:t xml:space="preserve"> </w:t>
+            </w:r>
+            <w:proofErr w:type="spellStart"/>
+            <w:r>
+              <w:t>tự</w:t>
+            </w:r>
+            <w:proofErr w:type="spellEnd"/>
+            <w:r>
+              <w:t>)</w:t>
+            </w:r>
+          </w:p>
+        </w:tc>
+        <w:tc>
+          <w:tcPr>
+            <w:tcW w:w="2880" w:type="dxa"/>
+          </w:tcPr>
+          <w:p>
+            <w:r>
+              <w:t xml:space="preserve">Không </w:t>
+            </w:r>
+            <w:proofErr w:type="spellStart"/>
+            <w:r>
+              <w:t>hợp</w:t>
+            </w:r>
+            <w:proofErr w:type="spellEnd"/>
+            <w:r>
+              <w:t xml:space="preserve"> </w:t>
+            </w:r>
+            <w:proofErr w:type="spellStart"/>
+            <w:r>
+              <w:t>lệ</w:t>
+            </w:r>
+            <w:proofErr w:type="spellEnd"/>
+          </w:p>
+        </w:tc>
+      </w:tr>
+    </w:tbl>
+    <w:p/>
     <w:p>
       <w:r>
         <w:rPr>
@@ -219,14 +1442,62 @@
       <w:pPr>
         <w:pStyle w:val="Heading2"/>
       </w:pPr>
-      <w:r>
-        <w:t>Bài 3 (1 điểm)</w:t>
-      </w:r>
-    </w:p>
-    <w:p>
-      <w:r>
-        <w:t xml:space="preserve">Giảng viên cho </w:t>
-      </w:r>
+      <w:proofErr w:type="spellStart"/>
+      <w:r>
+        <w:lastRenderedPageBreak/>
+        <w:t>Bài</w:t>
+      </w:r>
+      <w:proofErr w:type="spellEnd"/>
+      <w:r>
+        <w:t xml:space="preserve"> 3 (1 </w:t>
+      </w:r>
+      <w:proofErr w:type="spellStart"/>
+      <w:r>
+        <w:t>đi</w:t>
+      </w:r>
+      <w:r>
+        <w:t>ể</w:t>
+      </w:r>
+      <w:r>
+        <w:t>m</w:t>
+      </w:r>
+      <w:proofErr w:type="spellEnd"/>
+      <w:r>
+        <w:t>)</w:t>
+      </w:r>
+    </w:p>
+    <w:p>
+      <w:proofErr w:type="spellStart"/>
+      <w:r>
+        <w:t>Gi</w:t>
+      </w:r>
+      <w:r>
+        <w:t>ả</w:t>
+      </w:r>
+      <w:r>
+        <w:t>ng</w:t>
+      </w:r>
+      <w:proofErr w:type="spellEnd"/>
+      <w:r>
+        <w:t xml:space="preserve"> </w:t>
+      </w:r>
+      <w:proofErr w:type="spellStart"/>
+      <w:r>
+        <w:t>viên</w:t>
+      </w:r>
+      <w:proofErr w:type="spellEnd"/>
+      <w:r>
+        <w:t xml:space="preserve"> </w:t>
+      </w:r>
+      <w:proofErr w:type="spellStart"/>
+      <w:r>
+        <w:t>cho</w:t>
+      </w:r>
+      <w:proofErr w:type="spellEnd"/>
+      <w:r>
+        <w:t xml:space="preserve"> </w:t>
+      </w:r>
+      <w:proofErr w:type="spellStart"/>
       <w:r>
         <w:t>th</w:t>
       </w:r>
@@ -234,46 +1505,2544 @@
         <w:t>ê</w:t>
       </w:r>
       <w:r>
-        <w:t>m: Viết 1 hàm bằng C kiểm thử các trường hợp được liệt kê ở bài 2 trên</w:t>
-      </w:r>
-    </w:p>
+        <w:t>m</w:t>
+      </w:r>
+      <w:proofErr w:type="spellEnd"/>
+      <w:r>
+        <w:t xml:space="preserve">: Viết 1 </w:t>
+      </w:r>
+      <w:proofErr w:type="spellStart"/>
+      <w:r>
+        <w:t>hàm</w:t>
+      </w:r>
+      <w:proofErr w:type="spellEnd"/>
+      <w:r>
+        <w:t xml:space="preserve"> </w:t>
+      </w:r>
+      <w:proofErr w:type="spellStart"/>
+      <w:r>
+        <w:t>bằng</w:t>
+      </w:r>
+      <w:proofErr w:type="spellEnd"/>
+      <w:r>
+        <w:t xml:space="preserve"> C kiểm thử các trường </w:t>
+      </w:r>
+      <w:proofErr w:type="spellStart"/>
+      <w:r>
+        <w:t>hợp</w:t>
+      </w:r>
+      <w:proofErr w:type="spellEnd"/>
+      <w:r>
+        <w:t xml:space="preserve"> được </w:t>
+      </w:r>
+      <w:proofErr w:type="spellStart"/>
+      <w:r>
+        <w:t>liệt</w:t>
+      </w:r>
+      <w:proofErr w:type="spellEnd"/>
+      <w:r>
+        <w:t xml:space="preserve"> </w:t>
+      </w:r>
+      <w:proofErr w:type="spellStart"/>
+      <w:r>
+        <w:t>kê</w:t>
+      </w:r>
+      <w:proofErr w:type="spellEnd"/>
+      <w:r>
+        <w:t xml:space="preserve"> ở </w:t>
+      </w:r>
+      <w:proofErr w:type="spellStart"/>
+      <w:r>
+        <w:t>bài</w:t>
+      </w:r>
+      <w:proofErr w:type="spellEnd"/>
+      <w:r>
+        <w:t xml:space="preserve"> 2 trên</w:t>
+      </w:r>
+    </w:p>
+    <w:p>
+      <w:pPr>
+        <w:shd w:val="clear" w:color="auto" w:fill="1F1F1F"/>
+        <w:spacing w:after="0" w:line="285" w:lineRule="atLeast"/>
+        <w:jc w:val="left"/>
+        <w:rPr>
+          <w:rFonts w:ascii="Consolas" w:eastAsia="Times New Roman" w:hAnsi="Consolas" w:cs="Times New Roman"/>
+          <w:color w:val="CCCCCC"/>
+          <w:sz w:val="21"/>
+          <w:szCs w:val="21"/>
+        </w:rPr>
+      </w:pPr>
+      <w:r>
+        <w:rPr>
+          <w:rFonts w:ascii="Consolas" w:eastAsia="Times New Roman" w:hAnsi="Consolas" w:cs="Times New Roman"/>
+          <w:color w:val="C586C0"/>
+          <w:sz w:val="21"/>
+          <w:szCs w:val="21"/>
+        </w:rPr>
+        <w:t>#include</w:t>
+      </w:r>
+      <w:r>
+        <w:rPr>
+          <w:rFonts w:ascii="Consolas" w:eastAsia="Times New Roman" w:hAnsi="Consolas" w:cs="Times New Roman"/>
+          <w:color w:val="569CD6"/>
+          <w:sz w:val="21"/>
+          <w:szCs w:val="21"/>
+        </w:rPr>
+        <w:t xml:space="preserve"> </w:t>
+      </w:r>
+      <w:r>
+        <w:rPr>
+          <w:rFonts w:ascii="Consolas" w:eastAsia="Times New Roman" w:hAnsi="Consolas" w:cs="Times New Roman"/>
+          <w:color w:val="CE9178"/>
+          <w:sz w:val="21"/>
+          <w:szCs w:val="21"/>
+        </w:rPr>
+        <w:t>&lt;</w:t>
+      </w:r>
+      <w:proofErr w:type="spellStart"/>
+      <w:r>
+        <w:rPr>
+          <w:rFonts w:ascii="Consolas" w:eastAsia="Times New Roman" w:hAnsi="Consolas" w:cs="Times New Roman"/>
+          <w:color w:val="CE9178"/>
+          <w:sz w:val="21"/>
+          <w:szCs w:val="21"/>
+        </w:rPr>
+        <w:t>stdio.h</w:t>
+      </w:r>
+      <w:proofErr w:type="spellEnd"/>
+      <w:r>
+        <w:rPr>
+          <w:rFonts w:ascii="Consolas" w:eastAsia="Times New Roman" w:hAnsi="Consolas" w:cs="Times New Roman"/>
+          <w:color w:val="CE9178"/>
+          <w:sz w:val="21"/>
+          <w:szCs w:val="21"/>
+        </w:rPr>
+        <w:t>&gt;</w:t>
+      </w:r>
+    </w:p>
+    <w:p>
+      <w:pPr>
+        <w:shd w:val="clear" w:color="auto" w:fill="1F1F1F"/>
+        <w:spacing w:after="0" w:line="285" w:lineRule="atLeast"/>
+        <w:jc w:val="left"/>
+        <w:rPr>
+          <w:rFonts w:ascii="Consolas" w:eastAsia="Times New Roman" w:hAnsi="Consolas" w:cs="Times New Roman"/>
+          <w:color w:val="CCCCCC"/>
+          <w:sz w:val="21"/>
+          <w:szCs w:val="21"/>
+        </w:rPr>
+      </w:pPr>
+      <w:r>
+        <w:rPr>
+          <w:rFonts w:ascii="Consolas" w:eastAsia="Times New Roman" w:hAnsi="Consolas" w:cs="Times New Roman"/>
+          <w:color w:val="C586C0"/>
+          <w:sz w:val="21"/>
+          <w:szCs w:val="21"/>
+        </w:rPr>
+        <w:t>#include</w:t>
+      </w:r>
+      <w:r>
+        <w:rPr>
+          <w:rFonts w:ascii="Consolas" w:eastAsia="Times New Roman" w:hAnsi="Consolas" w:cs="Times New Roman"/>
+          <w:color w:val="569CD6"/>
+          <w:sz w:val="21"/>
+          <w:szCs w:val="21"/>
+        </w:rPr>
+        <w:t xml:space="preserve"> </w:t>
+      </w:r>
+      <w:r>
+        <w:rPr>
+          <w:rFonts w:ascii="Consolas" w:eastAsia="Times New Roman" w:hAnsi="Consolas" w:cs="Times New Roman"/>
+          <w:color w:val="CE9178"/>
+          <w:sz w:val="21"/>
+          <w:szCs w:val="21"/>
+        </w:rPr>
+        <w:t>&lt;</w:t>
+      </w:r>
+      <w:proofErr w:type="spellStart"/>
+      <w:r>
+        <w:rPr>
+          <w:rFonts w:ascii="Consolas" w:eastAsia="Times New Roman" w:hAnsi="Consolas" w:cs="Times New Roman"/>
+          <w:color w:val="CE9178"/>
+          <w:sz w:val="21"/>
+          <w:szCs w:val="21"/>
+        </w:rPr>
+        <w:t>string.h</w:t>
+      </w:r>
+      <w:proofErr w:type="spellEnd"/>
+      <w:r>
+        <w:rPr>
+          <w:rFonts w:ascii="Consolas" w:eastAsia="Times New Roman" w:hAnsi="Consolas" w:cs="Times New Roman"/>
+          <w:color w:val="CE9178"/>
+          <w:sz w:val="21"/>
+          <w:szCs w:val="21"/>
+        </w:rPr>
+        <w:t>&gt;</w:t>
+      </w:r>
+    </w:p>
+    <w:p>
+      <w:pPr>
+        <w:shd w:val="clear" w:color="auto" w:fill="1F1F1F"/>
+        <w:spacing w:after="0" w:line="285" w:lineRule="atLeast"/>
+        <w:jc w:val="left"/>
+        <w:rPr>
+          <w:rFonts w:ascii="Consolas" w:eastAsia="Times New Roman" w:hAnsi="Consolas" w:cs="Times New Roman"/>
+          <w:color w:val="CCCCCC"/>
+          <w:sz w:val="21"/>
+          <w:szCs w:val="21"/>
+        </w:rPr>
+      </w:pPr>
+      <w:r>
+        <w:rPr>
+          <w:rFonts w:ascii="Consolas" w:eastAsia="Times New Roman" w:hAnsi="Consolas" w:cs="Times New Roman"/>
+          <w:color w:val="C586C0"/>
+          <w:sz w:val="21"/>
+          <w:szCs w:val="21"/>
+        </w:rPr>
+        <w:t>#include</w:t>
+      </w:r>
+      <w:r>
+        <w:rPr>
+          <w:rFonts w:ascii="Consolas" w:eastAsia="Times New Roman" w:hAnsi="Consolas" w:cs="Times New Roman"/>
+          <w:color w:val="569CD6"/>
+          <w:sz w:val="21"/>
+          <w:szCs w:val="21"/>
+        </w:rPr>
+        <w:t xml:space="preserve"> </w:t>
+      </w:r>
+      <w:r>
+        <w:rPr>
+          <w:rFonts w:ascii="Consolas" w:eastAsia="Times New Roman" w:hAnsi="Consolas" w:cs="Times New Roman"/>
+          <w:color w:val="CE9178"/>
+          <w:sz w:val="21"/>
+          <w:szCs w:val="21"/>
+        </w:rPr>
+        <w:t>&lt;</w:t>
+      </w:r>
+      <w:proofErr w:type="spellStart"/>
+      <w:r>
+        <w:rPr>
+          <w:rFonts w:ascii="Consolas" w:eastAsia="Times New Roman" w:hAnsi="Consolas" w:cs="Times New Roman"/>
+          <w:color w:val="CE9178"/>
+          <w:sz w:val="21"/>
+          <w:szCs w:val="21"/>
+        </w:rPr>
+        <w:t>stdbool.h</w:t>
+      </w:r>
+      <w:proofErr w:type="spellEnd"/>
+      <w:r>
+        <w:rPr>
+          <w:rFonts w:ascii="Consolas" w:eastAsia="Times New Roman" w:hAnsi="Consolas" w:cs="Times New Roman"/>
+          <w:color w:val="CE9178"/>
+          <w:sz w:val="21"/>
+          <w:szCs w:val="21"/>
+        </w:rPr>
+        <w:t>&gt;</w:t>
+      </w:r>
+    </w:p>
+    <w:p>
+      <w:pPr>
+        <w:shd w:val="clear" w:color="auto" w:fill="1F1F1F"/>
+        <w:spacing w:after="0" w:line="285" w:lineRule="atLeast"/>
+        <w:jc w:val="left"/>
+        <w:rPr>
+          <w:rFonts w:ascii="Consolas" w:eastAsia="Times New Roman" w:hAnsi="Consolas" w:cs="Times New Roman"/>
+          <w:color w:val="CCCCCC"/>
+          <w:sz w:val="21"/>
+          <w:szCs w:val="21"/>
+        </w:rPr>
+      </w:pPr>
+    </w:p>
+    <w:p>
+      <w:pPr>
+        <w:shd w:val="clear" w:color="auto" w:fill="1F1F1F"/>
+        <w:spacing w:after="0" w:line="285" w:lineRule="atLeast"/>
+        <w:jc w:val="left"/>
+        <w:rPr>
+          <w:rFonts w:ascii="Consolas" w:eastAsia="Times New Roman" w:hAnsi="Consolas" w:cs="Times New Roman"/>
+          <w:color w:val="CCCCCC"/>
+          <w:sz w:val="21"/>
+          <w:szCs w:val="21"/>
+        </w:rPr>
+      </w:pPr>
+      <w:r>
+        <w:rPr>
+          <w:rFonts w:ascii="Consolas" w:eastAsia="Times New Roman" w:hAnsi="Consolas" w:cs="Times New Roman"/>
+          <w:color w:val="569CD6"/>
+          <w:sz w:val="21"/>
+          <w:szCs w:val="21"/>
+        </w:rPr>
+        <w:t>bool</w:t>
+      </w:r>
+      <w:r>
+        <w:rPr>
+          <w:rFonts w:ascii="Consolas" w:eastAsia="Times New Roman" w:hAnsi="Consolas" w:cs="Times New Roman"/>
+          <w:color w:val="CCCCCC"/>
+          <w:sz w:val="21"/>
+          <w:szCs w:val="21"/>
+        </w:rPr>
+        <w:t xml:space="preserve"> </w:t>
+      </w:r>
+      <w:proofErr w:type="spellStart"/>
+      <w:proofErr w:type="gramStart"/>
+      <w:r>
+        <w:rPr>
+          <w:rFonts w:ascii="Consolas" w:eastAsia="Times New Roman" w:hAnsi="Consolas" w:cs="Times New Roman"/>
+          <w:color w:val="DCDCAA"/>
+          <w:sz w:val="21"/>
+          <w:szCs w:val="21"/>
+        </w:rPr>
+        <w:t>isValidPassword</w:t>
+      </w:r>
+      <w:proofErr w:type="spellEnd"/>
+      <w:r>
+        <w:rPr>
+          <w:rFonts w:ascii="Consolas" w:eastAsia="Times New Roman" w:hAnsi="Consolas" w:cs="Times New Roman"/>
+          <w:color w:val="CCCCCC"/>
+          <w:sz w:val="21"/>
+          <w:szCs w:val="21"/>
+        </w:rPr>
+        <w:t>(</w:t>
+      </w:r>
+      <w:proofErr w:type="gramEnd"/>
+      <w:r>
+        <w:rPr>
+          <w:rFonts w:ascii="Consolas" w:eastAsia="Times New Roman" w:hAnsi="Consolas" w:cs="Times New Roman"/>
+          <w:color w:val="569CD6"/>
+          <w:sz w:val="21"/>
+          <w:szCs w:val="21"/>
+        </w:rPr>
+        <w:t>char</w:t>
+      </w:r>
+      <w:r>
+        <w:rPr>
+          <w:rFonts w:ascii="Consolas" w:eastAsia="Times New Roman" w:hAnsi="Consolas" w:cs="Times New Roman"/>
+          <w:color w:val="CCCCCC"/>
+          <w:sz w:val="21"/>
+          <w:szCs w:val="21"/>
+        </w:rPr>
+        <w:t xml:space="preserve"> </w:t>
+      </w:r>
+      <w:r>
+        <w:rPr>
+          <w:rFonts w:ascii="Consolas" w:eastAsia="Times New Roman" w:hAnsi="Consolas" w:cs="Times New Roman"/>
+          <w:color w:val="D4D4D4"/>
+          <w:sz w:val="21"/>
+          <w:szCs w:val="21"/>
+        </w:rPr>
+        <w:t>*</w:t>
+      </w:r>
+      <w:r>
+        <w:rPr>
+          <w:rFonts w:ascii="Consolas" w:eastAsia="Times New Roman" w:hAnsi="Consolas" w:cs="Times New Roman"/>
+          <w:color w:val="9CDCFE"/>
+          <w:sz w:val="21"/>
+          <w:szCs w:val="21"/>
+        </w:rPr>
+        <w:t>password</w:t>
+      </w:r>
+      <w:r>
+        <w:rPr>
+          <w:rFonts w:ascii="Consolas" w:eastAsia="Times New Roman" w:hAnsi="Consolas" w:cs="Times New Roman"/>
+          <w:color w:val="CCCCCC"/>
+          <w:sz w:val="21"/>
+          <w:szCs w:val="21"/>
+        </w:rPr>
+        <w:t>) {</w:t>
+      </w:r>
+    </w:p>
+    <w:p>
+      <w:pPr>
+        <w:shd w:val="clear" w:color="auto" w:fill="1F1F1F"/>
+        <w:spacing w:after="0" w:line="285" w:lineRule="atLeast"/>
+        <w:jc w:val="left"/>
+        <w:rPr>
+          <w:rFonts w:ascii="Consolas" w:eastAsia="Times New Roman" w:hAnsi="Consolas" w:cs="Times New Roman"/>
+          <w:color w:val="CCCCCC"/>
+          <w:sz w:val="21"/>
+          <w:szCs w:val="21"/>
+        </w:rPr>
+      </w:pPr>
+      <w:r>
+        <w:rPr>
+          <w:rFonts w:ascii="Consolas" w:eastAsia="Times New Roman" w:hAnsi="Consolas" w:cs="Times New Roman"/>
+          <w:color w:val="CCCCCC"/>
+          <w:sz w:val="21"/>
+          <w:szCs w:val="21"/>
+        </w:rPr>
+        <w:t xml:space="preserve">    </w:t>
+      </w:r>
+      <w:r>
+        <w:rPr>
+          <w:rFonts w:ascii="Consolas" w:eastAsia="Times New Roman" w:hAnsi="Consolas" w:cs="Times New Roman"/>
+          <w:color w:val="569CD6"/>
+          <w:sz w:val="21"/>
+          <w:szCs w:val="21"/>
+        </w:rPr>
+        <w:t>int</w:t>
+      </w:r>
+      <w:r>
+        <w:rPr>
+          <w:rFonts w:ascii="Consolas" w:eastAsia="Times New Roman" w:hAnsi="Consolas" w:cs="Times New Roman"/>
+          <w:color w:val="CCCCCC"/>
+          <w:sz w:val="21"/>
+          <w:szCs w:val="21"/>
+        </w:rPr>
+        <w:t xml:space="preserve"> </w:t>
+      </w:r>
+      <w:proofErr w:type="spellStart"/>
+      <w:r>
+        <w:rPr>
+          <w:rFonts w:ascii="Consolas" w:eastAsia="Times New Roman" w:hAnsi="Consolas" w:cs="Times New Roman"/>
+          <w:color w:val="CCCCCC"/>
+          <w:sz w:val="21"/>
+          <w:szCs w:val="21"/>
+        </w:rPr>
+        <w:t>len</w:t>
+      </w:r>
+      <w:proofErr w:type="spellEnd"/>
+      <w:r>
+        <w:rPr>
+          <w:rFonts w:ascii="Consolas" w:eastAsia="Times New Roman" w:hAnsi="Consolas" w:cs="Times New Roman"/>
+          <w:color w:val="CCCCCC"/>
+          <w:sz w:val="21"/>
+          <w:szCs w:val="21"/>
+        </w:rPr>
+        <w:t xml:space="preserve"> </w:t>
+      </w:r>
+      <w:r>
+        <w:rPr>
+          <w:rFonts w:ascii="Consolas" w:eastAsia="Times New Roman" w:hAnsi="Consolas" w:cs="Times New Roman"/>
+          <w:color w:val="D4D4D4"/>
+          <w:sz w:val="21"/>
+          <w:szCs w:val="21"/>
+        </w:rPr>
+        <w:t>=</w:t>
+      </w:r>
+      <w:r>
+        <w:rPr>
+          <w:rFonts w:ascii="Consolas" w:eastAsia="Times New Roman" w:hAnsi="Consolas" w:cs="Times New Roman"/>
+          <w:color w:val="CCCCCC"/>
+          <w:sz w:val="21"/>
+          <w:szCs w:val="21"/>
+        </w:rPr>
+        <w:t xml:space="preserve"> </w:t>
+      </w:r>
+      <w:proofErr w:type="spellStart"/>
+      <w:r>
+        <w:rPr>
+          <w:rFonts w:ascii="Consolas" w:eastAsia="Times New Roman" w:hAnsi="Consolas" w:cs="Times New Roman"/>
+          <w:color w:val="DCDCAA"/>
+          <w:sz w:val="21"/>
+          <w:szCs w:val="21"/>
+        </w:rPr>
+        <w:t>strlen</w:t>
+      </w:r>
+      <w:proofErr w:type="spellEnd"/>
+      <w:r>
+        <w:rPr>
+          <w:rFonts w:ascii="Consolas" w:eastAsia="Times New Roman" w:hAnsi="Consolas" w:cs="Times New Roman"/>
+          <w:color w:val="CCCCCC"/>
+          <w:sz w:val="21"/>
+          <w:szCs w:val="21"/>
+        </w:rPr>
+        <w:t>(password);</w:t>
+      </w:r>
+    </w:p>
+    <w:p>
+      <w:pPr>
+        <w:shd w:val="clear" w:color="auto" w:fill="1F1F1F"/>
+        <w:spacing w:after="0" w:line="285" w:lineRule="atLeast"/>
+        <w:jc w:val="left"/>
+        <w:rPr>
+          <w:rFonts w:ascii="Consolas" w:eastAsia="Times New Roman" w:hAnsi="Consolas" w:cs="Times New Roman"/>
+          <w:color w:val="CCCCCC"/>
+          <w:sz w:val="21"/>
+          <w:szCs w:val="21"/>
+        </w:rPr>
+      </w:pPr>
+      <w:r>
+        <w:rPr>
+          <w:rFonts w:ascii="Consolas" w:eastAsia="Times New Roman" w:hAnsi="Consolas" w:cs="Times New Roman"/>
+          <w:color w:val="CCCCCC"/>
+          <w:sz w:val="21"/>
+          <w:szCs w:val="21"/>
+        </w:rPr>
+        <w:t xml:space="preserve">    </w:t>
+      </w:r>
+      <w:r>
+        <w:rPr>
+          <w:rFonts w:ascii="Consolas" w:eastAsia="Times New Roman" w:hAnsi="Consolas" w:cs="Times New Roman"/>
+          <w:color w:val="C586C0"/>
+          <w:sz w:val="21"/>
+          <w:szCs w:val="21"/>
+        </w:rPr>
+        <w:t>return</w:t>
+      </w:r>
+      <w:r>
+        <w:rPr>
+          <w:rFonts w:ascii="Consolas" w:eastAsia="Times New Roman" w:hAnsi="Consolas" w:cs="Times New Roman"/>
+          <w:color w:val="CCCCCC"/>
+          <w:sz w:val="21"/>
+          <w:szCs w:val="21"/>
+        </w:rPr>
+        <w:t xml:space="preserve"> (</w:t>
+      </w:r>
+      <w:proofErr w:type="spellStart"/>
+      <w:r>
+        <w:rPr>
+          <w:rFonts w:ascii="Consolas" w:eastAsia="Times New Roman" w:hAnsi="Consolas" w:cs="Times New Roman"/>
+          <w:color w:val="CCCCCC"/>
+          <w:sz w:val="21"/>
+          <w:szCs w:val="21"/>
+        </w:rPr>
+        <w:t>len</w:t>
+      </w:r>
+      <w:proofErr w:type="spellEnd"/>
+      <w:r>
+        <w:rPr>
+          <w:rFonts w:ascii="Consolas" w:eastAsia="Times New Roman" w:hAnsi="Consolas" w:cs="Times New Roman"/>
+          <w:color w:val="CCCCCC"/>
+          <w:sz w:val="21"/>
+          <w:szCs w:val="21"/>
+        </w:rPr>
+        <w:t xml:space="preserve"> </w:t>
+      </w:r>
+      <w:r>
+        <w:rPr>
+          <w:rFonts w:ascii="Consolas" w:eastAsia="Times New Roman" w:hAnsi="Consolas" w:cs="Times New Roman"/>
+          <w:color w:val="D4D4D4"/>
+          <w:sz w:val="21"/>
+          <w:szCs w:val="21"/>
+        </w:rPr>
+        <w:t>&gt;=</w:t>
+      </w:r>
+      <w:r>
+        <w:rPr>
+          <w:rFonts w:ascii="Consolas" w:eastAsia="Times New Roman" w:hAnsi="Consolas" w:cs="Times New Roman"/>
+          <w:color w:val="CCCCCC"/>
+          <w:sz w:val="21"/>
+          <w:szCs w:val="21"/>
+        </w:rPr>
+        <w:t xml:space="preserve"> </w:t>
+      </w:r>
+      <w:r>
+        <w:rPr>
+          <w:rFonts w:ascii="Consolas" w:eastAsia="Times New Roman" w:hAnsi="Consolas" w:cs="Times New Roman"/>
+          <w:color w:val="B5CEA8"/>
+          <w:sz w:val="21"/>
+          <w:szCs w:val="21"/>
+        </w:rPr>
+        <w:t>6</w:t>
+      </w:r>
+      <w:r>
+        <w:rPr>
+          <w:rFonts w:ascii="Consolas" w:eastAsia="Times New Roman" w:hAnsi="Consolas" w:cs="Times New Roman"/>
+          <w:color w:val="CCCCCC"/>
+          <w:sz w:val="21"/>
+          <w:szCs w:val="21"/>
+        </w:rPr>
+        <w:t xml:space="preserve"> </w:t>
+      </w:r>
+      <w:r>
+        <w:rPr>
+          <w:rFonts w:ascii="Consolas" w:eastAsia="Times New Roman" w:hAnsi="Consolas" w:cs="Times New Roman"/>
+          <w:color w:val="D4D4D4"/>
+          <w:sz w:val="21"/>
+          <w:szCs w:val="21"/>
+        </w:rPr>
+        <w:t>&amp;&amp;</w:t>
+      </w:r>
+      <w:r>
+        <w:rPr>
+          <w:rFonts w:ascii="Consolas" w:eastAsia="Times New Roman" w:hAnsi="Consolas" w:cs="Times New Roman"/>
+          <w:color w:val="CCCCCC"/>
+          <w:sz w:val="21"/>
+          <w:szCs w:val="21"/>
+        </w:rPr>
+        <w:t xml:space="preserve"> </w:t>
+      </w:r>
+      <w:proofErr w:type="spellStart"/>
+      <w:r>
+        <w:rPr>
+          <w:rFonts w:ascii="Consolas" w:eastAsia="Times New Roman" w:hAnsi="Consolas" w:cs="Times New Roman"/>
+          <w:color w:val="CCCCCC"/>
+          <w:sz w:val="21"/>
+          <w:szCs w:val="21"/>
+        </w:rPr>
+        <w:t>len</w:t>
+      </w:r>
+      <w:proofErr w:type="spellEnd"/>
+      <w:r>
+        <w:rPr>
+          <w:rFonts w:ascii="Consolas" w:eastAsia="Times New Roman" w:hAnsi="Consolas" w:cs="Times New Roman"/>
+          <w:color w:val="CCCCCC"/>
+          <w:sz w:val="21"/>
+          <w:szCs w:val="21"/>
+        </w:rPr>
+        <w:t xml:space="preserve"> </w:t>
+      </w:r>
+      <w:r>
+        <w:rPr>
+          <w:rFonts w:ascii="Consolas" w:eastAsia="Times New Roman" w:hAnsi="Consolas" w:cs="Times New Roman"/>
+          <w:color w:val="D4D4D4"/>
+          <w:sz w:val="21"/>
+          <w:szCs w:val="21"/>
+        </w:rPr>
+        <w:t>&lt;=</w:t>
+      </w:r>
+      <w:r>
+        <w:rPr>
+          <w:rFonts w:ascii="Consolas" w:eastAsia="Times New Roman" w:hAnsi="Consolas" w:cs="Times New Roman"/>
+          <w:color w:val="CCCCCC"/>
+          <w:sz w:val="21"/>
+          <w:szCs w:val="21"/>
+        </w:rPr>
+        <w:t xml:space="preserve"> </w:t>
+      </w:r>
+      <w:r>
+        <w:rPr>
+          <w:rFonts w:ascii="Consolas" w:eastAsia="Times New Roman" w:hAnsi="Consolas" w:cs="Times New Roman"/>
+          <w:color w:val="B5CEA8"/>
+          <w:sz w:val="21"/>
+          <w:szCs w:val="21"/>
+        </w:rPr>
+        <w:t>12</w:t>
+      </w:r>
+      <w:r>
+        <w:rPr>
+          <w:rFonts w:ascii="Consolas" w:eastAsia="Times New Roman" w:hAnsi="Consolas" w:cs="Times New Roman"/>
+          <w:color w:val="CCCCCC"/>
+          <w:sz w:val="21"/>
+          <w:szCs w:val="21"/>
+        </w:rPr>
+        <w:t>);</w:t>
+      </w:r>
+    </w:p>
+    <w:p>
+      <w:pPr>
+        <w:shd w:val="clear" w:color="auto" w:fill="1F1F1F"/>
+        <w:spacing w:after="0" w:line="285" w:lineRule="atLeast"/>
+        <w:jc w:val="left"/>
+        <w:rPr>
+          <w:rFonts w:ascii="Consolas" w:eastAsia="Times New Roman" w:hAnsi="Consolas" w:cs="Times New Roman"/>
+          <w:color w:val="CCCCCC"/>
+          <w:sz w:val="21"/>
+          <w:szCs w:val="21"/>
+        </w:rPr>
+      </w:pPr>
+      <w:r>
+        <w:rPr>
+          <w:rFonts w:ascii="Consolas" w:eastAsia="Times New Roman" w:hAnsi="Consolas" w:cs="Times New Roman"/>
+          <w:color w:val="CCCCCC"/>
+          <w:sz w:val="21"/>
+          <w:szCs w:val="21"/>
+        </w:rPr>
+        <w:t>}</w:t>
+      </w:r>
+    </w:p>
+    <w:p>
+      <w:pPr>
+        <w:shd w:val="clear" w:color="auto" w:fill="1F1F1F"/>
+        <w:spacing w:after="0" w:line="285" w:lineRule="atLeast"/>
+        <w:jc w:val="left"/>
+        <w:rPr>
+          <w:rFonts w:ascii="Consolas" w:eastAsia="Times New Roman" w:hAnsi="Consolas" w:cs="Times New Roman"/>
+          <w:color w:val="CCCCCC"/>
+          <w:sz w:val="21"/>
+          <w:szCs w:val="21"/>
+        </w:rPr>
+      </w:pPr>
+    </w:p>
+    <w:p>
+      <w:pPr>
+        <w:shd w:val="clear" w:color="auto" w:fill="1F1F1F"/>
+        <w:spacing w:after="0" w:line="285" w:lineRule="atLeast"/>
+        <w:jc w:val="left"/>
+        <w:rPr>
+          <w:rFonts w:ascii="Consolas" w:eastAsia="Times New Roman" w:hAnsi="Consolas" w:cs="Times New Roman"/>
+          <w:color w:val="CCCCCC"/>
+          <w:sz w:val="21"/>
+          <w:szCs w:val="21"/>
+        </w:rPr>
+      </w:pPr>
+      <w:r>
+        <w:rPr>
+          <w:rFonts w:ascii="Consolas" w:eastAsia="Times New Roman" w:hAnsi="Consolas" w:cs="Times New Roman"/>
+          <w:color w:val="569CD6"/>
+          <w:sz w:val="21"/>
+          <w:szCs w:val="21"/>
+        </w:rPr>
+        <w:t>int</w:t>
+      </w:r>
+      <w:r>
+        <w:rPr>
+          <w:rFonts w:ascii="Consolas" w:eastAsia="Times New Roman" w:hAnsi="Consolas" w:cs="Times New Roman"/>
+          <w:color w:val="CCCCCC"/>
+          <w:sz w:val="21"/>
+          <w:szCs w:val="21"/>
+        </w:rPr>
+        <w:t xml:space="preserve"> </w:t>
+      </w:r>
+      <w:proofErr w:type="gramStart"/>
+      <w:r>
+        <w:rPr>
+          <w:rFonts w:ascii="Consolas" w:eastAsia="Times New Roman" w:hAnsi="Consolas" w:cs="Times New Roman"/>
+          <w:color w:val="DCDCAA"/>
+          <w:sz w:val="21"/>
+          <w:szCs w:val="21"/>
+        </w:rPr>
+        <w:t>main</w:t>
+      </w:r>
+      <w:r>
+        <w:rPr>
+          <w:rFonts w:ascii="Consolas" w:eastAsia="Times New Roman" w:hAnsi="Consolas" w:cs="Times New Roman"/>
+          <w:color w:val="CCCCCC"/>
+          <w:sz w:val="21"/>
+          <w:szCs w:val="21"/>
+        </w:rPr>
+        <w:t>(</w:t>
+      </w:r>
+      <w:proofErr w:type="gramEnd"/>
+      <w:r>
+        <w:rPr>
+          <w:rFonts w:ascii="Consolas" w:eastAsia="Times New Roman" w:hAnsi="Consolas" w:cs="Times New Roman"/>
+          <w:color w:val="CCCCCC"/>
+          <w:sz w:val="21"/>
+          <w:szCs w:val="21"/>
+        </w:rPr>
+        <w:t>) {</w:t>
+      </w:r>
+    </w:p>
+    <w:p>
+      <w:pPr>
+        <w:shd w:val="clear" w:color="auto" w:fill="1F1F1F"/>
+        <w:spacing w:after="0" w:line="285" w:lineRule="atLeast"/>
+        <w:jc w:val="left"/>
+        <w:rPr>
+          <w:rFonts w:ascii="Consolas" w:eastAsia="Times New Roman" w:hAnsi="Consolas" w:cs="Times New Roman"/>
+          <w:color w:val="CCCCCC"/>
+          <w:sz w:val="21"/>
+          <w:szCs w:val="21"/>
+        </w:rPr>
+      </w:pPr>
+      <w:r>
+        <w:rPr>
+          <w:rFonts w:ascii="Consolas" w:eastAsia="Times New Roman" w:hAnsi="Consolas" w:cs="Times New Roman"/>
+          <w:color w:val="CCCCCC"/>
+          <w:sz w:val="21"/>
+          <w:szCs w:val="21"/>
+        </w:rPr>
+        <w:t xml:space="preserve">    </w:t>
+      </w:r>
+      <w:r>
+        <w:rPr>
+          <w:rFonts w:ascii="Consolas" w:eastAsia="Times New Roman" w:hAnsi="Consolas" w:cs="Times New Roman"/>
+          <w:color w:val="569CD6"/>
+          <w:sz w:val="21"/>
+          <w:szCs w:val="21"/>
+        </w:rPr>
+        <w:t>char</w:t>
+      </w:r>
+      <w:r>
+        <w:rPr>
+          <w:rFonts w:ascii="Consolas" w:eastAsia="Times New Roman" w:hAnsi="Consolas" w:cs="Times New Roman"/>
+          <w:color w:val="CCCCCC"/>
+          <w:sz w:val="21"/>
+          <w:szCs w:val="21"/>
+        </w:rPr>
+        <w:t xml:space="preserve"> </w:t>
+      </w:r>
+      <w:r>
+        <w:rPr>
+          <w:rFonts w:ascii="Consolas" w:eastAsia="Times New Roman" w:hAnsi="Consolas" w:cs="Times New Roman"/>
+          <w:color w:val="D4D4D4"/>
+          <w:sz w:val="21"/>
+          <w:szCs w:val="21"/>
+        </w:rPr>
+        <w:t>*</w:t>
+      </w:r>
+      <w:proofErr w:type="spellStart"/>
+      <w:proofErr w:type="gramStart"/>
+      <w:r>
+        <w:rPr>
+          <w:rFonts w:ascii="Consolas" w:eastAsia="Times New Roman" w:hAnsi="Consolas" w:cs="Times New Roman"/>
+          <w:color w:val="CCCCCC"/>
+          <w:sz w:val="21"/>
+          <w:szCs w:val="21"/>
+        </w:rPr>
+        <w:t>testCases</w:t>
+      </w:r>
+      <w:proofErr w:type="spellEnd"/>
+      <w:r>
+        <w:rPr>
+          <w:rFonts w:ascii="Consolas" w:eastAsia="Times New Roman" w:hAnsi="Consolas" w:cs="Times New Roman"/>
+          <w:color w:val="569CD6"/>
+          <w:sz w:val="21"/>
+          <w:szCs w:val="21"/>
+        </w:rPr>
+        <w:t>[</w:t>
+      </w:r>
+      <w:proofErr w:type="gramEnd"/>
+      <w:r>
+        <w:rPr>
+          <w:rFonts w:ascii="Consolas" w:eastAsia="Times New Roman" w:hAnsi="Consolas" w:cs="Times New Roman"/>
+          <w:color w:val="569CD6"/>
+          <w:sz w:val="21"/>
+          <w:szCs w:val="21"/>
+        </w:rPr>
+        <w:t>]</w:t>
+      </w:r>
+      <w:r>
+        <w:rPr>
+          <w:rFonts w:ascii="Consolas" w:eastAsia="Times New Roman" w:hAnsi="Consolas" w:cs="Times New Roman"/>
+          <w:color w:val="CCCCCC"/>
+          <w:sz w:val="21"/>
+          <w:szCs w:val="21"/>
+        </w:rPr>
+        <w:t xml:space="preserve"> </w:t>
+      </w:r>
+      <w:r>
+        <w:rPr>
+          <w:rFonts w:ascii="Consolas" w:eastAsia="Times New Roman" w:hAnsi="Consolas" w:cs="Times New Roman"/>
+          <w:color w:val="D4D4D4"/>
+          <w:sz w:val="21"/>
+          <w:szCs w:val="21"/>
+        </w:rPr>
+        <w:t>=</w:t>
+      </w:r>
+      <w:r>
+        <w:rPr>
+          <w:rFonts w:ascii="Consolas" w:eastAsia="Times New Roman" w:hAnsi="Consolas" w:cs="Times New Roman"/>
+          <w:color w:val="CCCCCC"/>
+          <w:sz w:val="21"/>
+          <w:szCs w:val="21"/>
+        </w:rPr>
+        <w:t xml:space="preserve"> {</w:t>
+      </w:r>
+      <w:r>
+        <w:rPr>
+          <w:rFonts w:ascii="Consolas" w:eastAsia="Times New Roman" w:hAnsi="Consolas" w:cs="Times New Roman"/>
+          <w:color w:val="CE9178"/>
+          <w:sz w:val="21"/>
+          <w:szCs w:val="21"/>
+        </w:rPr>
+        <w:t>"</w:t>
+      </w:r>
+      <w:proofErr w:type="spellStart"/>
+      <w:r>
+        <w:rPr>
+          <w:rFonts w:ascii="Consolas" w:eastAsia="Times New Roman" w:hAnsi="Consolas" w:cs="Times New Roman"/>
+          <w:color w:val="CE9178"/>
+          <w:sz w:val="21"/>
+          <w:szCs w:val="21"/>
+        </w:rPr>
+        <w:t>abcde</w:t>
+      </w:r>
+      <w:proofErr w:type="spellEnd"/>
+      <w:r>
+        <w:rPr>
+          <w:rFonts w:ascii="Consolas" w:eastAsia="Times New Roman" w:hAnsi="Consolas" w:cs="Times New Roman"/>
+          <w:color w:val="CE9178"/>
+          <w:sz w:val="21"/>
+          <w:szCs w:val="21"/>
+        </w:rPr>
+        <w:t>"</w:t>
+      </w:r>
+      <w:r>
+        <w:rPr>
+          <w:rFonts w:ascii="Consolas" w:eastAsia="Times New Roman" w:hAnsi="Consolas" w:cs="Times New Roman"/>
+          <w:color w:val="CCCCCC"/>
+          <w:sz w:val="21"/>
+          <w:szCs w:val="21"/>
+        </w:rPr>
+        <w:t xml:space="preserve">, </w:t>
+      </w:r>
+      <w:r>
+        <w:rPr>
+          <w:rFonts w:ascii="Consolas" w:eastAsia="Times New Roman" w:hAnsi="Consolas" w:cs="Times New Roman"/>
+          <w:color w:val="CE9178"/>
+          <w:sz w:val="21"/>
+          <w:szCs w:val="21"/>
+        </w:rPr>
+        <w:t>"</w:t>
+      </w:r>
+      <w:proofErr w:type="spellStart"/>
+      <w:r>
+        <w:rPr>
+          <w:rFonts w:ascii="Consolas" w:eastAsia="Times New Roman" w:hAnsi="Consolas" w:cs="Times New Roman"/>
+          <w:color w:val="CE9178"/>
+          <w:sz w:val="21"/>
+          <w:szCs w:val="21"/>
+        </w:rPr>
+        <w:t>abcdef</w:t>
+      </w:r>
+      <w:proofErr w:type="spellEnd"/>
+      <w:r>
+        <w:rPr>
+          <w:rFonts w:ascii="Consolas" w:eastAsia="Times New Roman" w:hAnsi="Consolas" w:cs="Times New Roman"/>
+          <w:color w:val="CE9178"/>
+          <w:sz w:val="21"/>
+          <w:szCs w:val="21"/>
+        </w:rPr>
+        <w:t>"</w:t>
+      </w:r>
+      <w:r>
+        <w:rPr>
+          <w:rFonts w:ascii="Consolas" w:eastAsia="Times New Roman" w:hAnsi="Consolas" w:cs="Times New Roman"/>
+          <w:color w:val="CCCCCC"/>
+          <w:sz w:val="21"/>
+          <w:szCs w:val="21"/>
+        </w:rPr>
+        <w:t xml:space="preserve">, </w:t>
+      </w:r>
+      <w:r>
+        <w:rPr>
+          <w:rFonts w:ascii="Consolas" w:eastAsia="Times New Roman" w:hAnsi="Consolas" w:cs="Times New Roman"/>
+          <w:color w:val="CE9178"/>
+          <w:sz w:val="21"/>
+          <w:szCs w:val="21"/>
+        </w:rPr>
+        <w:t>"</w:t>
+      </w:r>
+      <w:proofErr w:type="spellStart"/>
+      <w:r>
+        <w:rPr>
+          <w:rFonts w:ascii="Consolas" w:eastAsia="Times New Roman" w:hAnsi="Consolas" w:cs="Times New Roman"/>
+          <w:color w:val="CE9178"/>
+          <w:sz w:val="21"/>
+          <w:szCs w:val="21"/>
+        </w:rPr>
+        <w:t>abcdefghijk</w:t>
+      </w:r>
+      <w:proofErr w:type="spellEnd"/>
+      <w:r>
+        <w:rPr>
+          <w:rFonts w:ascii="Consolas" w:eastAsia="Times New Roman" w:hAnsi="Consolas" w:cs="Times New Roman"/>
+          <w:color w:val="CE9178"/>
+          <w:sz w:val="21"/>
+          <w:szCs w:val="21"/>
+        </w:rPr>
+        <w:t>"</w:t>
+      </w:r>
+      <w:r>
+        <w:rPr>
+          <w:rFonts w:ascii="Consolas" w:eastAsia="Times New Roman" w:hAnsi="Consolas" w:cs="Times New Roman"/>
+          <w:color w:val="CCCCCC"/>
+          <w:sz w:val="21"/>
+          <w:szCs w:val="21"/>
+        </w:rPr>
+        <w:t xml:space="preserve">, </w:t>
+      </w:r>
+      <w:r>
+        <w:rPr>
+          <w:rFonts w:ascii="Consolas" w:eastAsia="Times New Roman" w:hAnsi="Consolas" w:cs="Times New Roman"/>
+          <w:color w:val="CE9178"/>
+          <w:sz w:val="21"/>
+          <w:szCs w:val="21"/>
+        </w:rPr>
+        <w:t>"</w:t>
+      </w:r>
+      <w:proofErr w:type="spellStart"/>
+      <w:r>
+        <w:rPr>
+          <w:rFonts w:ascii="Consolas" w:eastAsia="Times New Roman" w:hAnsi="Consolas" w:cs="Times New Roman"/>
+          <w:color w:val="CE9178"/>
+          <w:sz w:val="21"/>
+          <w:szCs w:val="21"/>
+        </w:rPr>
+        <w:t>abcdefghijkl</w:t>
+      </w:r>
+      <w:proofErr w:type="spellEnd"/>
+      <w:r>
+        <w:rPr>
+          <w:rFonts w:ascii="Consolas" w:eastAsia="Times New Roman" w:hAnsi="Consolas" w:cs="Times New Roman"/>
+          <w:color w:val="CE9178"/>
+          <w:sz w:val="21"/>
+          <w:szCs w:val="21"/>
+        </w:rPr>
+        <w:t>"</w:t>
+      </w:r>
+      <w:r>
+        <w:rPr>
+          <w:rFonts w:ascii="Consolas" w:eastAsia="Times New Roman" w:hAnsi="Consolas" w:cs="Times New Roman"/>
+          <w:color w:val="CCCCCC"/>
+          <w:sz w:val="21"/>
+          <w:szCs w:val="21"/>
+        </w:rPr>
+        <w:t xml:space="preserve">, </w:t>
+      </w:r>
+      <w:r>
+        <w:rPr>
+          <w:rFonts w:ascii="Consolas" w:eastAsia="Times New Roman" w:hAnsi="Consolas" w:cs="Times New Roman"/>
+          <w:color w:val="CE9178"/>
+          <w:sz w:val="21"/>
+          <w:szCs w:val="21"/>
+        </w:rPr>
+        <w:t>"</w:t>
+      </w:r>
+      <w:proofErr w:type="spellStart"/>
+      <w:r>
+        <w:rPr>
+          <w:rFonts w:ascii="Consolas" w:eastAsia="Times New Roman" w:hAnsi="Consolas" w:cs="Times New Roman"/>
+          <w:color w:val="CE9178"/>
+          <w:sz w:val="21"/>
+          <w:szCs w:val="21"/>
+        </w:rPr>
+        <w:t>abcdefghijklm</w:t>
+      </w:r>
+      <w:proofErr w:type="spellEnd"/>
+      <w:r>
+        <w:rPr>
+          <w:rFonts w:ascii="Consolas" w:eastAsia="Times New Roman" w:hAnsi="Consolas" w:cs="Times New Roman"/>
+          <w:color w:val="CE9178"/>
+          <w:sz w:val="21"/>
+          <w:szCs w:val="21"/>
+        </w:rPr>
+        <w:t>"</w:t>
+      </w:r>
+      <w:r>
+        <w:rPr>
+          <w:rFonts w:ascii="Consolas" w:eastAsia="Times New Roman" w:hAnsi="Consolas" w:cs="Times New Roman"/>
+          <w:color w:val="CCCCCC"/>
+          <w:sz w:val="21"/>
+          <w:szCs w:val="21"/>
+        </w:rPr>
+        <w:t xml:space="preserve">, </w:t>
+      </w:r>
+      <w:r>
+        <w:rPr>
+          <w:rFonts w:ascii="Consolas" w:eastAsia="Times New Roman" w:hAnsi="Consolas" w:cs="Times New Roman"/>
+          <w:color w:val="CE9178"/>
+          <w:sz w:val="21"/>
+          <w:szCs w:val="21"/>
+        </w:rPr>
+        <w:t>""</w:t>
+      </w:r>
+      <w:r>
+        <w:rPr>
+          <w:rFonts w:ascii="Consolas" w:eastAsia="Times New Roman" w:hAnsi="Consolas" w:cs="Times New Roman"/>
+          <w:color w:val="CCCCCC"/>
+          <w:sz w:val="21"/>
+          <w:szCs w:val="21"/>
+        </w:rPr>
+        <w:t>};</w:t>
+      </w:r>
+    </w:p>
+    <w:p>
+      <w:pPr>
+        <w:shd w:val="clear" w:color="auto" w:fill="1F1F1F"/>
+        <w:spacing w:after="0" w:line="285" w:lineRule="atLeast"/>
+        <w:jc w:val="left"/>
+        <w:rPr>
+          <w:rFonts w:ascii="Consolas" w:eastAsia="Times New Roman" w:hAnsi="Consolas" w:cs="Times New Roman"/>
+          <w:color w:val="CCCCCC"/>
+          <w:sz w:val="21"/>
+          <w:szCs w:val="21"/>
+        </w:rPr>
+      </w:pPr>
+      <w:r>
+        <w:rPr>
+          <w:rFonts w:ascii="Consolas" w:eastAsia="Times New Roman" w:hAnsi="Consolas" w:cs="Times New Roman"/>
+          <w:color w:val="CCCCCC"/>
+          <w:sz w:val="21"/>
+          <w:szCs w:val="21"/>
+        </w:rPr>
+        <w:t xml:space="preserve">    </w:t>
+      </w:r>
+      <w:r>
+        <w:rPr>
+          <w:rFonts w:ascii="Consolas" w:eastAsia="Times New Roman" w:hAnsi="Consolas" w:cs="Times New Roman"/>
+          <w:color w:val="569CD6"/>
+          <w:sz w:val="21"/>
+          <w:szCs w:val="21"/>
+        </w:rPr>
+        <w:t>int</w:t>
+      </w:r>
+      <w:r>
+        <w:rPr>
+          <w:rFonts w:ascii="Consolas" w:eastAsia="Times New Roman" w:hAnsi="Consolas" w:cs="Times New Roman"/>
+          <w:color w:val="CCCCCC"/>
+          <w:sz w:val="21"/>
+          <w:szCs w:val="21"/>
+        </w:rPr>
+        <w:t xml:space="preserve"> n </w:t>
+      </w:r>
+      <w:r>
+        <w:rPr>
+          <w:rFonts w:ascii="Consolas" w:eastAsia="Times New Roman" w:hAnsi="Consolas" w:cs="Times New Roman"/>
+          <w:color w:val="D4D4D4"/>
+          <w:sz w:val="21"/>
+          <w:szCs w:val="21"/>
+        </w:rPr>
+        <w:t>=</w:t>
+      </w:r>
+      <w:r>
+        <w:rPr>
+          <w:rFonts w:ascii="Consolas" w:eastAsia="Times New Roman" w:hAnsi="Consolas" w:cs="Times New Roman"/>
+          <w:color w:val="CCCCCC"/>
+          <w:sz w:val="21"/>
+          <w:szCs w:val="21"/>
+        </w:rPr>
+        <w:t xml:space="preserve"> </w:t>
+      </w:r>
+      <w:proofErr w:type="spellStart"/>
+      <w:r>
+        <w:rPr>
+          <w:rFonts w:ascii="Consolas" w:eastAsia="Times New Roman" w:hAnsi="Consolas" w:cs="Times New Roman"/>
+          <w:color w:val="569CD6"/>
+          <w:sz w:val="21"/>
+          <w:szCs w:val="21"/>
+        </w:rPr>
+        <w:t>sizeof</w:t>
+      </w:r>
+      <w:proofErr w:type="spellEnd"/>
+      <w:r>
+        <w:rPr>
+          <w:rFonts w:ascii="Consolas" w:eastAsia="Times New Roman" w:hAnsi="Consolas" w:cs="Times New Roman"/>
+          <w:color w:val="CCCCCC"/>
+          <w:sz w:val="21"/>
+          <w:szCs w:val="21"/>
+        </w:rPr>
+        <w:t>(</w:t>
+      </w:r>
+      <w:proofErr w:type="spellStart"/>
+      <w:r>
+        <w:rPr>
+          <w:rFonts w:ascii="Consolas" w:eastAsia="Times New Roman" w:hAnsi="Consolas" w:cs="Times New Roman"/>
+          <w:color w:val="CCCCCC"/>
+          <w:sz w:val="21"/>
+          <w:szCs w:val="21"/>
+        </w:rPr>
+        <w:t>testCases</w:t>
+      </w:r>
+      <w:proofErr w:type="spellEnd"/>
+      <w:r>
+        <w:rPr>
+          <w:rFonts w:ascii="Consolas" w:eastAsia="Times New Roman" w:hAnsi="Consolas" w:cs="Times New Roman"/>
+          <w:color w:val="CCCCCC"/>
+          <w:sz w:val="21"/>
+          <w:szCs w:val="21"/>
+        </w:rPr>
+        <w:t xml:space="preserve">) </w:t>
+      </w:r>
+      <w:r>
+        <w:rPr>
+          <w:rFonts w:ascii="Consolas" w:eastAsia="Times New Roman" w:hAnsi="Consolas" w:cs="Times New Roman"/>
+          <w:color w:val="D4D4D4"/>
+          <w:sz w:val="21"/>
+          <w:szCs w:val="21"/>
+        </w:rPr>
+        <w:t>/</w:t>
+      </w:r>
+      <w:r>
+        <w:rPr>
+          <w:rFonts w:ascii="Consolas" w:eastAsia="Times New Roman" w:hAnsi="Consolas" w:cs="Times New Roman"/>
+          <w:color w:val="CCCCCC"/>
+          <w:sz w:val="21"/>
+          <w:szCs w:val="21"/>
+        </w:rPr>
+        <w:t xml:space="preserve"> </w:t>
+      </w:r>
+      <w:proofErr w:type="spellStart"/>
+      <w:r>
+        <w:rPr>
+          <w:rFonts w:ascii="Consolas" w:eastAsia="Times New Roman" w:hAnsi="Consolas" w:cs="Times New Roman"/>
+          <w:color w:val="569CD6"/>
+          <w:sz w:val="21"/>
+          <w:szCs w:val="21"/>
+        </w:rPr>
+        <w:t>sizeof</w:t>
+      </w:r>
+      <w:proofErr w:type="spellEnd"/>
+      <w:r>
+        <w:rPr>
+          <w:rFonts w:ascii="Consolas" w:eastAsia="Times New Roman" w:hAnsi="Consolas" w:cs="Times New Roman"/>
+          <w:color w:val="CCCCCC"/>
+          <w:sz w:val="21"/>
+          <w:szCs w:val="21"/>
+        </w:rPr>
+        <w:t>(</w:t>
+      </w:r>
+      <w:proofErr w:type="spellStart"/>
+      <w:proofErr w:type="gramStart"/>
+      <w:r>
+        <w:rPr>
+          <w:rFonts w:ascii="Consolas" w:eastAsia="Times New Roman" w:hAnsi="Consolas" w:cs="Times New Roman"/>
+          <w:color w:val="9CDCFE"/>
+          <w:sz w:val="21"/>
+          <w:szCs w:val="21"/>
+        </w:rPr>
+        <w:t>testCases</w:t>
+      </w:r>
+      <w:proofErr w:type="spellEnd"/>
+      <w:r>
+        <w:rPr>
+          <w:rFonts w:ascii="Consolas" w:eastAsia="Times New Roman" w:hAnsi="Consolas" w:cs="Times New Roman"/>
+          <w:color w:val="CCCCCC"/>
+          <w:sz w:val="21"/>
+          <w:szCs w:val="21"/>
+        </w:rPr>
+        <w:t>[</w:t>
+      </w:r>
+      <w:proofErr w:type="gramEnd"/>
+      <w:r>
+        <w:rPr>
+          <w:rFonts w:ascii="Consolas" w:eastAsia="Times New Roman" w:hAnsi="Consolas" w:cs="Times New Roman"/>
+          <w:color w:val="B5CEA8"/>
+          <w:sz w:val="21"/>
+          <w:szCs w:val="21"/>
+        </w:rPr>
+        <w:t>0</w:t>
+      </w:r>
+      <w:r>
+        <w:rPr>
+          <w:rFonts w:ascii="Consolas" w:eastAsia="Times New Roman" w:hAnsi="Consolas" w:cs="Times New Roman"/>
+          <w:color w:val="CCCCCC"/>
+          <w:sz w:val="21"/>
+          <w:szCs w:val="21"/>
+        </w:rPr>
+        <w:t>]);</w:t>
+      </w:r>
+    </w:p>
+    <w:p>
+      <w:pPr>
+        <w:shd w:val="clear" w:color="auto" w:fill="1F1F1F"/>
+        <w:spacing w:after="0" w:line="285" w:lineRule="atLeast"/>
+        <w:jc w:val="left"/>
+        <w:rPr>
+          <w:rFonts w:ascii="Consolas" w:eastAsia="Times New Roman" w:hAnsi="Consolas" w:cs="Times New Roman"/>
+          <w:color w:val="CCCCCC"/>
+          <w:sz w:val="21"/>
+          <w:szCs w:val="21"/>
+        </w:rPr>
+      </w:pPr>
+    </w:p>
+    <w:p>
+      <w:pPr>
+        <w:shd w:val="clear" w:color="auto" w:fill="1F1F1F"/>
+        <w:spacing w:after="0" w:line="285" w:lineRule="atLeast"/>
+        <w:jc w:val="left"/>
+        <w:rPr>
+          <w:rFonts w:ascii="Consolas" w:eastAsia="Times New Roman" w:hAnsi="Consolas" w:cs="Times New Roman"/>
+          <w:color w:val="CCCCCC"/>
+          <w:sz w:val="21"/>
+          <w:szCs w:val="21"/>
+        </w:rPr>
+      </w:pPr>
+      <w:r>
+        <w:rPr>
+          <w:rFonts w:ascii="Consolas" w:eastAsia="Times New Roman" w:hAnsi="Consolas" w:cs="Times New Roman"/>
+          <w:color w:val="CCCCCC"/>
+          <w:sz w:val="21"/>
+          <w:szCs w:val="21"/>
+        </w:rPr>
+        <w:t xml:space="preserve">    </w:t>
+      </w:r>
+      <w:r>
+        <w:rPr>
+          <w:rFonts w:ascii="Consolas" w:eastAsia="Times New Roman" w:hAnsi="Consolas" w:cs="Times New Roman"/>
+          <w:color w:val="C586C0"/>
+          <w:sz w:val="21"/>
+          <w:szCs w:val="21"/>
+        </w:rPr>
+        <w:t>for</w:t>
+      </w:r>
+      <w:r>
+        <w:rPr>
+          <w:rFonts w:ascii="Consolas" w:eastAsia="Times New Roman" w:hAnsi="Consolas" w:cs="Times New Roman"/>
+          <w:color w:val="CCCCCC"/>
+          <w:sz w:val="21"/>
+          <w:szCs w:val="21"/>
+        </w:rPr>
+        <w:t xml:space="preserve"> (</w:t>
+      </w:r>
+      <w:r>
+        <w:rPr>
+          <w:rFonts w:ascii="Consolas" w:eastAsia="Times New Roman" w:hAnsi="Consolas" w:cs="Times New Roman"/>
+          <w:color w:val="569CD6"/>
+          <w:sz w:val="21"/>
+          <w:szCs w:val="21"/>
+        </w:rPr>
+        <w:t>int</w:t>
+      </w:r>
+      <w:r>
+        <w:rPr>
+          <w:rFonts w:ascii="Consolas" w:eastAsia="Times New Roman" w:hAnsi="Consolas" w:cs="Times New Roman"/>
+          <w:color w:val="CCCCCC"/>
+          <w:sz w:val="21"/>
+          <w:szCs w:val="21"/>
+        </w:rPr>
+        <w:t xml:space="preserve"> </w:t>
+      </w:r>
+      <w:proofErr w:type="spellStart"/>
+      <w:r>
+        <w:rPr>
+          <w:rFonts w:ascii="Consolas" w:eastAsia="Times New Roman" w:hAnsi="Consolas" w:cs="Times New Roman"/>
+          <w:color w:val="CCCCCC"/>
+          <w:sz w:val="21"/>
+          <w:szCs w:val="21"/>
+        </w:rPr>
+        <w:t>i</w:t>
+      </w:r>
+      <w:proofErr w:type="spellEnd"/>
+      <w:r>
+        <w:rPr>
+          <w:rFonts w:ascii="Consolas" w:eastAsia="Times New Roman" w:hAnsi="Consolas" w:cs="Times New Roman"/>
+          <w:color w:val="CCCCCC"/>
+          <w:sz w:val="21"/>
+          <w:szCs w:val="21"/>
+        </w:rPr>
+        <w:t xml:space="preserve"> </w:t>
+      </w:r>
+      <w:r>
+        <w:rPr>
+          <w:rFonts w:ascii="Consolas" w:eastAsia="Times New Roman" w:hAnsi="Consolas" w:cs="Times New Roman"/>
+          <w:color w:val="D4D4D4"/>
+          <w:sz w:val="21"/>
+          <w:szCs w:val="21"/>
+        </w:rPr>
+        <w:t>=</w:t>
+      </w:r>
+      <w:r>
+        <w:rPr>
+          <w:rFonts w:ascii="Consolas" w:eastAsia="Times New Roman" w:hAnsi="Consolas" w:cs="Times New Roman"/>
+          <w:color w:val="CCCCCC"/>
+          <w:sz w:val="21"/>
+          <w:szCs w:val="21"/>
+        </w:rPr>
+        <w:t xml:space="preserve"> </w:t>
+      </w:r>
+      <w:r>
+        <w:rPr>
+          <w:rFonts w:ascii="Consolas" w:eastAsia="Times New Roman" w:hAnsi="Consolas" w:cs="Times New Roman"/>
+          <w:color w:val="B5CEA8"/>
+          <w:sz w:val="21"/>
+          <w:szCs w:val="21"/>
+        </w:rPr>
+        <w:t>0</w:t>
+      </w:r>
+      <w:r>
+        <w:rPr>
+          <w:rFonts w:ascii="Consolas" w:eastAsia="Times New Roman" w:hAnsi="Consolas" w:cs="Times New Roman"/>
+          <w:color w:val="CCCCCC"/>
+          <w:sz w:val="21"/>
+          <w:szCs w:val="21"/>
+        </w:rPr>
+        <w:t xml:space="preserve">; </w:t>
+      </w:r>
+      <w:proofErr w:type="spellStart"/>
+      <w:r>
+        <w:rPr>
+          <w:rFonts w:ascii="Consolas" w:eastAsia="Times New Roman" w:hAnsi="Consolas" w:cs="Times New Roman"/>
+          <w:color w:val="CCCCCC"/>
+          <w:sz w:val="21"/>
+          <w:szCs w:val="21"/>
+        </w:rPr>
+        <w:t>i</w:t>
+      </w:r>
+      <w:proofErr w:type="spellEnd"/>
+      <w:r>
+        <w:rPr>
+          <w:rFonts w:ascii="Consolas" w:eastAsia="Times New Roman" w:hAnsi="Consolas" w:cs="Times New Roman"/>
+          <w:color w:val="CCCCCC"/>
+          <w:sz w:val="21"/>
+          <w:szCs w:val="21"/>
+        </w:rPr>
+        <w:t xml:space="preserve"> </w:t>
+      </w:r>
+      <w:r>
+        <w:rPr>
+          <w:rFonts w:ascii="Consolas" w:eastAsia="Times New Roman" w:hAnsi="Consolas" w:cs="Times New Roman"/>
+          <w:color w:val="D4D4D4"/>
+          <w:sz w:val="21"/>
+          <w:szCs w:val="21"/>
+        </w:rPr>
+        <w:t>&lt;</w:t>
+      </w:r>
+      <w:r>
+        <w:rPr>
+          <w:rFonts w:ascii="Consolas" w:eastAsia="Times New Roman" w:hAnsi="Consolas" w:cs="Times New Roman"/>
+          <w:color w:val="CCCCCC"/>
+          <w:sz w:val="21"/>
+          <w:szCs w:val="21"/>
+        </w:rPr>
+        <w:t xml:space="preserve"> n; </w:t>
+      </w:r>
+      <w:proofErr w:type="spellStart"/>
+      <w:r>
+        <w:rPr>
+          <w:rFonts w:ascii="Consolas" w:eastAsia="Times New Roman" w:hAnsi="Consolas" w:cs="Times New Roman"/>
+          <w:color w:val="CCCCCC"/>
+          <w:sz w:val="21"/>
+          <w:szCs w:val="21"/>
+        </w:rPr>
+        <w:t>i</w:t>
+      </w:r>
+      <w:proofErr w:type="spellEnd"/>
+      <w:r>
+        <w:rPr>
+          <w:rFonts w:ascii="Consolas" w:eastAsia="Times New Roman" w:hAnsi="Consolas" w:cs="Times New Roman"/>
+          <w:color w:val="D4D4D4"/>
+          <w:sz w:val="21"/>
+          <w:szCs w:val="21"/>
+        </w:rPr>
+        <w:t>++</w:t>
+      </w:r>
+      <w:r>
+        <w:rPr>
+          <w:rFonts w:ascii="Consolas" w:eastAsia="Times New Roman" w:hAnsi="Consolas" w:cs="Times New Roman"/>
+          <w:color w:val="CCCCCC"/>
+          <w:sz w:val="21"/>
+          <w:szCs w:val="21"/>
+        </w:rPr>
+        <w:t>) {</w:t>
+      </w:r>
+    </w:p>
+    <w:p>
+      <w:pPr>
+        <w:shd w:val="clear" w:color="auto" w:fill="1F1F1F"/>
+        <w:spacing w:after="0" w:line="285" w:lineRule="atLeast"/>
+        <w:jc w:val="left"/>
+        <w:rPr>
+          <w:rFonts w:ascii="Consolas" w:eastAsia="Times New Roman" w:hAnsi="Consolas" w:cs="Times New Roman"/>
+          <w:color w:val="CCCCCC"/>
+          <w:sz w:val="21"/>
+          <w:szCs w:val="21"/>
+        </w:rPr>
+      </w:pPr>
+      <w:r>
+        <w:rPr>
+          <w:rFonts w:ascii="Consolas" w:eastAsia="Times New Roman" w:hAnsi="Consolas" w:cs="Times New Roman"/>
+          <w:color w:val="CCCCCC"/>
+          <w:sz w:val="21"/>
+          <w:szCs w:val="21"/>
+        </w:rPr>
+        <w:t xml:space="preserve">        </w:t>
+      </w:r>
+      <w:proofErr w:type="spellStart"/>
+      <w:proofErr w:type="gramStart"/>
+      <w:r>
+        <w:rPr>
+          <w:rFonts w:ascii="Consolas" w:eastAsia="Times New Roman" w:hAnsi="Consolas" w:cs="Times New Roman"/>
+          <w:color w:val="DCDCAA"/>
+          <w:sz w:val="21"/>
+          <w:szCs w:val="21"/>
+        </w:rPr>
+        <w:t>printf</w:t>
+      </w:r>
+      <w:proofErr w:type="spellEnd"/>
+      <w:r>
+        <w:rPr>
+          <w:rFonts w:ascii="Consolas" w:eastAsia="Times New Roman" w:hAnsi="Consolas" w:cs="Times New Roman"/>
+          <w:color w:val="CCCCCC"/>
+          <w:sz w:val="21"/>
+          <w:szCs w:val="21"/>
+        </w:rPr>
+        <w:t>(</w:t>
+      </w:r>
+      <w:proofErr w:type="gramEnd"/>
+      <w:r>
+        <w:rPr>
+          <w:rFonts w:ascii="Consolas" w:eastAsia="Times New Roman" w:hAnsi="Consolas" w:cs="Times New Roman"/>
+          <w:color w:val="CE9178"/>
+          <w:sz w:val="21"/>
+          <w:szCs w:val="21"/>
+        </w:rPr>
+        <w:t xml:space="preserve">"Test case </w:t>
+      </w:r>
+      <w:r>
+        <w:rPr>
+          <w:rFonts w:ascii="Consolas" w:eastAsia="Times New Roman" w:hAnsi="Consolas" w:cs="Times New Roman"/>
+          <w:color w:val="9CDCFE"/>
+          <w:sz w:val="21"/>
+          <w:szCs w:val="21"/>
+        </w:rPr>
+        <w:t>%d</w:t>
+      </w:r>
+      <w:r>
+        <w:rPr>
+          <w:rFonts w:ascii="Consolas" w:eastAsia="Times New Roman" w:hAnsi="Consolas" w:cs="Times New Roman"/>
+          <w:color w:val="CE9178"/>
+          <w:sz w:val="21"/>
+          <w:szCs w:val="21"/>
+        </w:rPr>
+        <w:t xml:space="preserve">: </w:t>
+      </w:r>
+      <w:r>
+        <w:rPr>
+          <w:rFonts w:ascii="Consolas" w:eastAsia="Times New Roman" w:hAnsi="Consolas" w:cs="Times New Roman"/>
+          <w:color w:val="D7BA7D"/>
+          <w:sz w:val="21"/>
+          <w:szCs w:val="21"/>
+        </w:rPr>
+        <w:t>\"</w:t>
+      </w:r>
+      <w:r>
+        <w:rPr>
+          <w:rFonts w:ascii="Consolas" w:eastAsia="Times New Roman" w:hAnsi="Consolas" w:cs="Times New Roman"/>
+          <w:color w:val="9CDCFE"/>
+          <w:sz w:val="21"/>
+          <w:szCs w:val="21"/>
+        </w:rPr>
+        <w:t>%s</w:t>
+      </w:r>
+      <w:r>
+        <w:rPr>
+          <w:rFonts w:ascii="Consolas" w:eastAsia="Times New Roman" w:hAnsi="Consolas" w:cs="Times New Roman"/>
+          <w:color w:val="D7BA7D"/>
+          <w:sz w:val="21"/>
+          <w:szCs w:val="21"/>
+        </w:rPr>
+        <w:t>\"</w:t>
+      </w:r>
+      <w:r>
+        <w:rPr>
+          <w:rFonts w:ascii="Consolas" w:eastAsia="Times New Roman" w:hAnsi="Consolas" w:cs="Times New Roman"/>
+          <w:color w:val="CE9178"/>
+          <w:sz w:val="21"/>
+          <w:szCs w:val="21"/>
+        </w:rPr>
+        <w:t xml:space="preserve"> -&gt; </w:t>
+      </w:r>
+      <w:r>
+        <w:rPr>
+          <w:rFonts w:ascii="Consolas" w:eastAsia="Times New Roman" w:hAnsi="Consolas" w:cs="Times New Roman"/>
+          <w:color w:val="9CDCFE"/>
+          <w:sz w:val="21"/>
+          <w:szCs w:val="21"/>
+        </w:rPr>
+        <w:t>%s</w:t>
+      </w:r>
+      <w:r>
+        <w:rPr>
+          <w:rFonts w:ascii="Consolas" w:eastAsia="Times New Roman" w:hAnsi="Consolas" w:cs="Times New Roman"/>
+          <w:color w:val="D7BA7D"/>
+          <w:sz w:val="21"/>
+          <w:szCs w:val="21"/>
+        </w:rPr>
+        <w:t>\n</w:t>
+      </w:r>
+      <w:r>
+        <w:rPr>
+          <w:rFonts w:ascii="Consolas" w:eastAsia="Times New Roman" w:hAnsi="Consolas" w:cs="Times New Roman"/>
+          <w:color w:val="CE9178"/>
+          <w:sz w:val="21"/>
+          <w:szCs w:val="21"/>
+        </w:rPr>
+        <w:t>"</w:t>
+      </w:r>
+      <w:r>
+        <w:rPr>
+          <w:rFonts w:ascii="Consolas" w:eastAsia="Times New Roman" w:hAnsi="Consolas" w:cs="Times New Roman"/>
+          <w:color w:val="CCCCCC"/>
+          <w:sz w:val="21"/>
+          <w:szCs w:val="21"/>
+        </w:rPr>
+        <w:t xml:space="preserve">, </w:t>
+      </w:r>
+      <w:proofErr w:type="spellStart"/>
+      <w:r>
+        <w:rPr>
+          <w:rFonts w:ascii="Consolas" w:eastAsia="Times New Roman" w:hAnsi="Consolas" w:cs="Times New Roman"/>
+          <w:color w:val="CCCCCC"/>
+          <w:sz w:val="21"/>
+          <w:szCs w:val="21"/>
+        </w:rPr>
+        <w:t>i</w:t>
+      </w:r>
+      <w:proofErr w:type="spellEnd"/>
+      <w:r>
+        <w:rPr>
+          <w:rFonts w:ascii="Consolas" w:eastAsia="Times New Roman" w:hAnsi="Consolas" w:cs="Times New Roman"/>
+          <w:color w:val="CCCCCC"/>
+          <w:sz w:val="21"/>
+          <w:szCs w:val="21"/>
+        </w:rPr>
+        <w:t xml:space="preserve"> </w:t>
+      </w:r>
+      <w:r>
+        <w:rPr>
+          <w:rFonts w:ascii="Consolas" w:eastAsia="Times New Roman" w:hAnsi="Consolas" w:cs="Times New Roman"/>
+          <w:color w:val="D4D4D4"/>
+          <w:sz w:val="21"/>
+          <w:szCs w:val="21"/>
+        </w:rPr>
+        <w:t>+</w:t>
+      </w:r>
+      <w:r>
+        <w:rPr>
+          <w:rFonts w:ascii="Consolas" w:eastAsia="Times New Roman" w:hAnsi="Consolas" w:cs="Times New Roman"/>
+          <w:color w:val="CCCCCC"/>
+          <w:sz w:val="21"/>
+          <w:szCs w:val="21"/>
+        </w:rPr>
+        <w:t xml:space="preserve"> </w:t>
+      </w:r>
+      <w:r>
+        <w:rPr>
+          <w:rFonts w:ascii="Consolas" w:eastAsia="Times New Roman" w:hAnsi="Consolas" w:cs="Times New Roman"/>
+          <w:color w:val="B5CEA8"/>
+          <w:sz w:val="21"/>
+          <w:szCs w:val="21"/>
+        </w:rPr>
+        <w:t>1</w:t>
+      </w:r>
+      <w:r>
+        <w:rPr>
+          <w:rFonts w:ascii="Consolas" w:eastAsia="Times New Roman" w:hAnsi="Consolas" w:cs="Times New Roman"/>
+          <w:color w:val="CCCCCC"/>
+          <w:sz w:val="21"/>
+          <w:szCs w:val="21"/>
+        </w:rPr>
+        <w:t xml:space="preserve">, </w:t>
+      </w:r>
+      <w:proofErr w:type="spellStart"/>
+      <w:r>
+        <w:rPr>
+          <w:rFonts w:ascii="Consolas" w:eastAsia="Times New Roman" w:hAnsi="Consolas" w:cs="Times New Roman"/>
+          <w:color w:val="9CDCFE"/>
+          <w:sz w:val="21"/>
+          <w:szCs w:val="21"/>
+        </w:rPr>
+        <w:t>testCases</w:t>
+      </w:r>
+      <w:proofErr w:type="spellEnd"/>
+      <w:r>
+        <w:rPr>
+          <w:rFonts w:ascii="Consolas" w:eastAsia="Times New Roman" w:hAnsi="Consolas" w:cs="Times New Roman"/>
+          <w:color w:val="CCCCCC"/>
+          <w:sz w:val="21"/>
+          <w:szCs w:val="21"/>
+        </w:rPr>
+        <w:t>[</w:t>
+      </w:r>
+      <w:proofErr w:type="spellStart"/>
+      <w:r>
+        <w:rPr>
+          <w:rFonts w:ascii="Consolas" w:eastAsia="Times New Roman" w:hAnsi="Consolas" w:cs="Times New Roman"/>
+          <w:color w:val="CCCCCC"/>
+          <w:sz w:val="21"/>
+          <w:szCs w:val="21"/>
+        </w:rPr>
+        <w:t>i</w:t>
+      </w:r>
+      <w:proofErr w:type="spellEnd"/>
+      <w:r>
+        <w:rPr>
+          <w:rFonts w:ascii="Consolas" w:eastAsia="Times New Roman" w:hAnsi="Consolas" w:cs="Times New Roman"/>
+          <w:color w:val="CCCCCC"/>
+          <w:sz w:val="21"/>
+          <w:szCs w:val="21"/>
+        </w:rPr>
+        <w:t xml:space="preserve">], </w:t>
+      </w:r>
+      <w:proofErr w:type="spellStart"/>
+      <w:r>
+        <w:rPr>
+          <w:rFonts w:ascii="Consolas" w:eastAsia="Times New Roman" w:hAnsi="Consolas" w:cs="Times New Roman"/>
+          <w:color w:val="DCDCAA"/>
+          <w:sz w:val="21"/>
+          <w:szCs w:val="21"/>
+        </w:rPr>
+        <w:t>isValidPassword</w:t>
+      </w:r>
+      <w:proofErr w:type="spellEnd"/>
+      <w:r>
+        <w:rPr>
+          <w:rFonts w:ascii="Consolas" w:eastAsia="Times New Roman" w:hAnsi="Consolas" w:cs="Times New Roman"/>
+          <w:color w:val="CCCCCC"/>
+          <w:sz w:val="21"/>
+          <w:szCs w:val="21"/>
+        </w:rPr>
+        <w:t>(</w:t>
+      </w:r>
+      <w:proofErr w:type="spellStart"/>
+      <w:r>
+        <w:rPr>
+          <w:rFonts w:ascii="Consolas" w:eastAsia="Times New Roman" w:hAnsi="Consolas" w:cs="Times New Roman"/>
+          <w:color w:val="9CDCFE"/>
+          <w:sz w:val="21"/>
+          <w:szCs w:val="21"/>
+        </w:rPr>
+        <w:t>testCases</w:t>
+      </w:r>
+      <w:proofErr w:type="spellEnd"/>
+      <w:r>
+        <w:rPr>
+          <w:rFonts w:ascii="Consolas" w:eastAsia="Times New Roman" w:hAnsi="Consolas" w:cs="Times New Roman"/>
+          <w:color w:val="CCCCCC"/>
+          <w:sz w:val="21"/>
+          <w:szCs w:val="21"/>
+        </w:rPr>
+        <w:t>[</w:t>
+      </w:r>
+      <w:proofErr w:type="spellStart"/>
+      <w:r>
+        <w:rPr>
+          <w:rFonts w:ascii="Consolas" w:eastAsia="Times New Roman" w:hAnsi="Consolas" w:cs="Times New Roman"/>
+          <w:color w:val="CCCCCC"/>
+          <w:sz w:val="21"/>
+          <w:szCs w:val="21"/>
+        </w:rPr>
+        <w:t>i</w:t>
+      </w:r>
+      <w:proofErr w:type="spellEnd"/>
+      <w:r>
+        <w:rPr>
+          <w:rFonts w:ascii="Consolas" w:eastAsia="Times New Roman" w:hAnsi="Consolas" w:cs="Times New Roman"/>
+          <w:color w:val="CCCCCC"/>
+          <w:sz w:val="21"/>
+          <w:szCs w:val="21"/>
+        </w:rPr>
+        <w:t xml:space="preserve">]) </w:t>
+      </w:r>
+      <w:r>
+        <w:rPr>
+          <w:rFonts w:ascii="Consolas" w:eastAsia="Times New Roman" w:hAnsi="Consolas" w:cs="Times New Roman"/>
+          <w:color w:val="D4D4D4"/>
+          <w:sz w:val="21"/>
+          <w:szCs w:val="21"/>
+        </w:rPr>
+        <w:t>?</w:t>
+      </w:r>
+      <w:r>
+        <w:rPr>
+          <w:rFonts w:ascii="Consolas" w:eastAsia="Times New Roman" w:hAnsi="Consolas" w:cs="Times New Roman"/>
+          <w:color w:val="CCCCCC"/>
+          <w:sz w:val="21"/>
+          <w:szCs w:val="21"/>
+        </w:rPr>
+        <w:t xml:space="preserve"> </w:t>
+      </w:r>
+      <w:r>
+        <w:rPr>
+          <w:rFonts w:ascii="Consolas" w:eastAsia="Times New Roman" w:hAnsi="Consolas" w:cs="Times New Roman"/>
+          <w:color w:val="CE9178"/>
+          <w:sz w:val="21"/>
+          <w:szCs w:val="21"/>
+        </w:rPr>
+        <w:t>"Valid</w:t>
+      </w:r>
+      <w:proofErr w:type="gramStart"/>
+      <w:r>
+        <w:rPr>
+          <w:rFonts w:ascii="Consolas" w:eastAsia="Times New Roman" w:hAnsi="Consolas" w:cs="Times New Roman"/>
+          <w:color w:val="CE9178"/>
+          <w:sz w:val="21"/>
+          <w:szCs w:val="21"/>
+        </w:rPr>
+        <w:t>"</w:t>
+      </w:r>
+      <w:r>
+        <w:rPr>
+          <w:rFonts w:ascii="Consolas" w:eastAsia="Times New Roman" w:hAnsi="Consolas" w:cs="Times New Roman"/>
+          <w:color w:val="CCCCCC"/>
+          <w:sz w:val="21"/>
+          <w:szCs w:val="21"/>
+        </w:rPr>
+        <w:t xml:space="preserve"> </w:t>
+      </w:r>
+      <w:r>
+        <w:rPr>
+          <w:rFonts w:ascii="Consolas" w:eastAsia="Times New Roman" w:hAnsi="Consolas" w:cs="Times New Roman"/>
+          <w:color w:val="D4D4D4"/>
+          <w:sz w:val="21"/>
+          <w:szCs w:val="21"/>
+        </w:rPr>
+        <w:t>:</w:t>
+      </w:r>
+      <w:proofErr w:type="gramEnd"/>
+      <w:r>
+        <w:rPr>
+          <w:rFonts w:ascii="Consolas" w:eastAsia="Times New Roman" w:hAnsi="Consolas" w:cs="Times New Roman"/>
+          <w:color w:val="CCCCCC"/>
+          <w:sz w:val="21"/>
+          <w:szCs w:val="21"/>
+        </w:rPr>
+        <w:t xml:space="preserve"> </w:t>
+      </w:r>
+      <w:r>
+        <w:rPr>
+          <w:rFonts w:ascii="Consolas" w:eastAsia="Times New Roman" w:hAnsi="Consolas" w:cs="Times New Roman"/>
+          <w:color w:val="CE9178"/>
+          <w:sz w:val="21"/>
+          <w:szCs w:val="21"/>
+        </w:rPr>
+        <w:t>"Invalid"</w:t>
+      </w:r>
+      <w:r>
+        <w:rPr>
+          <w:rFonts w:ascii="Consolas" w:eastAsia="Times New Roman" w:hAnsi="Consolas" w:cs="Times New Roman"/>
+          <w:color w:val="CCCCCC"/>
+          <w:sz w:val="21"/>
+          <w:szCs w:val="21"/>
+        </w:rPr>
+        <w:t>);</w:t>
+      </w:r>
+    </w:p>
+    <w:p>
+      <w:pPr>
+        <w:shd w:val="clear" w:color="auto" w:fill="1F1F1F"/>
+        <w:spacing w:after="0" w:line="285" w:lineRule="atLeast"/>
+        <w:jc w:val="left"/>
+        <w:rPr>
+          <w:rFonts w:ascii="Consolas" w:eastAsia="Times New Roman" w:hAnsi="Consolas" w:cs="Times New Roman"/>
+          <w:color w:val="CCCCCC"/>
+          <w:sz w:val="21"/>
+          <w:szCs w:val="21"/>
+        </w:rPr>
+      </w:pPr>
+      <w:r>
+        <w:rPr>
+          <w:rFonts w:ascii="Consolas" w:eastAsia="Times New Roman" w:hAnsi="Consolas" w:cs="Times New Roman"/>
+          <w:color w:val="CCCCCC"/>
+          <w:sz w:val="21"/>
+          <w:szCs w:val="21"/>
+        </w:rPr>
+        <w:t>    }</w:t>
+      </w:r>
+    </w:p>
+    <w:p>
+      <w:pPr>
+        <w:shd w:val="clear" w:color="auto" w:fill="1F1F1F"/>
+        <w:spacing w:after="0" w:line="285" w:lineRule="atLeast"/>
+        <w:jc w:val="left"/>
+        <w:rPr>
+          <w:rFonts w:ascii="Consolas" w:eastAsia="Times New Roman" w:hAnsi="Consolas" w:cs="Times New Roman"/>
+          <w:color w:val="CCCCCC"/>
+          <w:sz w:val="21"/>
+          <w:szCs w:val="21"/>
+        </w:rPr>
+      </w:pPr>
+      <w:r>
+        <w:rPr>
+          <w:rFonts w:ascii="Consolas" w:eastAsia="Times New Roman" w:hAnsi="Consolas" w:cs="Times New Roman"/>
+          <w:color w:val="CCCCCC"/>
+          <w:sz w:val="21"/>
+          <w:szCs w:val="21"/>
+        </w:rPr>
+        <w:t xml:space="preserve">    </w:t>
+      </w:r>
+      <w:r>
+        <w:rPr>
+          <w:rFonts w:ascii="Consolas" w:eastAsia="Times New Roman" w:hAnsi="Consolas" w:cs="Times New Roman"/>
+          <w:color w:val="C586C0"/>
+          <w:sz w:val="21"/>
+          <w:szCs w:val="21"/>
+        </w:rPr>
+        <w:t>return</w:t>
+      </w:r>
+      <w:r>
+        <w:rPr>
+          <w:rFonts w:ascii="Consolas" w:eastAsia="Times New Roman" w:hAnsi="Consolas" w:cs="Times New Roman"/>
+          <w:color w:val="CCCCCC"/>
+          <w:sz w:val="21"/>
+          <w:szCs w:val="21"/>
+        </w:rPr>
+        <w:t xml:space="preserve"> </w:t>
+      </w:r>
+      <w:r>
+        <w:rPr>
+          <w:rFonts w:ascii="Consolas" w:eastAsia="Times New Roman" w:hAnsi="Consolas" w:cs="Times New Roman"/>
+          <w:color w:val="B5CEA8"/>
+          <w:sz w:val="21"/>
+          <w:szCs w:val="21"/>
+        </w:rPr>
+        <w:t>0</w:t>
+      </w:r>
+      <w:r>
+        <w:rPr>
+          <w:rFonts w:ascii="Consolas" w:eastAsia="Times New Roman" w:hAnsi="Consolas" w:cs="Times New Roman"/>
+          <w:color w:val="CCCCCC"/>
+          <w:sz w:val="21"/>
+          <w:szCs w:val="21"/>
+        </w:rPr>
+        <w:t>;</w:t>
+      </w:r>
+    </w:p>
+    <w:p>
+      <w:pPr>
+        <w:shd w:val="clear" w:color="auto" w:fill="1F1F1F"/>
+        <w:spacing w:after="0" w:line="285" w:lineRule="atLeast"/>
+        <w:jc w:val="left"/>
+        <w:rPr>
+          <w:rFonts w:ascii="Consolas" w:eastAsia="Times New Roman" w:hAnsi="Consolas" w:cs="Times New Roman"/>
+          <w:color w:val="CCCCCC"/>
+          <w:sz w:val="21"/>
+          <w:szCs w:val="21"/>
+        </w:rPr>
+      </w:pPr>
+      <w:r>
+        <w:rPr>
+          <w:rFonts w:ascii="Consolas" w:eastAsia="Times New Roman" w:hAnsi="Consolas" w:cs="Times New Roman"/>
+          <w:color w:val="CCCCCC"/>
+          <w:sz w:val="21"/>
+          <w:szCs w:val="21"/>
+        </w:rPr>
+        <w:t>}</w:t>
+      </w:r>
+    </w:p>
+    <w:p>
+      <w:pPr>
+        <w:shd w:val="clear" w:color="auto" w:fill="1F1F1F"/>
+        <w:spacing w:after="0" w:line="285" w:lineRule="atLeast"/>
+        <w:jc w:val="left"/>
+        <w:rPr>
+          <w:rFonts w:ascii="Consolas" w:eastAsia="Times New Roman" w:hAnsi="Consolas" w:cs="Times New Roman"/>
+          <w:color w:val="CCCCCC"/>
+          <w:sz w:val="21"/>
+          <w:szCs w:val="21"/>
+        </w:rPr>
+      </w:pPr>
+    </w:p>
+    <w:p/>
     <w:p>
       <w:pPr>
         <w:pStyle w:val="Heading1"/>
       </w:pPr>
       <w:r>
-        <w:t>PHẦN II</w:t>
+        <w:t>PH</w:t>
+      </w:r>
+      <w:r>
+        <w:t>Ầ</w:t>
+      </w:r>
+      <w:r>
+        <w:t>N II</w:t>
       </w:r>
     </w:p>
     <w:p>
       <w:pPr>
         <w:pStyle w:val="Heading2"/>
       </w:pPr>
-      <w:r>
-        <w:t>Bài 4 (2 điểm)</w:t>
-      </w:r>
-    </w:p>
-    <w:p>
-      <w:r>
-        <w:t>Tại tính năng đăng ký , khi thực hiện submit thông tin đăng ký thì hệ thống phản hồi thành công rất chậm. Tại vì sao ? Tính năng đăng ký này cần thực hiện loại kiểm thử nào để xác định nguyên nhân.</w:t>
+      <w:proofErr w:type="spellStart"/>
+      <w:r>
+        <w:t>Bài</w:t>
+      </w:r>
+      <w:proofErr w:type="spellEnd"/>
+      <w:r>
+        <w:t xml:space="preserve"> 4 (2 </w:t>
+      </w:r>
+      <w:proofErr w:type="spellStart"/>
+      <w:r>
+        <w:t>đi</w:t>
+      </w:r>
+      <w:r>
+        <w:t>ể</w:t>
+      </w:r>
+      <w:r>
+        <w:t>m</w:t>
+      </w:r>
+      <w:proofErr w:type="spellEnd"/>
+      <w:r>
+        <w:t>)</w:t>
+      </w:r>
+    </w:p>
+    <w:p>
+      <w:r>
+        <w:t>T</w:t>
+      </w:r>
+      <w:r>
+        <w:t>ạ</w:t>
+      </w:r>
+      <w:r>
+        <w:t xml:space="preserve">i </w:t>
+      </w:r>
+      <w:proofErr w:type="spellStart"/>
+      <w:r>
+        <w:t>tính</w:t>
+      </w:r>
+      <w:proofErr w:type="spellEnd"/>
+      <w:r>
+        <w:t xml:space="preserve"> </w:t>
+      </w:r>
+      <w:proofErr w:type="spellStart"/>
+      <w:r>
+        <w:t>năng</w:t>
+      </w:r>
+      <w:proofErr w:type="spellEnd"/>
+      <w:r>
+        <w:t xml:space="preserve"> </w:t>
+      </w:r>
+      <w:proofErr w:type="spellStart"/>
+      <w:r>
+        <w:t>đăng</w:t>
+      </w:r>
+      <w:proofErr w:type="spellEnd"/>
+      <w:r>
+        <w:t xml:space="preserve"> </w:t>
+      </w:r>
+      <w:proofErr w:type="spellStart"/>
+      <w:proofErr w:type="gramStart"/>
+      <w:r>
+        <w:t>ký</w:t>
+      </w:r>
+      <w:proofErr w:type="spellEnd"/>
+      <w:r>
+        <w:t xml:space="preserve"> ,</w:t>
+      </w:r>
+      <w:proofErr w:type="gramEnd"/>
+      <w:r>
+        <w:t xml:space="preserve"> </w:t>
+      </w:r>
+      <w:proofErr w:type="spellStart"/>
+      <w:r>
+        <w:t>khi</w:t>
+      </w:r>
+      <w:proofErr w:type="spellEnd"/>
+      <w:r>
+        <w:t xml:space="preserve"> th</w:t>
+      </w:r>
+      <w:r>
+        <w:t>ự</w:t>
+      </w:r>
+      <w:r>
+        <w:t>c hi</w:t>
+      </w:r>
+      <w:r>
+        <w:t>ệ</w:t>
+      </w:r>
+      <w:r>
+        <w:t xml:space="preserve">n submit </w:t>
+      </w:r>
+      <w:proofErr w:type="spellStart"/>
+      <w:r>
+        <w:t>thông</w:t>
+      </w:r>
+      <w:proofErr w:type="spellEnd"/>
+      <w:r>
+        <w:t xml:space="preserve"> tin </w:t>
+      </w:r>
+      <w:proofErr w:type="spellStart"/>
+      <w:r>
+        <w:t>đăng</w:t>
+      </w:r>
+      <w:proofErr w:type="spellEnd"/>
+      <w:r>
+        <w:t xml:space="preserve"> </w:t>
+      </w:r>
+      <w:proofErr w:type="spellStart"/>
+      <w:r>
+        <w:t>ký</w:t>
+      </w:r>
+      <w:proofErr w:type="spellEnd"/>
+      <w:r>
+        <w:t xml:space="preserve"> thì</w:t>
+      </w:r>
+      <w:r>
+        <w:t xml:space="preserve"> h</w:t>
+      </w:r>
+      <w:r>
+        <w:t>ệ</w:t>
+      </w:r>
+      <w:r>
+        <w:t xml:space="preserve"> th</w:t>
+      </w:r>
+      <w:r>
+        <w:t>ố</w:t>
+      </w:r>
+      <w:r>
+        <w:t xml:space="preserve">ng </w:t>
+      </w:r>
+      <w:proofErr w:type="spellStart"/>
+      <w:r>
+        <w:t>ph</w:t>
+      </w:r>
+      <w:r>
+        <w:t>ả</w:t>
+      </w:r>
+      <w:r>
+        <w:t>n</w:t>
+      </w:r>
+      <w:proofErr w:type="spellEnd"/>
+      <w:r>
+        <w:t xml:space="preserve"> </w:t>
+      </w:r>
+      <w:proofErr w:type="spellStart"/>
+      <w:r>
+        <w:t>h</w:t>
+      </w:r>
+      <w:r>
+        <w:t>ồ</w:t>
+      </w:r>
+      <w:r>
+        <w:t>i</w:t>
+      </w:r>
+      <w:proofErr w:type="spellEnd"/>
+      <w:r>
+        <w:t xml:space="preserve"> thành công </w:t>
+      </w:r>
+      <w:proofErr w:type="spellStart"/>
+      <w:r>
+        <w:t>r</w:t>
+      </w:r>
+      <w:r>
+        <w:t>ấ</w:t>
+      </w:r>
+      <w:r>
+        <w:t>t</w:t>
+      </w:r>
+      <w:proofErr w:type="spellEnd"/>
+      <w:r>
+        <w:t xml:space="preserve"> </w:t>
+      </w:r>
+      <w:proofErr w:type="spellStart"/>
+      <w:r>
+        <w:t>ch</w:t>
+      </w:r>
+      <w:r>
+        <w:t>ậ</w:t>
+      </w:r>
+      <w:r>
+        <w:t>m</w:t>
+      </w:r>
+      <w:proofErr w:type="spellEnd"/>
+      <w:r>
+        <w:t>. T</w:t>
+      </w:r>
+      <w:r>
+        <w:t>ạ</w:t>
+      </w:r>
+      <w:r>
+        <w:t xml:space="preserve">i </w:t>
+      </w:r>
+      <w:proofErr w:type="spellStart"/>
+      <w:r>
+        <w:t>vì</w:t>
+      </w:r>
+      <w:proofErr w:type="spellEnd"/>
+      <w:r>
+        <w:t xml:space="preserve"> </w:t>
+      </w:r>
+      <w:proofErr w:type="spellStart"/>
+      <w:proofErr w:type="gramStart"/>
+      <w:r>
+        <w:t>sao</w:t>
+      </w:r>
+      <w:proofErr w:type="spellEnd"/>
+      <w:r>
+        <w:t xml:space="preserve"> ?</w:t>
+      </w:r>
+      <w:proofErr w:type="gramEnd"/>
+      <w:r>
+        <w:t xml:space="preserve"> </w:t>
+      </w:r>
+      <w:proofErr w:type="spellStart"/>
+      <w:r>
+        <w:t>Tính</w:t>
+      </w:r>
+      <w:proofErr w:type="spellEnd"/>
+      <w:r>
+        <w:t xml:space="preserve"> </w:t>
+      </w:r>
+      <w:proofErr w:type="spellStart"/>
+      <w:r>
+        <w:t>năng</w:t>
+      </w:r>
+      <w:proofErr w:type="spellEnd"/>
+      <w:r>
+        <w:t xml:space="preserve"> </w:t>
+      </w:r>
+      <w:proofErr w:type="spellStart"/>
+      <w:r>
+        <w:t>đăng</w:t>
+      </w:r>
+      <w:proofErr w:type="spellEnd"/>
+      <w:r>
+        <w:t xml:space="preserve"> </w:t>
+      </w:r>
+      <w:proofErr w:type="spellStart"/>
+      <w:r>
+        <w:t>ký</w:t>
+      </w:r>
+      <w:proofErr w:type="spellEnd"/>
+      <w:r>
+        <w:t xml:space="preserve"> này </w:t>
+      </w:r>
+      <w:proofErr w:type="spellStart"/>
+      <w:r>
+        <w:t>c</w:t>
+      </w:r>
+      <w:r>
+        <w:t>ầ</w:t>
+      </w:r>
+      <w:r>
+        <w:t>n</w:t>
+      </w:r>
+      <w:proofErr w:type="spellEnd"/>
+      <w:r>
+        <w:t xml:space="preserve"> th</w:t>
+      </w:r>
+      <w:r>
+        <w:t>ự</w:t>
+      </w:r>
+      <w:r>
+        <w:t>c hi</w:t>
+      </w:r>
+      <w:r>
+        <w:t>ệ</w:t>
+      </w:r>
+      <w:r>
+        <w:t xml:space="preserve">n </w:t>
+      </w:r>
+      <w:proofErr w:type="spellStart"/>
+      <w:r>
+        <w:t>lo</w:t>
+      </w:r>
+      <w:r>
+        <w:t>ạ</w:t>
+      </w:r>
+      <w:r>
+        <w:t>i</w:t>
+      </w:r>
+      <w:proofErr w:type="spellEnd"/>
+      <w:r>
+        <w:t xml:space="preserve"> ki</w:t>
+      </w:r>
+      <w:r>
+        <w:t>ể</w:t>
+      </w:r>
+      <w:r>
+        <w:t>m th</w:t>
+      </w:r>
+      <w:r>
+        <w:t>ử</w:t>
+      </w:r>
+      <w:r>
+        <w:t xml:space="preserve"> </w:t>
+      </w:r>
+      <w:proofErr w:type="spellStart"/>
+      <w:r>
+        <w:t>nào</w:t>
+      </w:r>
+      <w:proofErr w:type="spellEnd"/>
+      <w:r>
+        <w:t xml:space="preserve"> đ</w:t>
+      </w:r>
+      <w:r>
+        <w:t>ể</w:t>
+      </w:r>
+      <w:r>
+        <w:t xml:space="preserve"> </w:t>
+      </w:r>
+      <w:proofErr w:type="spellStart"/>
+      <w:r>
+        <w:t>xác</w:t>
+      </w:r>
+      <w:proofErr w:type="spellEnd"/>
+      <w:r>
+        <w:t xml:space="preserve"> đ</w:t>
+      </w:r>
+      <w:r>
+        <w:t>ị</w:t>
+      </w:r>
+      <w:r>
+        <w:t xml:space="preserve">nh </w:t>
+      </w:r>
+      <w:proofErr w:type="spellStart"/>
+      <w:r>
+        <w:t>nguyên</w:t>
+      </w:r>
+      <w:proofErr w:type="spellEnd"/>
+      <w:r>
+        <w:t xml:space="preserve"> </w:t>
+      </w:r>
+      <w:proofErr w:type="spellStart"/>
+      <w:r>
+        <w:t>nhân</w:t>
+      </w:r>
+      <w:proofErr w:type="spellEnd"/>
+      <w:r>
+        <w:t>.</w:t>
+      </w:r>
+    </w:p>
+    <w:p>
+      <w:pPr>
+        <w:pStyle w:val="ListParagraph"/>
+        <w:numPr>
+          <w:ilvl w:val="0"/>
+          <w:numId w:val="4"/>
+        </w:numPr>
+      </w:pPr>
+      <w:proofErr w:type="spellStart"/>
+      <w:r>
+        <w:t>Chúng</w:t>
+      </w:r>
+      <w:proofErr w:type="spellEnd"/>
+      <w:r>
+        <w:t xml:space="preserve"> đang kiểm thử các </w:t>
+      </w:r>
+      <w:proofErr w:type="spellStart"/>
+      <w:r>
+        <w:t>điều</w:t>
+      </w:r>
+      <w:proofErr w:type="spellEnd"/>
+      <w:r>
+        <w:t xml:space="preserve"> </w:t>
+      </w:r>
+      <w:proofErr w:type="spellStart"/>
+      <w:r>
+        <w:t>kiện</w:t>
+      </w:r>
+      <w:proofErr w:type="spellEnd"/>
+      <w:r>
+        <w:t xml:space="preserve"> </w:t>
+      </w:r>
+      <w:proofErr w:type="spellStart"/>
+      <w:r>
+        <w:t>nhập</w:t>
+      </w:r>
+      <w:proofErr w:type="spellEnd"/>
+      <w:r>
+        <w:t xml:space="preserve"> vào prompt </w:t>
+      </w:r>
+      <w:proofErr w:type="spellStart"/>
+      <w:r>
+        <w:t>và</w:t>
+      </w:r>
+      <w:proofErr w:type="spellEnd"/>
+      <w:r>
+        <w:t xml:space="preserve"> các vấn đề về </w:t>
+      </w:r>
+      <w:proofErr w:type="spellStart"/>
+      <w:r>
+        <w:t>hiệu</w:t>
+      </w:r>
+      <w:proofErr w:type="spellEnd"/>
+      <w:r>
+        <w:t xml:space="preserve"> </w:t>
+      </w:r>
+      <w:proofErr w:type="spellStart"/>
+      <w:r>
+        <w:t>năng</w:t>
+      </w:r>
+      <w:proofErr w:type="spellEnd"/>
+      <w:r>
+        <w:t xml:space="preserve">, </w:t>
+      </w:r>
+      <w:proofErr w:type="spellStart"/>
+      <w:r>
+        <w:t>ngoài</w:t>
+      </w:r>
+      <w:proofErr w:type="spellEnd"/>
+      <w:r>
+        <w:t xml:space="preserve"> ra </w:t>
+      </w:r>
+      <w:proofErr w:type="spellStart"/>
+      <w:r>
+        <w:t>khi</w:t>
+      </w:r>
+      <w:proofErr w:type="spellEnd"/>
+      <w:r>
+        <w:t xml:space="preserve"> </w:t>
+      </w:r>
+      <w:proofErr w:type="spellStart"/>
+      <w:r>
+        <w:t>submi</w:t>
+      </w:r>
+      <w:proofErr w:type="spellEnd"/>
+      <w:r>
+        <w:t xml:space="preserve"> </w:t>
+      </w:r>
+      <w:proofErr w:type="spellStart"/>
+      <w:r>
+        <w:t>cần</w:t>
+      </w:r>
+      <w:proofErr w:type="spellEnd"/>
+      <w:r>
+        <w:t xml:space="preserve"> </w:t>
+      </w:r>
+      <w:proofErr w:type="spellStart"/>
+      <w:r>
+        <w:t>chờ</w:t>
+      </w:r>
+      <w:proofErr w:type="spellEnd"/>
+      <w:r>
+        <w:t xml:space="preserve"> </w:t>
+      </w:r>
+      <w:proofErr w:type="spellStart"/>
+      <w:r>
+        <w:t>phản</w:t>
+      </w:r>
+      <w:proofErr w:type="spellEnd"/>
+      <w:r>
+        <w:t xml:space="preserve"> </w:t>
+      </w:r>
+      <w:proofErr w:type="spellStart"/>
+      <w:r>
+        <w:t>hồi</w:t>
+      </w:r>
+      <w:proofErr w:type="spellEnd"/>
+      <w:r>
+        <w:t xml:space="preserve"> </w:t>
+      </w:r>
+      <w:proofErr w:type="spellStart"/>
+      <w:r>
+        <w:t>khởi</w:t>
+      </w:r>
+      <w:proofErr w:type="spellEnd"/>
+      <w:r>
+        <w:t xml:space="preserve"> </w:t>
+      </w:r>
+      <w:proofErr w:type="spellStart"/>
+      <w:r>
+        <w:t>tạo</w:t>
+      </w:r>
+      <w:proofErr w:type="spellEnd"/>
+      <w:r>
+        <w:t xml:space="preserve"> database, cache</w:t>
+      </w:r>
+    </w:p>
+    <w:p>
+      <w:pPr>
+        <w:pStyle w:val="ListParagraph"/>
+        <w:numPr>
+          <w:ilvl w:val="0"/>
+          <w:numId w:val="4"/>
+        </w:numPr>
+      </w:pPr>
+      <w:r>
+        <w:t xml:space="preserve">Kiểm thử phi </w:t>
+      </w:r>
+      <w:proofErr w:type="spellStart"/>
+      <w:r>
+        <w:t>chức</w:t>
+      </w:r>
+      <w:proofErr w:type="spellEnd"/>
+      <w:r>
+        <w:t xml:space="preserve"> </w:t>
+      </w:r>
+      <w:proofErr w:type="spellStart"/>
+      <w:r>
+        <w:t>năng</w:t>
+      </w:r>
+      <w:proofErr w:type="spellEnd"/>
+      <w:r>
+        <w:t xml:space="preserve"> (Non-Functional Testing)</w:t>
       </w:r>
     </w:p>
     <w:p/>
     <w:p/>
     <w:p/>
-    <w:p/>
     <w:p>
       <w:pPr>
         <w:pStyle w:val="Heading2"/>
       </w:pPr>
-      <w:r>
-        <w:lastRenderedPageBreak/>
-        <w:t>Bài 5 (2 điểm)</w:t>
-      </w:r>
-    </w:p>
-    <w:p>
-      <w:r>
-        <w:t>Thực hiện kiểm tra giỏ hàng với những tính năng sau:</w:t>
+      <w:proofErr w:type="spellStart"/>
+      <w:r>
+        <w:t>Bài</w:t>
+      </w:r>
+      <w:proofErr w:type="spellEnd"/>
+      <w:r>
+        <w:t xml:space="preserve"> 5 (2 </w:t>
+      </w:r>
+      <w:proofErr w:type="spellStart"/>
+      <w:r>
+        <w:t>đi</w:t>
+      </w:r>
+      <w:r>
+        <w:t>ể</w:t>
+      </w:r>
+      <w:r>
+        <w:t>m</w:t>
+      </w:r>
+      <w:proofErr w:type="spellEnd"/>
+      <w:r>
+        <w:t>)</w:t>
+      </w:r>
+    </w:p>
+    <w:p>
+      <w:r>
+        <w:t>Th</w:t>
+      </w:r>
+      <w:r>
+        <w:t>ự</w:t>
+      </w:r>
+      <w:r>
+        <w:t>c hi</w:t>
+      </w:r>
+      <w:r>
+        <w:t>ệ</w:t>
+      </w:r>
+      <w:r>
+        <w:t>n ki</w:t>
+      </w:r>
+      <w:r>
+        <w:t>ể</w:t>
+      </w:r>
+      <w:r>
+        <w:t xml:space="preserve">m </w:t>
+      </w:r>
+      <w:proofErr w:type="spellStart"/>
+      <w:r>
+        <w:t>tra</w:t>
+      </w:r>
+      <w:proofErr w:type="spellEnd"/>
+      <w:r>
+        <w:t xml:space="preserve"> </w:t>
+      </w:r>
+      <w:proofErr w:type="spellStart"/>
+      <w:r>
+        <w:t>gi</w:t>
+      </w:r>
+      <w:r>
+        <w:t>ỏ</w:t>
+      </w:r>
+      <w:proofErr w:type="spellEnd"/>
+      <w:r>
+        <w:t xml:space="preserve"> </w:t>
+      </w:r>
+      <w:proofErr w:type="spellStart"/>
+      <w:r>
+        <w:t>hàng</w:t>
+      </w:r>
+      <w:proofErr w:type="spellEnd"/>
+      <w:r>
+        <w:t xml:space="preserve"> v</w:t>
+      </w:r>
+      <w:r>
+        <w:t>ớ</w:t>
+      </w:r>
+      <w:r>
+        <w:t xml:space="preserve">i </w:t>
+      </w:r>
+      <w:proofErr w:type="spellStart"/>
+      <w:r>
+        <w:t>nh</w:t>
+      </w:r>
+      <w:r>
+        <w:t>ữ</w:t>
+      </w:r>
+      <w:r>
+        <w:t>ng</w:t>
+      </w:r>
+      <w:proofErr w:type="spellEnd"/>
+      <w:r>
+        <w:t xml:space="preserve"> </w:t>
+      </w:r>
+      <w:proofErr w:type="spellStart"/>
+      <w:r>
+        <w:t>tính</w:t>
+      </w:r>
+      <w:proofErr w:type="spellEnd"/>
+      <w:r>
+        <w:t xml:space="preserve"> </w:t>
+      </w:r>
+      <w:proofErr w:type="spellStart"/>
+      <w:r>
+        <w:t>năng</w:t>
+      </w:r>
+      <w:proofErr w:type="spellEnd"/>
+      <w:r>
+        <w:t xml:space="preserve"> </w:t>
+      </w:r>
+      <w:proofErr w:type="spellStart"/>
+      <w:r>
+        <w:t>sau</w:t>
+      </w:r>
+      <w:proofErr w:type="spellEnd"/>
+      <w:r>
+        <w:t>:</w:t>
       </w:r>
     </w:p>
     <w:p>
@@ -285,8 +4054,52 @@
         <w:spacing w:after="0"/>
       </w:pPr>
       <w:r>
-        <w:t>Add sản phẩm vào giỏ hàng</w:t>
-      </w:r>
+        <w:t xml:space="preserve">Add </w:t>
+      </w:r>
+      <w:proofErr w:type="spellStart"/>
+      <w:r>
+        <w:t>s</w:t>
+      </w:r>
+      <w:r>
+        <w:t>ả</w:t>
+      </w:r>
+      <w:r>
+        <w:t>n</w:t>
+      </w:r>
+      <w:proofErr w:type="spellEnd"/>
+      <w:r>
+        <w:t xml:space="preserve"> </w:t>
+      </w:r>
+      <w:proofErr w:type="spellStart"/>
+      <w:r>
+        <w:t>ph</w:t>
+      </w:r>
+      <w:r>
+        <w:t>ẩ</w:t>
+      </w:r>
+      <w:r>
+        <w:t>m</w:t>
+      </w:r>
+      <w:proofErr w:type="spellEnd"/>
+      <w:r>
+        <w:t xml:space="preserve"> vào </w:t>
+      </w:r>
+      <w:proofErr w:type="spellStart"/>
+      <w:r>
+        <w:t>gi</w:t>
+      </w:r>
+      <w:r>
+        <w:t>ỏ</w:t>
+      </w:r>
+      <w:proofErr w:type="spellEnd"/>
+      <w:r>
+        <w:t xml:space="preserve"> </w:t>
+      </w:r>
+      <w:proofErr w:type="spellStart"/>
+      <w:r>
+        <w:t>hàng</w:t>
+      </w:r>
+      <w:proofErr w:type="spellEnd"/>
     </w:p>
     <w:p>
       <w:pPr>
@@ -297,8 +4110,66 @@
         <w:spacing w:after="0"/>
       </w:pPr>
       <w:r>
-        <w:t>Delete sản phẩm khỏi giỏ hàng</w:t>
-      </w:r>
+        <w:t xml:space="preserve">Delete </w:t>
+      </w:r>
+      <w:proofErr w:type="spellStart"/>
+      <w:r>
+        <w:t>s</w:t>
+      </w:r>
+      <w:r>
+        <w:t>ả</w:t>
+      </w:r>
+      <w:r>
+        <w:t>n</w:t>
+      </w:r>
+      <w:proofErr w:type="spellEnd"/>
+      <w:r>
+        <w:t xml:space="preserve"> </w:t>
+      </w:r>
+      <w:proofErr w:type="spellStart"/>
+      <w:r>
+        <w:t>ph</w:t>
+      </w:r>
+      <w:r>
+        <w:t>ẩ</w:t>
+      </w:r>
+      <w:r>
+        <w:t>m</w:t>
+      </w:r>
+      <w:proofErr w:type="spellEnd"/>
+      <w:r>
+        <w:t xml:space="preserve"> </w:t>
+      </w:r>
+      <w:proofErr w:type="spellStart"/>
+      <w:r>
+        <w:t>kh</w:t>
+      </w:r>
+      <w:r>
+        <w:t>ỏ</w:t>
+      </w:r>
+      <w:r>
+        <w:t>i</w:t>
+      </w:r>
+      <w:proofErr w:type="spellEnd"/>
+      <w:r>
+        <w:t xml:space="preserve"> </w:t>
+      </w:r>
+      <w:proofErr w:type="spellStart"/>
+      <w:r>
+        <w:t>gi</w:t>
+      </w:r>
+      <w:r>
+        <w:t>ỏ</w:t>
+      </w:r>
+      <w:proofErr w:type="spellEnd"/>
+      <w:r>
+        <w:t xml:space="preserve"> </w:t>
+      </w:r>
+      <w:proofErr w:type="spellStart"/>
+      <w:r>
+        <w:t>hàng</w:t>
+      </w:r>
+      <w:proofErr w:type="spellEnd"/>
     </w:p>
     <w:p>
       <w:pPr>
@@ -307,14 +4178,1688 @@
           <w:numId w:val="2"/>
         </w:numPr>
       </w:pPr>
-      <w:r>
-        <w:t>Thêm , giảm số lượng sản phẩm</w:t>
-      </w:r>
-    </w:p>
-    <w:p>
-      <w:r>
-        <w:t xml:space="preserve">Với những tính năng đã liệt kê. Hãy vẽ luồng điều khiển cho từng tính năng(Luồng điều khiển phải có cấu trúc rẽ nhánh, điều kiện…) </w:t>
-      </w:r>
+      <w:proofErr w:type="spellStart"/>
+      <w:proofErr w:type="gramStart"/>
+      <w:r>
+        <w:t>Thêm</w:t>
+      </w:r>
+      <w:proofErr w:type="spellEnd"/>
+      <w:r>
+        <w:t xml:space="preserve"> ,</w:t>
+      </w:r>
+      <w:proofErr w:type="gramEnd"/>
+      <w:r>
+        <w:t xml:space="preserve"> </w:t>
+      </w:r>
+      <w:proofErr w:type="spellStart"/>
+      <w:r>
+        <w:t>gi</w:t>
+      </w:r>
+      <w:r>
+        <w:t>ả</w:t>
+      </w:r>
+      <w:r>
+        <w:t>m</w:t>
+      </w:r>
+      <w:proofErr w:type="spellEnd"/>
+      <w:r>
+        <w:t xml:space="preserve"> </w:t>
+      </w:r>
+      <w:proofErr w:type="spellStart"/>
+      <w:r>
+        <w:t>s</w:t>
+      </w:r>
+      <w:r>
+        <w:t>ố</w:t>
+      </w:r>
+      <w:proofErr w:type="spellEnd"/>
+      <w:r>
+        <w:t xml:space="preserve"> </w:t>
+      </w:r>
+      <w:proofErr w:type="spellStart"/>
+      <w:r>
+        <w:t>lư</w:t>
+      </w:r>
+      <w:r>
+        <w:t>ợ</w:t>
+      </w:r>
+      <w:r>
+        <w:t>ng</w:t>
+      </w:r>
+      <w:proofErr w:type="spellEnd"/>
+      <w:r>
+        <w:t xml:space="preserve"> </w:t>
+      </w:r>
+      <w:proofErr w:type="spellStart"/>
+      <w:r>
+        <w:t>s</w:t>
+      </w:r>
+      <w:r>
+        <w:t>ả</w:t>
+      </w:r>
+      <w:r>
+        <w:t>n</w:t>
+      </w:r>
+      <w:proofErr w:type="spellEnd"/>
+      <w:r>
+        <w:t xml:space="preserve"> </w:t>
+      </w:r>
+      <w:proofErr w:type="spellStart"/>
+      <w:r>
+        <w:t>ph</w:t>
+      </w:r>
+      <w:r>
+        <w:t>ẩ</w:t>
+      </w:r>
+      <w:r>
+        <w:t>m</w:t>
+      </w:r>
+      <w:proofErr w:type="spellEnd"/>
+    </w:p>
+    <w:p>
+      <w:r>
+        <w:t>V</w:t>
+      </w:r>
+      <w:r>
+        <w:t>ớ</w:t>
+      </w:r>
+      <w:r>
+        <w:t xml:space="preserve">i </w:t>
+      </w:r>
+      <w:proofErr w:type="spellStart"/>
+      <w:r>
+        <w:t>nh</w:t>
+      </w:r>
+      <w:r>
+        <w:t>ữ</w:t>
+      </w:r>
+      <w:r>
+        <w:t>ng</w:t>
+      </w:r>
+      <w:proofErr w:type="spellEnd"/>
+      <w:r>
+        <w:t xml:space="preserve"> </w:t>
+      </w:r>
+      <w:proofErr w:type="spellStart"/>
+      <w:r>
+        <w:t>tính</w:t>
+      </w:r>
+      <w:proofErr w:type="spellEnd"/>
+      <w:r>
+        <w:t xml:space="preserve"> </w:t>
+      </w:r>
+      <w:proofErr w:type="spellStart"/>
+      <w:r>
+        <w:t>năng</w:t>
+      </w:r>
+      <w:proofErr w:type="spellEnd"/>
+      <w:r>
+        <w:t xml:space="preserve"> </w:t>
+      </w:r>
+      <w:proofErr w:type="spellStart"/>
+      <w:r>
+        <w:t>đã</w:t>
+      </w:r>
+      <w:proofErr w:type="spellEnd"/>
+      <w:r>
+        <w:t xml:space="preserve"> </w:t>
+      </w:r>
+      <w:proofErr w:type="spellStart"/>
+      <w:r>
+        <w:t>li</w:t>
+      </w:r>
+      <w:r>
+        <w:t>ệ</w:t>
+      </w:r>
+      <w:r>
+        <w:t>t</w:t>
+      </w:r>
+      <w:proofErr w:type="spellEnd"/>
+      <w:r>
+        <w:t xml:space="preserve"> </w:t>
+      </w:r>
+      <w:proofErr w:type="spellStart"/>
+      <w:r>
+        <w:t>kê</w:t>
+      </w:r>
+      <w:proofErr w:type="spellEnd"/>
+      <w:r>
+        <w:t xml:space="preserve">. </w:t>
+      </w:r>
+      <w:proofErr w:type="spellStart"/>
+      <w:r>
+        <w:t>Hãy</w:t>
+      </w:r>
+      <w:proofErr w:type="spellEnd"/>
+      <w:r>
+        <w:t xml:space="preserve"> </w:t>
+      </w:r>
+      <w:proofErr w:type="spellStart"/>
+      <w:r>
+        <w:t>v</w:t>
+      </w:r>
+      <w:r>
+        <w:t>ẽ</w:t>
+      </w:r>
+      <w:proofErr w:type="spellEnd"/>
+      <w:r>
+        <w:t xml:space="preserve"> </w:t>
+      </w:r>
+      <w:proofErr w:type="spellStart"/>
+      <w:r>
+        <w:t>lu</w:t>
+      </w:r>
+      <w:r>
+        <w:t>ồ</w:t>
+      </w:r>
+      <w:r>
+        <w:t>ng</w:t>
+      </w:r>
+      <w:proofErr w:type="spellEnd"/>
+      <w:r>
+        <w:t xml:space="preserve"> </w:t>
+      </w:r>
+      <w:proofErr w:type="spellStart"/>
+      <w:r>
+        <w:t>đi</w:t>
+      </w:r>
+      <w:r>
+        <w:t>ề</w:t>
+      </w:r>
+      <w:r>
+        <w:t>u</w:t>
+      </w:r>
+      <w:proofErr w:type="spellEnd"/>
+      <w:r>
+        <w:t xml:space="preserve"> </w:t>
+      </w:r>
+      <w:proofErr w:type="spellStart"/>
+      <w:r>
+        <w:t>khi</w:t>
+      </w:r>
+      <w:r>
+        <w:t>ể</w:t>
+      </w:r>
+      <w:r>
+        <w:t>n</w:t>
+      </w:r>
+      <w:proofErr w:type="spellEnd"/>
+      <w:r>
+        <w:t xml:space="preserve"> </w:t>
+      </w:r>
+      <w:proofErr w:type="spellStart"/>
+      <w:r>
+        <w:t>cho</w:t>
+      </w:r>
+      <w:proofErr w:type="spellEnd"/>
+      <w:r>
+        <w:t xml:space="preserve"> </w:t>
+      </w:r>
+      <w:proofErr w:type="spellStart"/>
+      <w:r>
+        <w:t>t</w:t>
+      </w:r>
+      <w:r>
+        <w:t>ừ</w:t>
+      </w:r>
+      <w:r>
+        <w:t>ng</w:t>
+      </w:r>
+      <w:proofErr w:type="spellEnd"/>
+      <w:r>
+        <w:t xml:space="preserve"> </w:t>
+      </w:r>
+      <w:proofErr w:type="spellStart"/>
+      <w:r>
+        <w:t>tính</w:t>
+      </w:r>
+      <w:proofErr w:type="spellEnd"/>
+      <w:r>
+        <w:t xml:space="preserve"> </w:t>
+      </w:r>
+      <w:proofErr w:type="spellStart"/>
+      <w:proofErr w:type="gramStart"/>
+      <w:r>
+        <w:t>năng</w:t>
+      </w:r>
+      <w:proofErr w:type="spellEnd"/>
+      <w:r>
+        <w:t>(</w:t>
+      </w:r>
+      <w:proofErr w:type="spellStart"/>
+      <w:proofErr w:type="gramEnd"/>
+      <w:r>
+        <w:t>Lu</w:t>
+      </w:r>
+      <w:r>
+        <w:t>ồ</w:t>
+      </w:r>
+      <w:r>
+        <w:t>ng</w:t>
+      </w:r>
+      <w:proofErr w:type="spellEnd"/>
+      <w:r>
+        <w:t xml:space="preserve"> </w:t>
+      </w:r>
+      <w:proofErr w:type="spellStart"/>
+      <w:r>
+        <w:t>đi</w:t>
+      </w:r>
+      <w:r>
+        <w:t>ề</w:t>
+      </w:r>
+      <w:r>
+        <w:t>u</w:t>
+      </w:r>
+      <w:proofErr w:type="spellEnd"/>
+      <w:r>
+        <w:t xml:space="preserve"> </w:t>
+      </w:r>
+      <w:proofErr w:type="spellStart"/>
+      <w:r>
+        <w:t>khi</w:t>
+      </w:r>
+      <w:r>
+        <w:t>ể</w:t>
+      </w:r>
+      <w:r>
+        <w:t>n</w:t>
+      </w:r>
+      <w:proofErr w:type="spellEnd"/>
+      <w:r>
+        <w:t xml:space="preserve"> ph</w:t>
+      </w:r>
+      <w:r>
+        <w:t>ả</w:t>
+      </w:r>
+      <w:r>
+        <w:t xml:space="preserve">i có </w:t>
+      </w:r>
+      <w:proofErr w:type="spellStart"/>
+      <w:r>
+        <w:t>c</w:t>
+      </w:r>
+      <w:r>
+        <w:t>ấ</w:t>
+      </w:r>
+      <w:r>
+        <w:t>u</w:t>
+      </w:r>
+      <w:proofErr w:type="spellEnd"/>
+      <w:r>
+        <w:t xml:space="preserve"> </w:t>
+      </w:r>
+      <w:proofErr w:type="spellStart"/>
+      <w:r>
+        <w:t>trúc</w:t>
+      </w:r>
+      <w:proofErr w:type="spellEnd"/>
+      <w:r>
+        <w:t xml:space="preserve"> </w:t>
+      </w:r>
+      <w:proofErr w:type="spellStart"/>
+      <w:r>
+        <w:t>r</w:t>
+      </w:r>
+      <w:r>
+        <w:t>ẽ</w:t>
+      </w:r>
+      <w:proofErr w:type="spellEnd"/>
+      <w:r>
+        <w:t xml:space="preserve"> </w:t>
+      </w:r>
+      <w:proofErr w:type="spellStart"/>
+      <w:r>
+        <w:t>nhánh</w:t>
+      </w:r>
+      <w:proofErr w:type="spellEnd"/>
+      <w:r>
+        <w:t xml:space="preserve">, </w:t>
+      </w:r>
+      <w:proofErr w:type="spellStart"/>
+      <w:r>
+        <w:t>đi</w:t>
+      </w:r>
+      <w:r>
+        <w:t>ề</w:t>
+      </w:r>
+      <w:r>
+        <w:t>u</w:t>
+      </w:r>
+      <w:proofErr w:type="spellEnd"/>
+      <w:r>
+        <w:t xml:space="preserve"> </w:t>
+      </w:r>
+      <w:proofErr w:type="spellStart"/>
+      <w:r>
+        <w:t>ki</w:t>
+      </w:r>
+      <w:r>
+        <w:t>ệ</w:t>
+      </w:r>
+      <w:r>
+        <w:t>n</w:t>
+      </w:r>
+      <w:proofErr w:type="spellEnd"/>
+      <w:r>
+        <w:t xml:space="preserve">…) </w:t>
+      </w:r>
+    </w:p>
+    <w:p/>
+    <w:p>
+      <w:pPr>
+        <w:pStyle w:val="ListParagraph"/>
+      </w:pPr>
+      <w:r>
+        <w:rPr>
+          <w:b/>
+          <w:bCs/>
+        </w:rPr>
+        <w:t>Add</w:t>
+      </w:r>
+      <w:r>
+        <w:rPr>
+          <w:b/>
+          <w:bCs/>
+        </w:rPr>
+        <w:t>:</w:t>
+      </w:r>
+      <w:r>
+        <w:br/>
+      </w:r>
+      <w:r>
+        <w:t xml:space="preserve">Bắt </w:t>
+      </w:r>
+      <w:proofErr w:type="spellStart"/>
+      <w:r>
+        <w:t>đầu</w:t>
+      </w:r>
+      <w:proofErr w:type="spellEnd"/>
+    </w:p>
+    <w:p>
+      <w:pPr>
+        <w:pStyle w:val="ListParagraph"/>
+        <w:numPr>
+          <w:ilvl w:val="0"/>
+          <w:numId w:val="4"/>
+        </w:numPr>
+      </w:pPr>
+      <w:r>
+        <w:t xml:space="preserve">   ↓</w:t>
+      </w:r>
+    </w:p>
+    <w:p>
+      <w:pPr>
+        <w:pStyle w:val="ListParagraph"/>
+        <w:numPr>
+          <w:ilvl w:val="0"/>
+          <w:numId w:val="4"/>
+        </w:numPr>
+      </w:pPr>
+      <w:proofErr w:type="spellStart"/>
+      <w:r>
+        <w:t>Người</w:t>
+      </w:r>
+      <w:proofErr w:type="spellEnd"/>
+      <w:r>
+        <w:t xml:space="preserve"> </w:t>
+      </w:r>
+      <w:proofErr w:type="spellStart"/>
+      <w:r>
+        <w:t>dùng</w:t>
+      </w:r>
+      <w:proofErr w:type="spellEnd"/>
+      <w:r>
+        <w:t xml:space="preserve"> </w:t>
+      </w:r>
+      <w:proofErr w:type="spellStart"/>
+      <w:r>
+        <w:t>chọn</w:t>
+      </w:r>
+      <w:proofErr w:type="spellEnd"/>
+      <w:r>
+        <w:t xml:space="preserve"> </w:t>
+      </w:r>
+      <w:proofErr w:type="spellStart"/>
+      <w:r>
+        <w:t>sản</w:t>
+      </w:r>
+      <w:proofErr w:type="spellEnd"/>
+      <w:r>
+        <w:t xml:space="preserve"> </w:t>
+      </w:r>
+      <w:proofErr w:type="spellStart"/>
+      <w:r>
+        <w:t>phẩm</w:t>
+      </w:r>
+      <w:proofErr w:type="spellEnd"/>
+    </w:p>
+    <w:p>
+      <w:pPr>
+        <w:pStyle w:val="ListParagraph"/>
+        <w:numPr>
+          <w:ilvl w:val="0"/>
+          <w:numId w:val="4"/>
+        </w:numPr>
+      </w:pPr>
+      <w:r>
+        <w:t xml:space="preserve">   ↓</w:t>
+      </w:r>
+    </w:p>
+    <w:p>
+      <w:pPr>
+        <w:pStyle w:val="ListParagraph"/>
+        <w:numPr>
+          <w:ilvl w:val="0"/>
+          <w:numId w:val="4"/>
+        </w:numPr>
+      </w:pPr>
+      <w:r>
+        <w:t>[</w:t>
+      </w:r>
+      <w:proofErr w:type="spellStart"/>
+      <w:r>
+        <w:t>Sản</w:t>
+      </w:r>
+      <w:proofErr w:type="spellEnd"/>
+      <w:r>
+        <w:t xml:space="preserve"> </w:t>
+      </w:r>
+      <w:proofErr w:type="spellStart"/>
+      <w:r>
+        <w:t>phẩm</w:t>
+      </w:r>
+      <w:proofErr w:type="spellEnd"/>
+      <w:r>
+        <w:t xml:space="preserve"> </w:t>
+      </w:r>
+      <w:proofErr w:type="spellStart"/>
+      <w:r>
+        <w:t>đã</w:t>
+      </w:r>
+      <w:proofErr w:type="spellEnd"/>
+      <w:r>
+        <w:t xml:space="preserve"> có trong </w:t>
+      </w:r>
+      <w:proofErr w:type="spellStart"/>
+      <w:r>
+        <w:t>giỏ</w:t>
+      </w:r>
+      <w:proofErr w:type="spellEnd"/>
+      <w:r>
+        <w:t xml:space="preserve"> </w:t>
+      </w:r>
+      <w:proofErr w:type="spellStart"/>
+      <w:r>
+        <w:t>hàng</w:t>
+      </w:r>
+      <w:proofErr w:type="spellEnd"/>
+      <w:r>
+        <w:t>?]</w:t>
+      </w:r>
+    </w:p>
+    <w:p>
+      <w:pPr>
+        <w:pStyle w:val="ListParagraph"/>
+        <w:numPr>
+          <w:ilvl w:val="0"/>
+          <w:numId w:val="4"/>
+        </w:numPr>
+      </w:pPr>
+      <w:r>
+        <w:t xml:space="preserve">   </w:t>
+      </w:r>
+      <w:r>
+        <w:rPr>
+          <w:rFonts w:ascii="Arial" w:hAnsi="Arial" w:cs="Arial"/>
+        </w:rPr>
+        <w:t>├</w:t>
+      </w:r>
+      <w:r>
+        <w:t xml:space="preserve">─ Không → </w:t>
+      </w:r>
+      <w:proofErr w:type="spellStart"/>
+      <w:r>
+        <w:t>Thêm</w:t>
+      </w:r>
+      <w:proofErr w:type="spellEnd"/>
+      <w:r>
+        <w:t xml:space="preserve"> </w:t>
+      </w:r>
+      <w:proofErr w:type="spellStart"/>
+      <w:r>
+        <w:t>sản</w:t>
+      </w:r>
+      <w:proofErr w:type="spellEnd"/>
+      <w:r>
+        <w:t xml:space="preserve"> </w:t>
+      </w:r>
+      <w:proofErr w:type="spellStart"/>
+      <w:r>
+        <w:t>phẩm</w:t>
+      </w:r>
+      <w:proofErr w:type="spellEnd"/>
+      <w:r>
+        <w:t xml:space="preserve"> vào </w:t>
+      </w:r>
+      <w:proofErr w:type="spellStart"/>
+      <w:r>
+        <w:t>giỏ</w:t>
+      </w:r>
+      <w:proofErr w:type="spellEnd"/>
+      <w:r>
+        <w:t xml:space="preserve"> </w:t>
+      </w:r>
+      <w:proofErr w:type="spellStart"/>
+      <w:r>
+        <w:t>hàng</w:t>
+      </w:r>
+      <w:proofErr w:type="spellEnd"/>
+      <w:r>
+        <w:t xml:space="preserve"> với </w:t>
+      </w:r>
+      <w:proofErr w:type="spellStart"/>
+      <w:r>
+        <w:t>số</w:t>
+      </w:r>
+      <w:proofErr w:type="spellEnd"/>
+      <w:r>
+        <w:t xml:space="preserve"> </w:t>
+      </w:r>
+      <w:proofErr w:type="spellStart"/>
+      <w:r>
+        <w:t>lượng</w:t>
+      </w:r>
+      <w:proofErr w:type="spellEnd"/>
+      <w:r>
+        <w:t xml:space="preserve"> = 1</w:t>
+      </w:r>
+    </w:p>
+    <w:p>
+      <w:pPr>
+        <w:pStyle w:val="ListParagraph"/>
+        <w:numPr>
+          <w:ilvl w:val="0"/>
+          <w:numId w:val="4"/>
+        </w:numPr>
+      </w:pPr>
+      <w:r>
+        <w:t xml:space="preserve">   └─ Có → </w:t>
+      </w:r>
+      <w:proofErr w:type="spellStart"/>
+      <w:r>
+        <w:t>Tăng</w:t>
+      </w:r>
+      <w:proofErr w:type="spellEnd"/>
+      <w:r>
+        <w:t xml:space="preserve"> </w:t>
+      </w:r>
+      <w:proofErr w:type="spellStart"/>
+      <w:r>
+        <w:t>số</w:t>
+      </w:r>
+      <w:proofErr w:type="spellEnd"/>
+      <w:r>
+        <w:t xml:space="preserve"> </w:t>
+      </w:r>
+      <w:proofErr w:type="spellStart"/>
+      <w:r>
+        <w:t>lượng</w:t>
+      </w:r>
+      <w:proofErr w:type="spellEnd"/>
+      <w:r>
+        <w:t xml:space="preserve"> </w:t>
+      </w:r>
+      <w:proofErr w:type="spellStart"/>
+      <w:r>
+        <w:t>sản</w:t>
+      </w:r>
+      <w:proofErr w:type="spellEnd"/>
+      <w:r>
+        <w:t xml:space="preserve"> </w:t>
+      </w:r>
+      <w:proofErr w:type="spellStart"/>
+      <w:r>
+        <w:t>phẩm</w:t>
+      </w:r>
+      <w:proofErr w:type="spellEnd"/>
+      <w:r>
+        <w:t xml:space="preserve"> </w:t>
+      </w:r>
+      <w:proofErr w:type="spellStart"/>
+      <w:r>
+        <w:t>thêm</w:t>
+      </w:r>
+      <w:proofErr w:type="spellEnd"/>
+      <w:r>
+        <w:t xml:space="preserve"> 1</w:t>
+      </w:r>
+    </w:p>
+    <w:p>
+      <w:pPr>
+        <w:pStyle w:val="ListParagraph"/>
+        <w:numPr>
+          <w:ilvl w:val="0"/>
+          <w:numId w:val="4"/>
+        </w:numPr>
+      </w:pPr>
+      <w:r>
+        <w:t xml:space="preserve">   ↓</w:t>
+      </w:r>
+    </w:p>
+    <w:p>
+      <w:pPr>
+        <w:pStyle w:val="ListParagraph"/>
+        <w:numPr>
+          <w:ilvl w:val="0"/>
+          <w:numId w:val="4"/>
+        </w:numPr>
+      </w:pPr>
+      <w:proofErr w:type="spellStart"/>
+      <w:r>
+        <w:t>Cập</w:t>
+      </w:r>
+      <w:proofErr w:type="spellEnd"/>
+      <w:r>
+        <w:t xml:space="preserve"> </w:t>
+      </w:r>
+      <w:proofErr w:type="spellStart"/>
+      <w:r>
+        <w:t>nhật</w:t>
+      </w:r>
+      <w:proofErr w:type="spellEnd"/>
+      <w:r>
+        <w:t xml:space="preserve"> </w:t>
+      </w:r>
+      <w:proofErr w:type="spellStart"/>
+      <w:r>
+        <w:t>tổng</w:t>
+      </w:r>
+      <w:proofErr w:type="spellEnd"/>
+      <w:r>
+        <w:t xml:space="preserve"> </w:t>
+      </w:r>
+      <w:proofErr w:type="spellStart"/>
+      <w:r>
+        <w:t>tiền</w:t>
+      </w:r>
+      <w:proofErr w:type="spellEnd"/>
+    </w:p>
+    <w:p>
+      <w:pPr>
+        <w:pStyle w:val="ListParagraph"/>
+        <w:numPr>
+          <w:ilvl w:val="0"/>
+          <w:numId w:val="4"/>
+        </w:numPr>
+      </w:pPr>
+      <w:r>
+        <w:t xml:space="preserve">   ↓</w:t>
+      </w:r>
+    </w:p>
+    <w:p>
+      <w:pPr>
+        <w:pStyle w:val="ListParagraph"/>
+        <w:numPr>
+          <w:ilvl w:val="0"/>
+          <w:numId w:val="4"/>
+        </w:numPr>
+      </w:pPr>
+      <w:proofErr w:type="spellStart"/>
+      <w:r>
+        <w:t>Kết</w:t>
+      </w:r>
+      <w:proofErr w:type="spellEnd"/>
+      <w:r>
+        <w:t xml:space="preserve"> </w:t>
+      </w:r>
+      <w:r>
+        <w:t>thực</w:t>
+      </w:r>
+    </w:p>
+    <w:p>
+      <w:pPr>
+        <w:pStyle w:val="ListParagraph"/>
+      </w:pPr>
+    </w:p>
+    <w:p>
+      <w:pPr>
+        <w:pStyle w:val="ListParagraph"/>
+      </w:pPr>
+      <w:r>
+        <w:rPr>
+          <w:b/>
+          <w:bCs/>
+        </w:rPr>
+        <w:t>Delete:</w:t>
+      </w:r>
+    </w:p>
+    <w:p>
+      <w:pPr>
+        <w:pStyle w:val="ListParagraph"/>
+      </w:pPr>
+      <w:r>
+        <w:t xml:space="preserve">Bắt </w:t>
+      </w:r>
+      <w:proofErr w:type="spellStart"/>
+      <w:r>
+        <w:t>đầu</w:t>
+      </w:r>
+      <w:proofErr w:type="spellEnd"/>
+    </w:p>
+    <w:p>
+      <w:pPr>
+        <w:pStyle w:val="ListParagraph"/>
+      </w:pPr>
+      <w:r>
+        <w:t xml:space="preserve">   ↓</w:t>
+      </w:r>
+    </w:p>
+    <w:p>
+      <w:pPr>
+        <w:pStyle w:val="ListParagraph"/>
+      </w:pPr>
+      <w:proofErr w:type="spellStart"/>
+      <w:r>
+        <w:t>Người</w:t>
+      </w:r>
+      <w:proofErr w:type="spellEnd"/>
+      <w:r>
+        <w:t xml:space="preserve"> </w:t>
+      </w:r>
+      <w:proofErr w:type="spellStart"/>
+      <w:r>
+        <w:t>dùng</w:t>
+      </w:r>
+      <w:proofErr w:type="spellEnd"/>
+      <w:r>
+        <w:t xml:space="preserve"> </w:t>
+      </w:r>
+      <w:proofErr w:type="spellStart"/>
+      <w:r>
+        <w:t>chọn</w:t>
+      </w:r>
+      <w:proofErr w:type="spellEnd"/>
+      <w:r>
+        <w:t xml:space="preserve"> "Xóa </w:t>
+      </w:r>
+      <w:proofErr w:type="spellStart"/>
+      <w:r>
+        <w:t>sản</w:t>
+      </w:r>
+      <w:proofErr w:type="spellEnd"/>
+      <w:r>
+        <w:t xml:space="preserve"> </w:t>
+      </w:r>
+      <w:proofErr w:type="spellStart"/>
+      <w:r>
+        <w:t>phẩm</w:t>
+      </w:r>
+      <w:proofErr w:type="spellEnd"/>
+      <w:r>
+        <w:t>"</w:t>
+      </w:r>
+    </w:p>
+    <w:p>
+      <w:pPr>
+        <w:pStyle w:val="ListParagraph"/>
+      </w:pPr>
+      <w:r>
+        <w:t xml:space="preserve">   ↓</w:t>
+      </w:r>
+    </w:p>
+    <w:p>
+      <w:pPr>
+        <w:pStyle w:val="ListParagraph"/>
+      </w:pPr>
+      <w:r>
+        <w:t>[</w:t>
+      </w:r>
+      <w:proofErr w:type="spellStart"/>
+      <w:r>
+        <w:t>Sản</w:t>
+      </w:r>
+      <w:proofErr w:type="spellEnd"/>
+      <w:r>
+        <w:t xml:space="preserve"> </w:t>
+      </w:r>
+      <w:proofErr w:type="spellStart"/>
+      <w:r>
+        <w:t>phẩm</w:t>
+      </w:r>
+      <w:proofErr w:type="spellEnd"/>
+      <w:r>
+        <w:t xml:space="preserve"> có trong </w:t>
+      </w:r>
+      <w:proofErr w:type="spellStart"/>
+      <w:r>
+        <w:t>giỏ</w:t>
+      </w:r>
+      <w:proofErr w:type="spellEnd"/>
+      <w:r>
+        <w:t xml:space="preserve"> </w:t>
+      </w:r>
+      <w:proofErr w:type="spellStart"/>
+      <w:r>
+        <w:t>hàng</w:t>
+      </w:r>
+      <w:proofErr w:type="spellEnd"/>
+      <w:r>
+        <w:t>?]</w:t>
+      </w:r>
+    </w:p>
+    <w:p>
+      <w:pPr>
+        <w:pStyle w:val="ListParagraph"/>
+      </w:pPr>
+      <w:r>
+        <w:t xml:space="preserve">   </w:t>
+      </w:r>
+      <w:r>
+        <w:rPr>
+          <w:rFonts w:ascii="Arial" w:hAnsi="Arial" w:cs="Arial"/>
+        </w:rPr>
+        <w:t>├</w:t>
+      </w:r>
+      <w:r>
+        <w:t xml:space="preserve">─ Không → </w:t>
+      </w:r>
+      <w:proofErr w:type="spellStart"/>
+      <w:r>
+        <w:t>Hiển</w:t>
+      </w:r>
+      <w:proofErr w:type="spellEnd"/>
+      <w:r>
+        <w:t xml:space="preserve"> </w:t>
+      </w:r>
+      <w:proofErr w:type="spellStart"/>
+      <w:r>
+        <w:t>thị</w:t>
+      </w:r>
+      <w:proofErr w:type="spellEnd"/>
+      <w:r>
+        <w:t xml:space="preserve"> </w:t>
+      </w:r>
+      <w:proofErr w:type="spellStart"/>
+      <w:r>
+        <w:t>thông</w:t>
+      </w:r>
+      <w:proofErr w:type="spellEnd"/>
+      <w:r>
+        <w:t xml:space="preserve"> báo: "Không </w:t>
+      </w:r>
+      <w:proofErr w:type="spellStart"/>
+      <w:r>
+        <w:t>tìm</w:t>
+      </w:r>
+      <w:proofErr w:type="spellEnd"/>
+      <w:r>
+        <w:t xml:space="preserve"> thấy </w:t>
+      </w:r>
+      <w:proofErr w:type="spellStart"/>
+      <w:r>
+        <w:t>sản</w:t>
+      </w:r>
+      <w:proofErr w:type="spellEnd"/>
+      <w:r>
+        <w:t xml:space="preserve"> </w:t>
+      </w:r>
+      <w:proofErr w:type="spellStart"/>
+      <w:r>
+        <w:t>phẩm</w:t>
+      </w:r>
+      <w:proofErr w:type="spellEnd"/>
+      <w:r>
+        <w:t>"</w:t>
+      </w:r>
+    </w:p>
+    <w:p>
+      <w:pPr>
+        <w:pStyle w:val="ListParagraph"/>
+      </w:pPr>
+      <w:r>
+        <w:t xml:space="preserve">   └─ Có → Xóa </w:t>
+      </w:r>
+      <w:proofErr w:type="spellStart"/>
+      <w:r>
+        <w:t>sản</w:t>
+      </w:r>
+      <w:proofErr w:type="spellEnd"/>
+      <w:r>
+        <w:t xml:space="preserve"> </w:t>
+      </w:r>
+      <w:proofErr w:type="spellStart"/>
+      <w:r>
+        <w:t>phẩm</w:t>
+      </w:r>
+      <w:proofErr w:type="spellEnd"/>
+      <w:r>
+        <w:t xml:space="preserve"> </w:t>
+      </w:r>
+      <w:proofErr w:type="spellStart"/>
+      <w:r>
+        <w:t>khỏi</w:t>
+      </w:r>
+      <w:proofErr w:type="spellEnd"/>
+      <w:r>
+        <w:t xml:space="preserve"> </w:t>
+      </w:r>
+      <w:proofErr w:type="spellStart"/>
+      <w:r>
+        <w:t>giỏ</w:t>
+      </w:r>
+      <w:proofErr w:type="spellEnd"/>
+      <w:r>
+        <w:t xml:space="preserve"> </w:t>
+      </w:r>
+      <w:proofErr w:type="spellStart"/>
+      <w:r>
+        <w:t>hàng</w:t>
+      </w:r>
+      <w:proofErr w:type="spellEnd"/>
+    </w:p>
+    <w:p>
+      <w:pPr>
+        <w:pStyle w:val="ListParagraph"/>
+      </w:pPr>
+      <w:r>
+        <w:lastRenderedPageBreak/>
+        <w:t xml:space="preserve">   ↓</w:t>
+      </w:r>
+    </w:p>
+    <w:p>
+      <w:pPr>
+        <w:pStyle w:val="ListParagraph"/>
+      </w:pPr>
+      <w:proofErr w:type="spellStart"/>
+      <w:r>
+        <w:t>Cập</w:t>
+      </w:r>
+      <w:proofErr w:type="spellEnd"/>
+      <w:r>
+        <w:t xml:space="preserve"> </w:t>
+      </w:r>
+      <w:proofErr w:type="spellStart"/>
+      <w:r>
+        <w:t>nhật</w:t>
+      </w:r>
+      <w:proofErr w:type="spellEnd"/>
+      <w:r>
+        <w:t xml:space="preserve"> </w:t>
+      </w:r>
+      <w:proofErr w:type="spellStart"/>
+      <w:r>
+        <w:t>tổng</w:t>
+      </w:r>
+      <w:proofErr w:type="spellEnd"/>
+      <w:r>
+        <w:t xml:space="preserve"> </w:t>
+      </w:r>
+      <w:proofErr w:type="spellStart"/>
+      <w:r>
+        <w:t>tiền</w:t>
+      </w:r>
+      <w:proofErr w:type="spellEnd"/>
+    </w:p>
+    <w:p>
+      <w:pPr>
+        <w:pStyle w:val="ListParagraph"/>
+      </w:pPr>
+      <w:r>
+        <w:t xml:space="preserve">   ↓</w:t>
+      </w:r>
+    </w:p>
+    <w:p>
+      <w:pPr>
+        <w:pStyle w:val="ListParagraph"/>
+      </w:pPr>
+      <w:proofErr w:type="spellStart"/>
+      <w:r>
+        <w:t>Kết</w:t>
+      </w:r>
+      <w:proofErr w:type="spellEnd"/>
+      <w:r>
+        <w:t xml:space="preserve"> </w:t>
+      </w:r>
+      <w:r>
+        <w:t>thực</w:t>
+      </w:r>
+    </w:p>
+    <w:p>
+      <w:pPr>
+        <w:pStyle w:val="ListParagraph"/>
+      </w:pPr>
+    </w:p>
+    <w:p>
+      <w:pPr>
+        <w:pStyle w:val="ListParagraph"/>
+        <w:rPr>
+          <w:b/>
+          <w:bCs/>
+        </w:rPr>
+      </w:pPr>
+      <w:proofErr w:type="spellStart"/>
+      <w:r>
+        <w:rPr>
+          <w:b/>
+          <w:bCs/>
+        </w:rPr>
+        <w:t>Thêm</w:t>
+      </w:r>
+      <w:proofErr w:type="spellEnd"/>
+      <w:r>
+        <w:rPr>
+          <w:b/>
+          <w:bCs/>
+        </w:rPr>
+        <w:t xml:space="preserve"> </w:t>
+      </w:r>
+      <w:proofErr w:type="spellStart"/>
+      <w:r>
+        <w:rPr>
+          <w:b/>
+          <w:bCs/>
+        </w:rPr>
+        <w:t>giảm</w:t>
+      </w:r>
+      <w:proofErr w:type="spellEnd"/>
+      <w:r>
+        <w:rPr>
+          <w:b/>
+          <w:bCs/>
+        </w:rPr>
+        <w:t xml:space="preserve"> </w:t>
+      </w:r>
+      <w:proofErr w:type="spellStart"/>
+      <w:r>
+        <w:rPr>
+          <w:b/>
+          <w:bCs/>
+        </w:rPr>
+        <w:t>số</w:t>
+      </w:r>
+      <w:proofErr w:type="spellEnd"/>
+      <w:r>
+        <w:rPr>
+          <w:b/>
+          <w:bCs/>
+        </w:rPr>
+        <w:t xml:space="preserve"> </w:t>
+      </w:r>
+      <w:proofErr w:type="spellStart"/>
+      <w:r>
+        <w:rPr>
+          <w:b/>
+          <w:bCs/>
+        </w:rPr>
+        <w:t>lượng</w:t>
+      </w:r>
+      <w:proofErr w:type="spellEnd"/>
+      <w:r>
+        <w:rPr>
+          <w:b/>
+          <w:bCs/>
+        </w:rPr>
+        <w:t xml:space="preserve"> </w:t>
+      </w:r>
+      <w:proofErr w:type="spellStart"/>
+      <w:r>
+        <w:rPr>
+          <w:b/>
+          <w:bCs/>
+        </w:rPr>
+        <w:t>sản</w:t>
+      </w:r>
+      <w:proofErr w:type="spellEnd"/>
+      <w:r>
+        <w:rPr>
+          <w:b/>
+          <w:bCs/>
+        </w:rPr>
+        <w:t xml:space="preserve"> </w:t>
+      </w:r>
+      <w:proofErr w:type="spellStart"/>
+      <w:r>
+        <w:rPr>
+          <w:b/>
+          <w:bCs/>
+        </w:rPr>
+        <w:t>phẩm</w:t>
+      </w:r>
+      <w:proofErr w:type="spellEnd"/>
+    </w:p>
+    <w:p>
+      <w:pPr>
+        <w:pStyle w:val="ListParagraph"/>
+      </w:pPr>
+      <w:r>
+        <w:t xml:space="preserve">Bắt </w:t>
+      </w:r>
+      <w:proofErr w:type="spellStart"/>
+      <w:r>
+        <w:t>đầu</w:t>
+      </w:r>
+      <w:proofErr w:type="spellEnd"/>
+    </w:p>
+    <w:p>
+      <w:pPr>
+        <w:pStyle w:val="ListParagraph"/>
+      </w:pPr>
+      <w:r>
+        <w:t xml:space="preserve">   ↓</w:t>
+      </w:r>
+    </w:p>
+    <w:p>
+      <w:pPr>
+        <w:pStyle w:val="ListParagraph"/>
+      </w:pPr>
+      <w:proofErr w:type="spellStart"/>
+      <w:r>
+        <w:t>Người</w:t>
+      </w:r>
+      <w:proofErr w:type="spellEnd"/>
+      <w:r>
+        <w:t xml:space="preserve"> </w:t>
+      </w:r>
+      <w:proofErr w:type="spellStart"/>
+      <w:r>
+        <w:t>dùng</w:t>
+      </w:r>
+      <w:proofErr w:type="spellEnd"/>
+      <w:r>
+        <w:t xml:space="preserve"> </w:t>
+      </w:r>
+      <w:proofErr w:type="spellStart"/>
+      <w:r>
+        <w:t>chọn</w:t>
+      </w:r>
+      <w:proofErr w:type="spellEnd"/>
+      <w:r>
+        <w:t xml:space="preserve"> </w:t>
+      </w:r>
+      <w:proofErr w:type="spellStart"/>
+      <w:r>
+        <w:t>tăng</w:t>
+      </w:r>
+      <w:proofErr w:type="spellEnd"/>
+      <w:r>
+        <w:t>/</w:t>
+      </w:r>
+      <w:proofErr w:type="spellStart"/>
+      <w:r>
+        <w:t>giảm</w:t>
+      </w:r>
+      <w:proofErr w:type="spellEnd"/>
+      <w:r>
+        <w:t xml:space="preserve"> </w:t>
+      </w:r>
+      <w:proofErr w:type="spellStart"/>
+      <w:r>
+        <w:t>số</w:t>
+      </w:r>
+      <w:proofErr w:type="spellEnd"/>
+      <w:r>
+        <w:t xml:space="preserve"> </w:t>
+      </w:r>
+      <w:proofErr w:type="spellStart"/>
+      <w:r>
+        <w:t>lượng</w:t>
+      </w:r>
+      <w:proofErr w:type="spellEnd"/>
+    </w:p>
+    <w:p>
+      <w:pPr>
+        <w:pStyle w:val="ListParagraph"/>
+      </w:pPr>
+      <w:r>
+        <w:t xml:space="preserve">   ↓</w:t>
+      </w:r>
+    </w:p>
+    <w:p>
+      <w:pPr>
+        <w:pStyle w:val="ListParagraph"/>
+      </w:pPr>
+      <w:r>
+        <w:t>[</w:t>
+      </w:r>
+      <w:proofErr w:type="spellStart"/>
+      <w:r>
+        <w:t>Sản</w:t>
+      </w:r>
+      <w:proofErr w:type="spellEnd"/>
+      <w:r>
+        <w:t xml:space="preserve"> </w:t>
+      </w:r>
+      <w:proofErr w:type="spellStart"/>
+      <w:r>
+        <w:t>phẩm</w:t>
+      </w:r>
+      <w:proofErr w:type="spellEnd"/>
+      <w:r>
+        <w:t xml:space="preserve"> có trong </w:t>
+      </w:r>
+      <w:proofErr w:type="spellStart"/>
+      <w:r>
+        <w:t>giỏ</w:t>
+      </w:r>
+      <w:proofErr w:type="spellEnd"/>
+      <w:r>
+        <w:t xml:space="preserve"> </w:t>
+      </w:r>
+      <w:proofErr w:type="spellStart"/>
+      <w:r>
+        <w:t>hàng</w:t>
+      </w:r>
+      <w:proofErr w:type="spellEnd"/>
+      <w:r>
+        <w:t>?</w:t>
+      </w:r>
+    </w:p>
+    <w:p>
+      <w:pPr>
+        <w:pStyle w:val="ListParagraph"/>
+      </w:pPr>
+      <w:r>
+        <w:t xml:space="preserve">   </w:t>
+      </w:r>
+      <w:r>
+        <w:rPr>
+          <w:rFonts w:ascii="Arial" w:hAnsi="Arial" w:cs="Arial"/>
+        </w:rPr>
+        <w:t>-&gt;</w:t>
+      </w:r>
+      <w:r>
+        <w:t xml:space="preserve"> Không → </w:t>
+      </w:r>
+      <w:proofErr w:type="spellStart"/>
+      <w:r>
+        <w:t>Hiển</w:t>
+      </w:r>
+      <w:proofErr w:type="spellEnd"/>
+      <w:r>
+        <w:t xml:space="preserve"> </w:t>
+      </w:r>
+      <w:proofErr w:type="spellStart"/>
+      <w:r>
+        <w:t>thị</w:t>
+      </w:r>
+      <w:proofErr w:type="spellEnd"/>
+      <w:r>
+        <w:t xml:space="preserve"> </w:t>
+      </w:r>
+      <w:proofErr w:type="spellStart"/>
+      <w:r>
+        <w:t>thông</w:t>
+      </w:r>
+      <w:proofErr w:type="spellEnd"/>
+      <w:r>
+        <w:t xml:space="preserve"> báo: "Không </w:t>
+      </w:r>
+      <w:proofErr w:type="spellStart"/>
+      <w:r>
+        <w:t>tìm</w:t>
+      </w:r>
+      <w:proofErr w:type="spellEnd"/>
+      <w:r>
+        <w:t xml:space="preserve"> thấy </w:t>
+      </w:r>
+      <w:proofErr w:type="spellStart"/>
+      <w:r>
+        <w:t>sản</w:t>
+      </w:r>
+      <w:proofErr w:type="spellEnd"/>
+      <w:r>
+        <w:t xml:space="preserve"> </w:t>
+      </w:r>
+      <w:proofErr w:type="spellStart"/>
+      <w:r>
+        <w:t>phẩm</w:t>
+      </w:r>
+      <w:proofErr w:type="spellEnd"/>
+      <w:r>
+        <w:t>"</w:t>
+      </w:r>
+    </w:p>
+    <w:p>
+      <w:pPr>
+        <w:pStyle w:val="ListParagraph"/>
+      </w:pPr>
+      <w:r>
+        <w:t xml:space="preserve">   </w:t>
+      </w:r>
+      <w:r>
+        <w:t>-&gt;</w:t>
+      </w:r>
+      <w:r>
+        <w:t xml:space="preserve"> Có →</w:t>
+      </w:r>
+    </w:p>
+    <w:p>
+      <w:pPr>
+        <w:pStyle w:val="ListParagraph"/>
+      </w:pPr>
+      <w:r>
+        <w:t xml:space="preserve">        ↓</w:t>
+      </w:r>
+    </w:p>
+    <w:p>
+      <w:pPr>
+        <w:pStyle w:val="ListParagraph"/>
+      </w:pPr>
+      <w:r>
+        <w:t xml:space="preserve">        [</w:t>
+      </w:r>
+      <w:proofErr w:type="spellStart"/>
+      <w:r>
+        <w:t>Người</w:t>
+      </w:r>
+      <w:proofErr w:type="spellEnd"/>
+      <w:r>
+        <w:t xml:space="preserve"> </w:t>
+      </w:r>
+      <w:proofErr w:type="spellStart"/>
+      <w:r>
+        <w:t>dùng</w:t>
+      </w:r>
+      <w:proofErr w:type="spellEnd"/>
+      <w:r>
+        <w:t xml:space="preserve"> </w:t>
+      </w:r>
+      <w:proofErr w:type="spellStart"/>
+      <w:r>
+        <w:t>chọn</w:t>
+      </w:r>
+      <w:proofErr w:type="spellEnd"/>
+      <w:r>
+        <w:t xml:space="preserve"> gì?]</w:t>
+      </w:r>
+    </w:p>
+    <w:p>
+      <w:pPr>
+        <w:pStyle w:val="ListParagraph"/>
+      </w:pPr>
+      <w:r>
+        <w:t xml:space="preserve">        </w:t>
+      </w:r>
+      <w:r>
+        <w:rPr>
+          <w:rFonts w:ascii="Arial" w:hAnsi="Arial" w:cs="Arial"/>
+        </w:rPr>
+        <w:t>-&gt;</w:t>
+      </w:r>
+      <w:r>
+        <w:t xml:space="preserve"> </w:t>
+      </w:r>
+      <w:proofErr w:type="spellStart"/>
+      <w:r>
+        <w:t>Tăng</w:t>
+      </w:r>
+      <w:proofErr w:type="spellEnd"/>
+      <w:r>
+        <w:t xml:space="preserve"> → </w:t>
+      </w:r>
+      <w:proofErr w:type="spellStart"/>
+      <w:r>
+        <w:t>Tăng</w:t>
+      </w:r>
+      <w:proofErr w:type="spellEnd"/>
+      <w:r>
+        <w:t xml:space="preserve"> </w:t>
+      </w:r>
+      <w:proofErr w:type="spellStart"/>
+      <w:r>
+        <w:t>số</w:t>
+      </w:r>
+      <w:proofErr w:type="spellEnd"/>
+      <w:r>
+        <w:t xml:space="preserve"> </w:t>
+      </w:r>
+      <w:proofErr w:type="spellStart"/>
+      <w:r>
+        <w:t>lượng</w:t>
+      </w:r>
+      <w:proofErr w:type="spellEnd"/>
+      <w:r>
+        <w:t xml:space="preserve"> </w:t>
+      </w:r>
+      <w:proofErr w:type="spellStart"/>
+      <w:r>
+        <w:t>sản</w:t>
+      </w:r>
+      <w:proofErr w:type="spellEnd"/>
+      <w:r>
+        <w:t xml:space="preserve"> </w:t>
+      </w:r>
+      <w:proofErr w:type="spellStart"/>
+      <w:r>
+        <w:t>phẩm</w:t>
+      </w:r>
+      <w:proofErr w:type="spellEnd"/>
+      <w:r>
+        <w:t xml:space="preserve"> </w:t>
+      </w:r>
+      <w:proofErr w:type="spellStart"/>
+      <w:r>
+        <w:t>thêm</w:t>
+      </w:r>
+      <w:proofErr w:type="spellEnd"/>
+      <w:r>
+        <w:t xml:space="preserve"> 1</w:t>
+      </w:r>
+    </w:p>
+    <w:p>
+      <w:pPr>
+        <w:pStyle w:val="ListParagraph"/>
+      </w:pPr>
+      <w:r>
+        <w:t xml:space="preserve">        </w:t>
+      </w:r>
+      <w:r>
+        <w:t>-&gt;</w:t>
+      </w:r>
+      <w:r>
+        <w:t xml:space="preserve"> </w:t>
+      </w:r>
+      <w:proofErr w:type="spellStart"/>
+      <w:r>
+        <w:t>Giảm</w:t>
+      </w:r>
+      <w:proofErr w:type="spellEnd"/>
+      <w:r>
+        <w:t xml:space="preserve"> →</w:t>
+      </w:r>
+    </w:p>
+    <w:p>
+      <w:pPr>
+        <w:pStyle w:val="ListParagraph"/>
+      </w:pPr>
+      <w:r>
+        <w:t xml:space="preserve">              [</w:t>
+      </w:r>
+      <w:proofErr w:type="spellStart"/>
+      <w:r>
+        <w:t>Số</w:t>
+      </w:r>
+      <w:proofErr w:type="spellEnd"/>
+      <w:r>
+        <w:t xml:space="preserve"> </w:t>
+      </w:r>
+      <w:proofErr w:type="spellStart"/>
+      <w:r>
+        <w:t>lượng</w:t>
+      </w:r>
+      <w:proofErr w:type="spellEnd"/>
+      <w:r>
+        <w:t xml:space="preserve"> hiện tại = 1?]</w:t>
+      </w:r>
+    </w:p>
+    <w:p>
+      <w:pPr>
+        <w:pStyle w:val="ListParagraph"/>
+      </w:pPr>
+      <w:r>
+        <w:t xml:space="preserve">              </w:t>
+      </w:r>
+      <w:r>
+        <w:rPr>
+          <w:rFonts w:ascii="Arial" w:hAnsi="Arial" w:cs="Arial"/>
+        </w:rPr>
+        <w:t>-&gt;</w:t>
+      </w:r>
+      <w:r>
+        <w:t xml:space="preserve"> Có → Xóa </w:t>
+      </w:r>
+      <w:proofErr w:type="spellStart"/>
+      <w:r>
+        <w:t>sản</w:t>
+      </w:r>
+      <w:proofErr w:type="spellEnd"/>
+      <w:r>
+        <w:t xml:space="preserve"> </w:t>
+      </w:r>
+      <w:proofErr w:type="spellStart"/>
+      <w:r>
+        <w:t>phẩm</w:t>
+      </w:r>
+      <w:proofErr w:type="spellEnd"/>
+      <w:r>
+        <w:t xml:space="preserve"> </w:t>
+      </w:r>
+      <w:proofErr w:type="spellStart"/>
+      <w:r>
+        <w:t>khỏi</w:t>
+      </w:r>
+      <w:proofErr w:type="spellEnd"/>
+      <w:r>
+        <w:t xml:space="preserve"> </w:t>
+      </w:r>
+      <w:proofErr w:type="spellStart"/>
+      <w:r>
+        <w:t>giỏ</w:t>
+      </w:r>
+      <w:proofErr w:type="spellEnd"/>
+      <w:r>
+        <w:t xml:space="preserve"> </w:t>
+      </w:r>
+      <w:proofErr w:type="spellStart"/>
+      <w:r>
+        <w:t>hàng</w:t>
+      </w:r>
+      <w:proofErr w:type="spellEnd"/>
+    </w:p>
+    <w:p>
+      <w:pPr>
+        <w:pStyle w:val="ListParagraph"/>
+      </w:pPr>
+      <w:r>
+        <w:t xml:space="preserve">              </w:t>
+      </w:r>
+      <w:r>
+        <w:t>-&gt;</w:t>
+      </w:r>
+      <w:r>
+        <w:t xml:space="preserve"> Không → </w:t>
+      </w:r>
+      <w:proofErr w:type="spellStart"/>
+      <w:r>
+        <w:t>Giảm</w:t>
+      </w:r>
+      <w:proofErr w:type="spellEnd"/>
+      <w:r>
+        <w:t xml:space="preserve"> </w:t>
+      </w:r>
+      <w:proofErr w:type="spellStart"/>
+      <w:r>
+        <w:t>số</w:t>
+      </w:r>
+      <w:proofErr w:type="spellEnd"/>
+      <w:r>
+        <w:t xml:space="preserve"> </w:t>
+      </w:r>
+      <w:proofErr w:type="spellStart"/>
+      <w:r>
+        <w:t>lượng</w:t>
+      </w:r>
+      <w:proofErr w:type="spellEnd"/>
+      <w:r>
+        <w:t xml:space="preserve"> </w:t>
+      </w:r>
+      <w:proofErr w:type="spellStart"/>
+      <w:r>
+        <w:t>xuống</w:t>
+      </w:r>
+      <w:proofErr w:type="spellEnd"/>
+      <w:r>
+        <w:t xml:space="preserve"> 1</w:t>
+      </w:r>
+    </w:p>
+    <w:p>
+      <w:pPr>
+        <w:pStyle w:val="ListParagraph"/>
+      </w:pPr>
+      <w:r>
+        <w:t xml:space="preserve">   ↓</w:t>
+      </w:r>
+    </w:p>
+    <w:p>
+      <w:pPr>
+        <w:pStyle w:val="ListParagraph"/>
+      </w:pPr>
+      <w:proofErr w:type="spellStart"/>
+      <w:r>
+        <w:t>Cập</w:t>
+      </w:r>
+      <w:proofErr w:type="spellEnd"/>
+      <w:r>
+        <w:t xml:space="preserve"> </w:t>
+      </w:r>
+      <w:proofErr w:type="spellStart"/>
+      <w:r>
+        <w:t>nhật</w:t>
+      </w:r>
+      <w:proofErr w:type="spellEnd"/>
+      <w:r>
+        <w:t xml:space="preserve"> </w:t>
+      </w:r>
+      <w:proofErr w:type="spellStart"/>
+      <w:r>
+        <w:t>tổng</w:t>
+      </w:r>
+      <w:proofErr w:type="spellEnd"/>
+      <w:r>
+        <w:t xml:space="preserve"> </w:t>
+      </w:r>
+      <w:proofErr w:type="spellStart"/>
+      <w:r>
+        <w:t>tiền</w:t>
+      </w:r>
+      <w:proofErr w:type="spellEnd"/>
+    </w:p>
+    <w:p>
+      <w:pPr>
+        <w:pStyle w:val="ListParagraph"/>
+      </w:pPr>
+      <w:r>
+        <w:t xml:space="preserve">   ↓</w:t>
+      </w:r>
+    </w:p>
+    <w:p>
+      <w:pPr>
+        <w:pStyle w:val="ListParagraph"/>
+      </w:pPr>
+      <w:proofErr w:type="spellStart"/>
+      <w:r>
+        <w:t>Kết</w:t>
+      </w:r>
+      <w:proofErr w:type="spellEnd"/>
+      <w:r>
+        <w:t xml:space="preserve"> </w:t>
+      </w:r>
+      <w:proofErr w:type="spellStart"/>
+      <w:r>
+        <w:t>thúc</w:t>
+      </w:r>
+      <w:proofErr w:type="spellEnd"/>
     </w:p>
     <w:p>
       <w:pPr>
@@ -322,14 +5867,78 @@
       </w:pPr>
       <w:bookmarkStart w:id="0" w:name="_heading=h.w0zh4hnwoe1b" w:colFirst="0" w:colLast="0"/>
       <w:bookmarkEnd w:id="0"/>
-      <w:r>
-        <w:t>Bài 6 (1 điểm)</w:t>
-      </w:r>
-    </w:p>
-    <w:p>
-      <w:r>
-        <w:t>Giảng viên cho thêm</w:t>
-      </w:r>
+    </w:p>
+    <w:p>
+      <w:pPr>
+        <w:pStyle w:val="Heading2"/>
+      </w:pPr>
+    </w:p>
+    <w:p>
+      <w:pPr>
+        <w:pStyle w:val="Heading2"/>
+      </w:pPr>
+      <w:proofErr w:type="spellStart"/>
+      <w:r>
+        <w:t>B</w:t>
+      </w:r>
+      <w:r>
+        <w:t>ài</w:t>
+      </w:r>
+      <w:proofErr w:type="spellEnd"/>
+      <w:r>
+        <w:t xml:space="preserve"> 6 (1 </w:t>
+      </w:r>
+      <w:proofErr w:type="spellStart"/>
+      <w:r>
+        <w:t>đi</w:t>
+      </w:r>
+      <w:r>
+        <w:t>ể</w:t>
+      </w:r>
+      <w:r>
+        <w:t>m</w:t>
+      </w:r>
+      <w:proofErr w:type="spellEnd"/>
+      <w:r>
+        <w:t>)</w:t>
+      </w:r>
+    </w:p>
+    <w:p>
+      <w:proofErr w:type="spellStart"/>
+      <w:r>
+        <w:t>Gi</w:t>
+      </w:r>
+      <w:r>
+        <w:t>ả</w:t>
+      </w:r>
+      <w:r>
+        <w:t>ng</w:t>
+      </w:r>
+      <w:proofErr w:type="spellEnd"/>
+      <w:r>
+        <w:t xml:space="preserve"> </w:t>
+      </w:r>
+      <w:proofErr w:type="spellStart"/>
+      <w:r>
+        <w:t>viên</w:t>
+      </w:r>
+      <w:proofErr w:type="spellEnd"/>
+      <w:r>
+        <w:t xml:space="preserve"> </w:t>
+      </w:r>
+      <w:proofErr w:type="spellStart"/>
+      <w:r>
+        <w:t>cho</w:t>
+      </w:r>
+      <w:proofErr w:type="spellEnd"/>
+      <w:r>
+        <w:t xml:space="preserve"> </w:t>
+      </w:r>
+      <w:proofErr w:type="spellStart"/>
+      <w:r>
+        <w:t>thêm</w:t>
+      </w:r>
+      <w:proofErr w:type="spellEnd"/>
     </w:p>
     <w:sectPr>
       <w:headerReference w:type="default" r:id="rId10"/>
@@ -344,7 +5953,7 @@
 </file>
 
 <file path=word/endnotes.xml><?xml version="1.0" encoding="utf-8"?>
-<w:endnotes xmlns:wpc="http://schemas.microsoft.com/office/word/2010/wordprocessingCanvas" xmlns:cx="http://schemas.microsoft.com/office/drawing/2014/chartex" xmlns:cx1="http://schemas.microsoft.com/office/drawing/2015/9/8/chartex" xmlns:cx2="http://schemas.microsoft.com/office/drawing/2015/10/21/chartex" xmlns:cx3="http://schemas.microsoft.com/office/drawing/2016/5/9/chartex" xmlns:cx4="http://schemas.microsoft.com/office/drawing/2016/5/10/chartex" xmlns:cx5="http://schemas.microsoft.com/office/drawing/2016/5/11/chartex" xmlns:cx6="http://schemas.microsoft.com/office/drawing/2016/5/12/chartex" xmlns:cx7="http://schemas.microsoft.com/office/drawing/2016/5/13/chartex" xmlns:cx8="http://schemas.microsoft.com/office/drawing/2016/5/14/chartex" xmlns:mc="http://schemas.openxmlformats.org/markup-compatibility/2006" xmlns:aink="http://schemas.microsoft.com/office/drawing/2016/ink" xmlns:am3d="http://schemas.microsoft.com/office/drawing/2017/model3d" xmlns:o="urn:schemas-microsoft-com:office:office" xmlns:oel="http://schemas.microsoft.com/office/2019/extlst" xmlns:r="http://schemas.openxmlformats.org/officeDocument/2006/relationships" xmlns:m="http://schemas.openxmlformats.org/officeDocument/2006/math" xmlns:v="urn:schemas-microsoft-com:vml" xmlns:wp14="http://schemas.microsoft.com/office/word/2010/wordprocessingDrawing" xmlns:wp="http://schemas.openxmlformats.org/drawingml/2006/wordprocessingDrawing" xmlns:w10="urn:schemas-microsoft-com:office:word" xmlns:w="http://schemas.openxmlformats.org/wordprocessingml/2006/main" xmlns:w14="http://schemas.microsoft.com/office/word/2010/wordml" xmlns:w15="http://schemas.microsoft.com/office/word/2012/wordml" xmlns:w16cex="http://schemas.microsoft.com/office/word/2018/wordml/cex" xmlns:w16cid="http://schemas.microsoft.com/office/word/2016/wordml/cid" xmlns:w16="http://schemas.microsoft.com/office/word/2018/wordml" xmlns:w16du="http://schemas.microsoft.com/office/word/2023/wordml/word16du" xmlns:w16sdtdh="http://schemas.microsoft.com/office/word/2020/wordml/sdtdatahash" xmlns:w16se="http://schemas.microsoft.com/office/word/2015/wordml/symex" xmlns:wpg="http://schemas.microsoft.com/office/word/2010/wordprocessingGroup" xmlns:wpi="http://schemas.microsoft.com/office/word/2010/wordprocessingInk" xmlns:wne="http://schemas.microsoft.com/office/word/2006/wordml" xmlns:wps="http://schemas.microsoft.com/office/word/2010/wordprocessingShape" mc:Ignorable="w14 w15 w16se w16cid w16 w16cex w16sdtdh w16du wp14">
+<w:endnotes xmlns:wpc="http://schemas.microsoft.com/office/word/2010/wordprocessingCanvas" xmlns:cx="http://schemas.microsoft.com/office/drawing/2014/chartex" xmlns:cx1="http://schemas.microsoft.com/office/drawing/2015/9/8/chartex" xmlns:cx2="http://schemas.microsoft.com/office/drawing/2015/10/21/chartex" xmlns:cx3="http://schemas.microsoft.com/office/drawing/2016/5/9/chartex" xmlns:cx4="http://schemas.microsoft.com/office/drawing/2016/5/10/chartex" xmlns:cx5="http://schemas.microsoft.com/office/drawing/2016/5/11/chartex" xmlns:cx6="http://schemas.microsoft.com/office/drawing/2016/5/12/chartex" xmlns:cx7="http://schemas.microsoft.com/office/drawing/2016/5/13/chartex" xmlns:cx8="http://schemas.microsoft.com/office/drawing/2016/5/14/chartex" xmlns:mc="http://schemas.openxmlformats.org/markup-compatibility/2006" xmlns:aink="http://schemas.microsoft.com/office/drawing/2016/ink" xmlns:am3d="http://schemas.microsoft.com/office/drawing/2017/model3d" xmlns:o="urn:schemas-microsoft-com:office:office" xmlns:r="http://schemas.openxmlformats.org/officeDocument/2006/relationships" xmlns:m="http://schemas.openxmlformats.org/officeDocument/2006/math" xmlns:v="urn:schemas-microsoft-com:vml" xmlns:wp14="http://schemas.microsoft.com/office/word/2010/wordprocessingDrawing" xmlns:wp="http://schemas.openxmlformats.org/drawingml/2006/wordprocessingDrawing" xmlns:w10="urn:schemas-microsoft-com:office:word" xmlns:w="http://schemas.openxmlformats.org/wordprocessingml/2006/main" xmlns:w14="http://schemas.microsoft.com/office/word/2010/wordml" xmlns:w15="http://schemas.microsoft.com/office/word/2012/wordml" xmlns:w16cex="http://schemas.microsoft.com/office/word/2018/wordml/cex" xmlns:w16cid="http://schemas.microsoft.com/office/word/2016/wordml/cid" xmlns:w16="http://schemas.microsoft.com/office/word/2018/wordml" xmlns:w16sdtdh="http://schemas.microsoft.com/office/word/2020/wordml/sdtdatahash" xmlns:w16se="http://schemas.microsoft.com/office/word/2015/wordml/symex" xmlns:wpg="http://schemas.microsoft.com/office/word/2010/wordprocessingGroup" xmlns:wpi="http://schemas.microsoft.com/office/word/2010/wordprocessingInk" xmlns:wne="http://schemas.microsoft.com/office/word/2006/wordml" xmlns:wps="http://schemas.microsoft.com/office/word/2010/wordprocessingShape" mc:Ignorable="w14 w15 w16se w16cid w16 w16cex w16sdtdh wp14">
   <w:endnote w:type="separator" w:id="-1">
     <w:p>
       <w:pPr>
@@ -369,7 +5978,7 @@
 </file>
 
 <file path=word/footer1.xml><?xml version="1.0" encoding="utf-8"?>
-<w:ftr xmlns:wpc="http://schemas.microsoft.com/office/word/2010/wordprocessingCanvas" xmlns:cx="http://schemas.microsoft.com/office/drawing/2014/chartex" xmlns:cx1="http://schemas.microsoft.com/office/drawing/2015/9/8/chartex" xmlns:cx2="http://schemas.microsoft.com/office/drawing/2015/10/21/chartex" xmlns:cx3="http://schemas.microsoft.com/office/drawing/2016/5/9/chartex" xmlns:cx4="http://schemas.microsoft.com/office/drawing/2016/5/10/chartex" xmlns:cx5="http://schemas.microsoft.com/office/drawing/2016/5/11/chartex" xmlns:cx6="http://schemas.microsoft.com/office/drawing/2016/5/12/chartex" xmlns:cx7="http://schemas.microsoft.com/office/drawing/2016/5/13/chartex" xmlns:cx8="http://schemas.microsoft.com/office/drawing/2016/5/14/chartex" xmlns:mc="http://schemas.openxmlformats.org/markup-compatibility/2006" xmlns:aink="http://schemas.microsoft.com/office/drawing/2016/ink" xmlns:am3d="http://schemas.microsoft.com/office/drawing/2017/model3d" xmlns:o="urn:schemas-microsoft-com:office:office" xmlns:oel="http://schemas.microsoft.com/office/2019/extlst" xmlns:r="http://schemas.openxmlformats.org/officeDocument/2006/relationships" xmlns:m="http://schemas.openxmlformats.org/officeDocument/2006/math" xmlns:v="urn:schemas-microsoft-com:vml" xmlns:wp14="http://schemas.microsoft.com/office/word/2010/wordprocessingDrawing" xmlns:wp="http://schemas.openxmlformats.org/drawingml/2006/wordprocessingDrawing" xmlns:w10="urn:schemas-microsoft-com:office:word" xmlns:w="http://schemas.openxmlformats.org/wordprocessingml/2006/main" xmlns:w14="http://schemas.microsoft.com/office/word/2010/wordml" xmlns:w15="http://schemas.microsoft.com/office/word/2012/wordml" xmlns:w16cex="http://schemas.microsoft.com/office/word/2018/wordml/cex" xmlns:w16cid="http://schemas.microsoft.com/office/word/2016/wordml/cid" xmlns:w16="http://schemas.microsoft.com/office/word/2018/wordml" xmlns:w16du="http://schemas.microsoft.com/office/word/2023/wordml/word16du" xmlns:w16sdtdh="http://schemas.microsoft.com/office/word/2020/wordml/sdtdatahash" xmlns:w16se="http://schemas.microsoft.com/office/word/2015/wordml/symex" xmlns:wpg="http://schemas.microsoft.com/office/word/2010/wordprocessingGroup" xmlns:wpi="http://schemas.microsoft.com/office/word/2010/wordprocessingInk" xmlns:wne="http://schemas.microsoft.com/office/word/2006/wordml" xmlns:wps="http://schemas.microsoft.com/office/word/2010/wordprocessingShape" mc:Ignorable="w14 w15 w16se w16cid w16 w16cex w16sdtdh w16du wp14">
+<w:ftr xmlns:wpc="http://schemas.microsoft.com/office/word/2010/wordprocessingCanvas" xmlns:cx="http://schemas.microsoft.com/office/drawing/2014/chartex" xmlns:cx1="http://schemas.microsoft.com/office/drawing/2015/9/8/chartex" xmlns:cx2="http://schemas.microsoft.com/office/drawing/2015/10/21/chartex" xmlns:cx3="http://schemas.microsoft.com/office/drawing/2016/5/9/chartex" xmlns:cx4="http://schemas.microsoft.com/office/drawing/2016/5/10/chartex" xmlns:cx5="http://schemas.microsoft.com/office/drawing/2016/5/11/chartex" xmlns:cx6="http://schemas.microsoft.com/office/drawing/2016/5/12/chartex" xmlns:cx7="http://schemas.microsoft.com/office/drawing/2016/5/13/chartex" xmlns:cx8="http://schemas.microsoft.com/office/drawing/2016/5/14/chartex" xmlns:mc="http://schemas.openxmlformats.org/markup-compatibility/2006" xmlns:aink="http://schemas.microsoft.com/office/drawing/2016/ink" xmlns:am3d="http://schemas.microsoft.com/office/drawing/2017/model3d" xmlns:o="urn:schemas-microsoft-com:office:office" xmlns:r="http://schemas.openxmlformats.org/officeDocument/2006/relationships" xmlns:m="http://schemas.openxmlformats.org/officeDocument/2006/math" xmlns:v="urn:schemas-microsoft-com:vml" xmlns:wp14="http://schemas.microsoft.com/office/word/2010/wordprocessingDrawing" xmlns:wp="http://schemas.openxmlformats.org/drawingml/2006/wordprocessingDrawing" xmlns:w10="urn:schemas-microsoft-com:office:word" xmlns:w="http://schemas.openxmlformats.org/wordprocessingml/2006/main" xmlns:w14="http://schemas.microsoft.com/office/word/2010/wordml" xmlns:w15="http://schemas.microsoft.com/office/word/2012/wordml" xmlns:w16cex="http://schemas.microsoft.com/office/word/2018/wordml/cex" xmlns:w16cid="http://schemas.microsoft.com/office/word/2016/wordml/cid" xmlns:w16="http://schemas.microsoft.com/office/word/2018/wordml" xmlns:w16sdtdh="http://schemas.microsoft.com/office/word/2020/wordml/sdtdatahash" xmlns:w16se="http://schemas.microsoft.com/office/word/2015/wordml/symex" xmlns:wpg="http://schemas.microsoft.com/office/word/2010/wordprocessingGroup" xmlns:wpi="http://schemas.microsoft.com/office/word/2010/wordprocessingInk" xmlns:wne="http://schemas.microsoft.com/office/word/2006/wordml" xmlns:wps="http://schemas.microsoft.com/office/word/2010/wordprocessingShape" mc:Ignorable="w14 w15 w16se w16cid w16 w16cex w16sdtdh wp14">
   <w:p>
     <w:pPr>
       <w:pBdr>
@@ -394,7 +6003,65 @@
         <w:smallCaps/>
         <w:color w:val="000000"/>
       </w:rPr>
-      <w:t>Kiểm thử cơ bản</w:t>
+      <w:t>Ki</w:t>
+    </w:r>
+    <w:r>
+      <w:rPr>
+        <w:smallCaps/>
+        <w:color w:val="000000"/>
+      </w:rPr>
+      <w:t>ể</w:t>
+    </w:r>
+    <w:r>
+      <w:rPr>
+        <w:smallCaps/>
+        <w:color w:val="000000"/>
+      </w:rPr>
+      <w:t>m th</w:t>
+    </w:r>
+    <w:r>
+      <w:rPr>
+        <w:smallCaps/>
+        <w:color w:val="000000"/>
+      </w:rPr>
+      <w:t>ử</w:t>
+    </w:r>
+    <w:r>
+      <w:rPr>
+        <w:smallCaps/>
+        <w:color w:val="000000"/>
+      </w:rPr>
+      <w:t xml:space="preserve"> </w:t>
+    </w:r>
+    <w:proofErr w:type="spellStart"/>
+    <w:r>
+      <w:rPr>
+        <w:smallCaps/>
+        <w:color w:val="000000"/>
+      </w:rPr>
+      <w:t>cơ</w:t>
+    </w:r>
+    <w:proofErr w:type="spellEnd"/>
+    <w:r>
+      <w:rPr>
+        <w:smallCaps/>
+        <w:color w:val="000000"/>
+      </w:rPr>
+      <w:t xml:space="preserve"> b</w:t>
+    </w:r>
+    <w:r>
+      <w:rPr>
+        <w:smallCaps/>
+        <w:color w:val="000000"/>
+      </w:rPr>
+      <w:t>ả</w:t>
+    </w:r>
+    <w:r>
+      <w:rPr>
+        <w:smallCaps/>
+        <w:color w:val="000000"/>
+      </w:rPr>
+      <w:t>n</w:t>
     </w:r>
     <w:r>
       <w:rPr>
@@ -464,7 +6131,7 @@
 </file>
 
 <file path=word/footnotes.xml><?xml version="1.0" encoding="utf-8"?>
-<w:footnotes xmlns:wpc="http://schemas.microsoft.com/office/word/2010/wordprocessingCanvas" xmlns:cx="http://schemas.microsoft.com/office/drawing/2014/chartex" xmlns:cx1="http://schemas.microsoft.com/office/drawing/2015/9/8/chartex" xmlns:cx2="http://schemas.microsoft.com/office/drawing/2015/10/21/chartex" xmlns:cx3="http://schemas.microsoft.com/office/drawing/2016/5/9/chartex" xmlns:cx4="http://schemas.microsoft.com/office/drawing/2016/5/10/chartex" xmlns:cx5="http://schemas.microsoft.com/office/drawing/2016/5/11/chartex" xmlns:cx6="http://schemas.microsoft.com/office/drawing/2016/5/12/chartex" xmlns:cx7="http://schemas.microsoft.com/office/drawing/2016/5/13/chartex" xmlns:cx8="http://schemas.microsoft.com/office/drawing/2016/5/14/chartex" xmlns:mc="http://schemas.openxmlformats.org/markup-compatibility/2006" xmlns:aink="http://schemas.microsoft.com/office/drawing/2016/ink" xmlns:am3d="http://schemas.microsoft.com/office/drawing/2017/model3d" xmlns:o="urn:schemas-microsoft-com:office:office" xmlns:oel="http://schemas.microsoft.com/office/2019/extlst" xmlns:r="http://schemas.openxmlformats.org/officeDocument/2006/relationships" xmlns:m="http://schemas.openxmlformats.org/officeDocument/2006/math" xmlns:v="urn:schemas-microsoft-com:vml" xmlns:wp14="http://schemas.microsoft.com/office/word/2010/wordprocessingDrawing" xmlns:wp="http://schemas.openxmlformats.org/drawingml/2006/wordprocessingDrawing" xmlns:w10="urn:schemas-microsoft-com:office:word" xmlns:w="http://schemas.openxmlformats.org/wordprocessingml/2006/main" xmlns:w14="http://schemas.microsoft.com/office/word/2010/wordml" xmlns:w15="http://schemas.microsoft.com/office/word/2012/wordml" xmlns:w16cex="http://schemas.microsoft.com/office/word/2018/wordml/cex" xmlns:w16cid="http://schemas.microsoft.com/office/word/2016/wordml/cid" xmlns:w16="http://schemas.microsoft.com/office/word/2018/wordml" xmlns:w16du="http://schemas.microsoft.com/office/word/2023/wordml/word16du" xmlns:w16sdtdh="http://schemas.microsoft.com/office/word/2020/wordml/sdtdatahash" xmlns:w16se="http://schemas.microsoft.com/office/word/2015/wordml/symex" xmlns:wpg="http://schemas.microsoft.com/office/word/2010/wordprocessingGroup" xmlns:wpi="http://schemas.microsoft.com/office/word/2010/wordprocessingInk" xmlns:wne="http://schemas.microsoft.com/office/word/2006/wordml" xmlns:wps="http://schemas.microsoft.com/office/word/2010/wordprocessingShape" mc:Ignorable="w14 w15 w16se w16cid w16 w16cex w16sdtdh w16du wp14">
+<w:footnotes xmlns:wpc="http://schemas.microsoft.com/office/word/2010/wordprocessingCanvas" xmlns:cx="http://schemas.microsoft.com/office/drawing/2014/chartex" xmlns:cx1="http://schemas.microsoft.com/office/drawing/2015/9/8/chartex" xmlns:cx2="http://schemas.microsoft.com/office/drawing/2015/10/21/chartex" xmlns:cx3="http://schemas.microsoft.com/office/drawing/2016/5/9/chartex" xmlns:cx4="http://schemas.microsoft.com/office/drawing/2016/5/10/chartex" xmlns:cx5="http://schemas.microsoft.com/office/drawing/2016/5/11/chartex" xmlns:cx6="http://schemas.microsoft.com/office/drawing/2016/5/12/chartex" xmlns:cx7="http://schemas.microsoft.com/office/drawing/2016/5/13/chartex" xmlns:cx8="http://schemas.microsoft.com/office/drawing/2016/5/14/chartex" xmlns:mc="http://schemas.openxmlformats.org/markup-compatibility/2006" xmlns:aink="http://schemas.microsoft.com/office/drawing/2016/ink" xmlns:am3d="http://schemas.microsoft.com/office/drawing/2017/model3d" xmlns:o="urn:schemas-microsoft-com:office:office" xmlns:r="http://schemas.openxmlformats.org/officeDocument/2006/relationships" xmlns:m="http://schemas.openxmlformats.org/officeDocument/2006/math" xmlns:v="urn:schemas-microsoft-com:vml" xmlns:wp14="http://schemas.microsoft.com/office/word/2010/wordprocessingDrawing" xmlns:wp="http://schemas.openxmlformats.org/drawingml/2006/wordprocessingDrawing" xmlns:w10="urn:schemas-microsoft-com:office:word" xmlns:w="http://schemas.openxmlformats.org/wordprocessingml/2006/main" xmlns:w14="http://schemas.microsoft.com/office/word/2010/wordml" xmlns:w15="http://schemas.microsoft.com/office/word/2012/wordml" xmlns:w16cex="http://schemas.microsoft.com/office/word/2018/wordml/cex" xmlns:w16cid="http://schemas.microsoft.com/office/word/2016/wordml/cid" xmlns:w16="http://schemas.microsoft.com/office/word/2018/wordml" xmlns:w16sdtdh="http://schemas.microsoft.com/office/word/2020/wordml/sdtdatahash" xmlns:w16se="http://schemas.microsoft.com/office/word/2015/wordml/symex" xmlns:wpg="http://schemas.microsoft.com/office/word/2010/wordprocessingGroup" xmlns:wpi="http://schemas.microsoft.com/office/word/2010/wordprocessingInk" xmlns:wne="http://schemas.microsoft.com/office/word/2006/wordml" xmlns:wps="http://schemas.microsoft.com/office/word/2010/wordprocessingShape" mc:Ignorable="w14 w15 w16se w16cid w16 w16cex w16sdtdh wp14">
   <w:footnote w:type="separator" w:id="-1">
     <w:p>
       <w:pPr>
@@ -489,7 +6156,7 @@
 </file>
 
 <file path=word/header1.xml><?xml version="1.0" encoding="utf-8"?>
-<w:hdr xmlns:wpc="http://schemas.microsoft.com/office/word/2010/wordprocessingCanvas" xmlns:cx="http://schemas.microsoft.com/office/drawing/2014/chartex" xmlns:cx1="http://schemas.microsoft.com/office/drawing/2015/9/8/chartex" xmlns:cx2="http://schemas.microsoft.com/office/drawing/2015/10/21/chartex" xmlns:cx3="http://schemas.microsoft.com/office/drawing/2016/5/9/chartex" xmlns:cx4="http://schemas.microsoft.com/office/drawing/2016/5/10/chartex" xmlns:cx5="http://schemas.microsoft.com/office/drawing/2016/5/11/chartex" xmlns:cx6="http://schemas.microsoft.com/office/drawing/2016/5/12/chartex" xmlns:cx7="http://schemas.microsoft.com/office/drawing/2016/5/13/chartex" xmlns:cx8="http://schemas.microsoft.com/office/drawing/2016/5/14/chartex" xmlns:mc="http://schemas.openxmlformats.org/markup-compatibility/2006" xmlns:aink="http://schemas.microsoft.com/office/drawing/2016/ink" xmlns:am3d="http://schemas.microsoft.com/office/drawing/2017/model3d" xmlns:o="urn:schemas-microsoft-com:office:office" xmlns:oel="http://schemas.microsoft.com/office/2019/extlst" xmlns:r="http://schemas.openxmlformats.org/officeDocument/2006/relationships" xmlns:m="http://schemas.openxmlformats.org/officeDocument/2006/math" xmlns:v="urn:schemas-microsoft-com:vml" xmlns:wp14="http://schemas.microsoft.com/office/word/2010/wordprocessingDrawing" xmlns:wp="http://schemas.openxmlformats.org/drawingml/2006/wordprocessingDrawing" xmlns:w10="urn:schemas-microsoft-com:office:word" xmlns:w="http://schemas.openxmlformats.org/wordprocessingml/2006/main" xmlns:w14="http://schemas.microsoft.com/office/word/2010/wordml" xmlns:w15="http://schemas.microsoft.com/office/word/2012/wordml" xmlns:w16cex="http://schemas.microsoft.com/office/word/2018/wordml/cex" xmlns:w16cid="http://schemas.microsoft.com/office/word/2016/wordml/cid" xmlns:w16="http://schemas.microsoft.com/office/word/2018/wordml" xmlns:w16du="http://schemas.microsoft.com/office/word/2023/wordml/word16du" xmlns:w16sdtdh="http://schemas.microsoft.com/office/word/2020/wordml/sdtdatahash" xmlns:w16se="http://schemas.microsoft.com/office/word/2015/wordml/symex" xmlns:wpg="http://schemas.microsoft.com/office/word/2010/wordprocessingGroup" xmlns:wpi="http://schemas.microsoft.com/office/word/2010/wordprocessingInk" xmlns:wne="http://schemas.microsoft.com/office/word/2006/wordml" xmlns:wps="http://schemas.microsoft.com/office/word/2010/wordprocessingShape" mc:Ignorable="w14 w15 w16se w16cid w16 w16cex w16sdtdh w16du wp14">
+<w:hdr xmlns:wpc="http://schemas.microsoft.com/office/word/2010/wordprocessingCanvas" xmlns:cx="http://schemas.microsoft.com/office/drawing/2014/chartex" xmlns:cx1="http://schemas.microsoft.com/office/drawing/2015/9/8/chartex" xmlns:cx2="http://schemas.microsoft.com/office/drawing/2015/10/21/chartex" xmlns:cx3="http://schemas.microsoft.com/office/drawing/2016/5/9/chartex" xmlns:cx4="http://schemas.microsoft.com/office/drawing/2016/5/10/chartex" xmlns:cx5="http://schemas.microsoft.com/office/drawing/2016/5/11/chartex" xmlns:cx6="http://schemas.microsoft.com/office/drawing/2016/5/12/chartex" xmlns:cx7="http://schemas.microsoft.com/office/drawing/2016/5/13/chartex" xmlns:cx8="http://schemas.microsoft.com/office/drawing/2016/5/14/chartex" xmlns:mc="http://schemas.openxmlformats.org/markup-compatibility/2006" xmlns:aink="http://schemas.microsoft.com/office/drawing/2016/ink" xmlns:am3d="http://schemas.microsoft.com/office/drawing/2017/model3d" xmlns:o="urn:schemas-microsoft-com:office:office" xmlns:r="http://schemas.openxmlformats.org/officeDocument/2006/relationships" xmlns:m="http://schemas.openxmlformats.org/officeDocument/2006/math" xmlns:v="urn:schemas-microsoft-com:vml" xmlns:wp14="http://schemas.microsoft.com/office/word/2010/wordprocessingDrawing" xmlns:wp="http://schemas.openxmlformats.org/drawingml/2006/wordprocessingDrawing" xmlns:w10="urn:schemas-microsoft-com:office:word" xmlns:w="http://schemas.openxmlformats.org/wordprocessingml/2006/main" xmlns:w14="http://schemas.microsoft.com/office/word/2010/wordml" xmlns:w15="http://schemas.microsoft.com/office/word/2012/wordml" xmlns:w16cex="http://schemas.microsoft.com/office/word/2018/wordml/cex" xmlns:w16cid="http://schemas.microsoft.com/office/word/2016/wordml/cid" xmlns:w16="http://schemas.microsoft.com/office/word/2018/wordml" xmlns:w16sdtdh="http://schemas.microsoft.com/office/word/2020/wordml/sdtdatahash" xmlns:w16se="http://schemas.microsoft.com/office/word/2015/wordml/symex" xmlns:wpg="http://schemas.microsoft.com/office/word/2010/wordprocessingGroup" xmlns:wpi="http://schemas.microsoft.com/office/word/2010/wordprocessingInk" xmlns:wne="http://schemas.microsoft.com/office/word/2006/wordml" xmlns:wps="http://schemas.microsoft.com/office/word/2010/wordprocessingShape" mc:Ignorable="w14 w15 w16se w16cid w16 w16cex w16sdtdh wp14">
   <w:p>
     <w:pPr>
       <w:pBdr>
@@ -591,15 +6258,101 @@
         <w:sz w:val="32"/>
         <w:szCs w:val="32"/>
       </w:rPr>
-      <w:t>Các loại kiểm thử</w:t>
+      <w:t xml:space="preserve">Các </w:t>
+    </w:r>
+    <w:proofErr w:type="spellStart"/>
+    <w:r>
+      <w:rPr>
+        <w:rFonts w:ascii="Cambria" w:eastAsia="Cambria" w:hAnsi="Cambria" w:cs="Cambria"/>
+        <w:smallCaps/>
+        <w:sz w:val="32"/>
+        <w:szCs w:val="32"/>
+      </w:rPr>
+      <w:t>lo</w:t>
+    </w:r>
+    <w:r>
+      <w:rPr>
+        <w:rFonts w:ascii="Cambria" w:eastAsia="Cambria" w:hAnsi="Cambria" w:cs="Cambria"/>
+        <w:smallCaps/>
+        <w:sz w:val="32"/>
+        <w:szCs w:val="32"/>
+      </w:rPr>
+      <w:t>ạ</w:t>
+    </w:r>
+    <w:r>
+      <w:rPr>
+        <w:rFonts w:ascii="Cambria" w:eastAsia="Cambria" w:hAnsi="Cambria" w:cs="Cambria"/>
+        <w:smallCaps/>
+        <w:sz w:val="32"/>
+        <w:szCs w:val="32"/>
+      </w:rPr>
+      <w:t>i</w:t>
+    </w:r>
+    <w:proofErr w:type="spellEnd"/>
+    <w:r>
+      <w:rPr>
+        <w:rFonts w:ascii="Cambria" w:eastAsia="Cambria" w:hAnsi="Cambria" w:cs="Cambria"/>
+        <w:smallCaps/>
+        <w:sz w:val="32"/>
+        <w:szCs w:val="32"/>
+      </w:rPr>
+      <w:t xml:space="preserve"> ki</w:t>
+    </w:r>
+    <w:r>
+      <w:rPr>
+        <w:rFonts w:ascii="Cambria" w:eastAsia="Cambria" w:hAnsi="Cambria" w:cs="Cambria"/>
+        <w:smallCaps/>
+        <w:sz w:val="32"/>
+        <w:szCs w:val="32"/>
+      </w:rPr>
+      <w:t>ể</w:t>
+    </w:r>
+    <w:r>
+      <w:rPr>
+        <w:rFonts w:ascii="Cambria" w:eastAsia="Cambria" w:hAnsi="Cambria" w:cs="Cambria"/>
+        <w:smallCaps/>
+        <w:sz w:val="32"/>
+        <w:szCs w:val="32"/>
+      </w:rPr>
+      <w:t>m th</w:t>
+    </w:r>
+    <w:r>
+      <w:rPr>
+        <w:rFonts w:ascii="Cambria" w:eastAsia="Cambria" w:hAnsi="Cambria" w:cs="Cambria"/>
+        <w:smallCaps/>
+        <w:sz w:val="32"/>
+        <w:szCs w:val="32"/>
+      </w:rPr>
+      <w:t>ử</w:t>
     </w:r>
   </w:p>
 </w:hdr>
 </file>
 
 <file path=word/numbering.xml><?xml version="1.0" encoding="utf-8"?>
-<w:numbering xmlns:wpc="http://schemas.microsoft.com/office/word/2010/wordprocessingCanvas" xmlns:cx="http://schemas.microsoft.com/office/drawing/2014/chartex" xmlns:cx1="http://schemas.microsoft.com/office/drawing/2015/9/8/chartex" xmlns:cx2="http://schemas.microsoft.com/office/drawing/2015/10/21/chartex" xmlns:cx3="http://schemas.microsoft.com/office/drawing/2016/5/9/chartex" xmlns:cx4="http://schemas.microsoft.com/office/drawing/2016/5/10/chartex" xmlns:cx5="http://schemas.microsoft.com/office/drawing/2016/5/11/chartex" xmlns:cx6="http://schemas.microsoft.com/office/drawing/2016/5/12/chartex" xmlns:cx7="http://schemas.microsoft.com/office/drawing/2016/5/13/chartex" xmlns:cx8="http://schemas.microsoft.com/office/drawing/2016/5/14/chartex" xmlns:mc="http://schemas.openxmlformats.org/markup-compatibility/2006" xmlns:aink="http://schemas.microsoft.com/office/drawing/2016/ink" xmlns:am3d="http://schemas.microsoft.com/office/drawing/2017/model3d" xmlns:o="urn:schemas-microsoft-com:office:office" xmlns:oel="http://schemas.microsoft.com/office/2019/extlst" xmlns:r="http://schemas.openxmlformats.org/officeDocument/2006/relationships" xmlns:m="http://schemas.openxmlformats.org/officeDocument/2006/math" xmlns:v="urn:schemas-microsoft-com:vml" xmlns:wp14="http://schemas.microsoft.com/office/word/2010/wordprocessingDrawing" xmlns:wp="http://schemas.openxmlformats.org/drawingml/2006/wordprocessingDrawing" xmlns:w10="urn:schemas-microsoft-com:office:word" xmlns:w="http://schemas.openxmlformats.org/wordprocessingml/2006/main" xmlns:w14="http://schemas.microsoft.com/office/word/2010/wordml" xmlns:w15="http://schemas.microsoft.com/office/word/2012/wordml" xmlns:w16cex="http://schemas.microsoft.com/office/word/2018/wordml/cex" xmlns:w16cid="http://schemas.microsoft.com/office/word/2016/wordml/cid" xmlns:w16="http://schemas.microsoft.com/office/word/2018/wordml" xmlns:w16du="http://schemas.microsoft.com/office/word/2023/wordml/word16du" xmlns:w16sdtdh="http://schemas.microsoft.com/office/word/2020/wordml/sdtdatahash" xmlns:w16se="http://schemas.microsoft.com/office/word/2015/wordml/symex" xmlns:wpg="http://schemas.microsoft.com/office/word/2010/wordprocessingGroup" xmlns:wpi="http://schemas.microsoft.com/office/word/2010/wordprocessingInk" xmlns:wne="http://schemas.microsoft.com/office/word/2006/wordml" xmlns:wps="http://schemas.microsoft.com/office/word/2010/wordprocessingShape" mc:Ignorable="w14 w15 w16se w16cid w16 w16cex w16sdtdh w16du wp14">
+<w:numbering xmlns:wpc="http://schemas.microsoft.com/office/word/2010/wordprocessingCanvas" xmlns:cx="http://schemas.microsoft.com/office/drawing/2014/chartex" xmlns:cx1="http://schemas.microsoft.com/office/drawing/2015/9/8/chartex" xmlns:cx2="http://schemas.microsoft.com/office/drawing/2015/10/21/chartex" xmlns:cx3="http://schemas.microsoft.com/office/drawing/2016/5/9/chartex" xmlns:cx4="http://schemas.microsoft.com/office/drawing/2016/5/10/chartex" xmlns:cx5="http://schemas.microsoft.com/office/drawing/2016/5/11/chartex" xmlns:cx6="http://schemas.microsoft.com/office/drawing/2016/5/12/chartex" xmlns:cx7="http://schemas.microsoft.com/office/drawing/2016/5/13/chartex" xmlns:cx8="http://schemas.microsoft.com/office/drawing/2016/5/14/chartex" xmlns:mc="http://schemas.openxmlformats.org/markup-compatibility/2006" xmlns:aink="http://schemas.microsoft.com/office/drawing/2016/ink" xmlns:am3d="http://schemas.microsoft.com/office/drawing/2017/model3d" xmlns:o="urn:schemas-microsoft-com:office:office" xmlns:r="http://schemas.openxmlformats.org/officeDocument/2006/relationships" xmlns:m="http://schemas.openxmlformats.org/officeDocument/2006/math" xmlns:v="urn:schemas-microsoft-com:vml" xmlns:wp14="http://schemas.microsoft.com/office/word/2010/wordprocessingDrawing" xmlns:wp="http://schemas.openxmlformats.org/drawingml/2006/wordprocessingDrawing" xmlns:w10="urn:schemas-microsoft-com:office:word" xmlns:w="http://schemas.openxmlformats.org/wordprocessingml/2006/main" xmlns:w14="http://schemas.microsoft.com/office/word/2010/wordml" xmlns:w15="http://schemas.microsoft.com/office/word/2012/wordml" xmlns:w16cex="http://schemas.microsoft.com/office/word/2018/wordml/cex" xmlns:w16cid="http://schemas.microsoft.com/office/word/2016/wordml/cid" xmlns:w16="http://schemas.microsoft.com/office/word/2018/wordml" xmlns:w16sdtdh="http://schemas.microsoft.com/office/word/2020/wordml/sdtdatahash" xmlns:w16se="http://schemas.microsoft.com/office/word/2015/wordml/symex" xmlns:wpg="http://schemas.microsoft.com/office/word/2010/wordprocessingGroup" xmlns:wpi="http://schemas.microsoft.com/office/word/2010/wordprocessingInk" xmlns:wne="http://schemas.microsoft.com/office/word/2006/wordml" xmlns:wps="http://schemas.microsoft.com/office/word/2010/wordprocessingShape" mc:Ignorable="w14 w15 w16se w16cid w16 w16cex w16sdtdh wp14">
   <w:abstractNum w:abstractNumId="0" w15:restartNumberingAfterBreak="0">
+    <w:nsid w:val="FFFFFF89"/>
+    <w:multiLevelType w:val="singleLevel"/>
+    <w:tmpl w:val="B3205A80"/>
+    <w:lvl w:ilvl="0">
+      <w:start w:val="1"/>
+      <w:numFmt w:val="bullet"/>
+      <w:pStyle w:val="ListBullet"/>
+      <w:lvlText w:val=""/>
+      <w:lvlJc w:val="left"/>
+      <w:pPr>
+        <w:tabs>
+          <w:tab w:val="num" w:pos="360"/>
+        </w:tabs>
+        <w:ind w:left="360" w:hanging="360"/>
+      </w:pPr>
+      <w:rPr>
+        <w:rFonts w:ascii="Symbol" w:hAnsi="Symbol" w:hint="default"/>
+      </w:rPr>
+    </w:lvl>
+  </w:abstractNum>
+  <w:abstractNum w:abstractNumId="1" w15:restartNumberingAfterBreak="0">
     <w:nsid w:val="520831D1"/>
     <w:multiLevelType w:val="multilevel"/>
     <w:tmpl w:val="ADC26C42"/>
@@ -712,7 +6465,119 @@
       </w:rPr>
     </w:lvl>
   </w:abstractNum>
-  <w:abstractNum w:abstractNumId="1" w15:restartNumberingAfterBreak="0">
+  <w:abstractNum w:abstractNumId="2" w15:restartNumberingAfterBreak="0">
+    <w:nsid w:val="5E6770C9"/>
+    <w:multiLevelType w:val="hybridMultilevel"/>
+    <w:tmpl w:val="37C85A72"/>
+    <w:lvl w:ilvl="0" w:tplc="47C49A70">
+      <w:numFmt w:val="bullet"/>
+      <w:lvlText w:val="-"/>
+      <w:lvlJc w:val="left"/>
+      <w:pPr>
+        <w:ind w:left="720" w:hanging="360"/>
+      </w:pPr>
+      <w:rPr>
+        <w:rFonts w:ascii="Calibri" w:eastAsia="Calibri" w:hAnsi="Calibri" w:cs="Calibri" w:hint="default"/>
+      </w:rPr>
+    </w:lvl>
+    <w:lvl w:ilvl="1" w:tplc="04090003" w:tentative="1">
+      <w:start w:val="1"/>
+      <w:numFmt w:val="bullet"/>
+      <w:lvlText w:val="o"/>
+      <w:lvlJc w:val="left"/>
+      <w:pPr>
+        <w:ind w:left="1440" w:hanging="360"/>
+      </w:pPr>
+      <w:rPr>
+        <w:rFonts w:ascii="Courier New" w:hAnsi="Courier New" w:cs="Courier New" w:hint="default"/>
+      </w:rPr>
+    </w:lvl>
+    <w:lvl w:ilvl="2" w:tplc="04090005" w:tentative="1">
+      <w:start w:val="1"/>
+      <w:numFmt w:val="bullet"/>
+      <w:lvlText w:val=""/>
+      <w:lvlJc w:val="left"/>
+      <w:pPr>
+        <w:ind w:left="2160" w:hanging="360"/>
+      </w:pPr>
+      <w:rPr>
+        <w:rFonts w:ascii="Wingdings" w:hAnsi="Wingdings" w:hint="default"/>
+      </w:rPr>
+    </w:lvl>
+    <w:lvl w:ilvl="3" w:tplc="04090001" w:tentative="1">
+      <w:start w:val="1"/>
+      <w:numFmt w:val="bullet"/>
+      <w:lvlText w:val=""/>
+      <w:lvlJc w:val="left"/>
+      <w:pPr>
+        <w:ind w:left="2880" w:hanging="360"/>
+      </w:pPr>
+      <w:rPr>
+        <w:rFonts w:ascii="Symbol" w:hAnsi="Symbol" w:hint="default"/>
+      </w:rPr>
+    </w:lvl>
+    <w:lvl w:ilvl="4" w:tplc="04090003" w:tentative="1">
+      <w:start w:val="1"/>
+      <w:numFmt w:val="bullet"/>
+      <w:lvlText w:val="o"/>
+      <w:lvlJc w:val="left"/>
+      <w:pPr>
+        <w:ind w:left="3600" w:hanging="360"/>
+      </w:pPr>
+      <w:rPr>
+        <w:rFonts w:ascii="Courier New" w:hAnsi="Courier New" w:cs="Courier New" w:hint="default"/>
+      </w:rPr>
+    </w:lvl>
+    <w:lvl w:ilvl="5" w:tplc="04090005" w:tentative="1">
+      <w:start w:val="1"/>
+      <w:numFmt w:val="bullet"/>
+      <w:lvlText w:val=""/>
+      <w:lvlJc w:val="left"/>
+      <w:pPr>
+        <w:ind w:left="4320" w:hanging="360"/>
+      </w:pPr>
+      <w:rPr>
+        <w:rFonts w:ascii="Wingdings" w:hAnsi="Wingdings" w:hint="default"/>
+      </w:rPr>
+    </w:lvl>
+    <w:lvl w:ilvl="6" w:tplc="04090001" w:tentative="1">
+      <w:start w:val="1"/>
+      <w:numFmt w:val="bullet"/>
+      <w:lvlText w:val=""/>
+      <w:lvlJc w:val="left"/>
+      <w:pPr>
+        <w:ind w:left="5040" w:hanging="360"/>
+      </w:pPr>
+      <w:rPr>
+        <w:rFonts w:ascii="Symbol" w:hAnsi="Symbol" w:hint="default"/>
+      </w:rPr>
+    </w:lvl>
+    <w:lvl w:ilvl="7" w:tplc="04090003" w:tentative="1">
+      <w:start w:val="1"/>
+      <w:numFmt w:val="bullet"/>
+      <w:lvlText w:val="o"/>
+      <w:lvlJc w:val="left"/>
+      <w:pPr>
+        <w:ind w:left="5760" w:hanging="360"/>
+      </w:pPr>
+      <w:rPr>
+        <w:rFonts w:ascii="Courier New" w:hAnsi="Courier New" w:cs="Courier New" w:hint="default"/>
+      </w:rPr>
+    </w:lvl>
+    <w:lvl w:ilvl="8" w:tplc="04090005" w:tentative="1">
+      <w:start w:val="1"/>
+      <w:numFmt w:val="bullet"/>
+      <w:lvlText w:val=""/>
+      <w:lvlJc w:val="left"/>
+      <w:pPr>
+        <w:ind w:left="6480" w:hanging="360"/>
+      </w:pPr>
+      <w:rPr>
+        <w:rFonts w:ascii="Wingdings" w:hAnsi="Wingdings" w:hint="default"/>
+      </w:rPr>
+    </w:lvl>
+  </w:abstractNum>
+  <w:abstractNum w:abstractNumId="3" w15:restartNumberingAfterBreak="0">
     <w:nsid w:val="7E13700A"/>
     <w:multiLevelType w:val="multilevel"/>
     <w:tmpl w:val="20A6D128"/>
@@ -825,17 +6690,23 @@
       </w:rPr>
     </w:lvl>
   </w:abstractNum>
-  <w:num w:numId="1" w16cid:durableId="821702157">
+  <w:num w:numId="1">
+    <w:abstractNumId w:val="1"/>
+  </w:num>
+  <w:num w:numId="2">
+    <w:abstractNumId w:val="3"/>
+  </w:num>
+  <w:num w:numId="3">
     <w:abstractNumId w:val="0"/>
   </w:num>
-  <w:num w:numId="2" w16cid:durableId="752581638">
-    <w:abstractNumId w:val="1"/>
+  <w:num w:numId="4">
+    <w:abstractNumId w:val="2"/>
   </w:num>
 </w:numbering>
 </file>
 
 <file path=word/styles.xml><?xml version="1.0" encoding="utf-8"?>
-<w:styles xmlns:mc="http://schemas.openxmlformats.org/markup-compatibility/2006" xmlns:r="http://schemas.openxmlformats.org/officeDocument/2006/relationships" xmlns:w="http://schemas.openxmlformats.org/wordprocessingml/2006/main" xmlns:w14="http://schemas.microsoft.com/office/word/2010/wordml" xmlns:w15="http://schemas.microsoft.com/office/word/2012/wordml" xmlns:w16cex="http://schemas.microsoft.com/office/word/2018/wordml/cex" xmlns:w16cid="http://schemas.microsoft.com/office/word/2016/wordml/cid" xmlns:w16="http://schemas.microsoft.com/office/word/2018/wordml" xmlns:w16du="http://schemas.microsoft.com/office/word/2023/wordml/word16du" xmlns:w16sdtdh="http://schemas.microsoft.com/office/word/2020/wordml/sdtdatahash" xmlns:w16se="http://schemas.microsoft.com/office/word/2015/wordml/symex" mc:Ignorable="w14 w15 w16se w16cid w16 w16cex w16sdtdh w16du">
+<w:styles xmlns:mc="http://schemas.openxmlformats.org/markup-compatibility/2006" xmlns:r="http://schemas.openxmlformats.org/officeDocument/2006/relationships" xmlns:w="http://schemas.openxmlformats.org/wordprocessingml/2006/main" xmlns:w14="http://schemas.microsoft.com/office/word/2010/wordml" xmlns:w15="http://schemas.microsoft.com/office/word/2012/wordml" xmlns:w16cex="http://schemas.microsoft.com/office/word/2018/wordml/cex" xmlns:w16cid="http://schemas.microsoft.com/office/word/2016/wordml/cid" xmlns:w16="http://schemas.microsoft.com/office/word/2018/wordml" xmlns:w16sdtdh="http://schemas.microsoft.com/office/word/2020/wordml/sdtdatahash" xmlns:w16se="http://schemas.microsoft.com/office/word/2015/wordml/symex" mc:Ignorable="w14 w15 w16se w16cid w16 w16cex w16sdtdh">
   <w:docDefaults>
     <w:rPrDefault>
       <w:rPr>
@@ -1585,6 +7456,25 @@
       <w:szCs w:val="48"/>
     </w:rPr>
   </w:style>
+  <w:style w:type="paragraph" w:styleId="ListBullet">
+    <w:name w:val="List Bullet"/>
+    <w:basedOn w:val="Normal"/>
+    <w:uiPriority w:val="99"/>
+    <w:unhideWhenUsed/>
+    <w:rsid w:val="003470B8"/>
+    <w:pPr>
+      <w:numPr>
+        <w:numId w:val="3"/>
+      </w:numPr>
+      <w:contextualSpacing/>
+      <w:jc w:val="left"/>
+    </w:pPr>
+    <w:rPr>
+      <w:rFonts w:asciiTheme="minorHAnsi" w:eastAsiaTheme="minorEastAsia" w:hAnsiTheme="minorHAnsi" w:cstheme="minorBidi"/>
+      <w:sz w:val="22"/>
+      <w:szCs w:val="22"/>
+    </w:rPr>
+  </w:style>
 </w:styles>
 </file>
 
